--- a/submission/02_manuscript.docx
+++ b/submission/02_manuscript.docx
@@ -4,7 +4,7 @@
   <w:body>
     <w:p>
       <w:pPr>
-        <w:spacing w:after="240" w:line="360" w:lineRule="auto"/>
+        <w:spacing w:after="240" w:line="480" w:lineRule="auto"/>
         <w:jc w:val="center"/>
         <w:rPr>
           <w:rFonts w:ascii="Times New Roman" w:hAnsi="Times New Roman" w:cs="Times New Roman"/>
@@ -18,12 +18,12 @@
           <w:sz w:val="28"/>
           <w:szCs w:val="28"/>
         </w:rPr>
-        <w:t>Survey-derived social determinants of COVID-19 hospitalization: lessons for respiratory-pandemic preparedness from the All of Us Research Program</w:t>
+        <w:t>Survey-linked EHR measurement of social factors associated with COVID-19 hospitalization in the All of Us Research Program</w:t>
       </w:r>
     </w:p>
     <w:p>
       <w:pPr>
-        <w:spacing w:after="120" w:line="360" w:lineRule="auto"/>
+        <w:spacing w:after="120" w:line="480" w:lineRule="auto"/>
         <w:rPr>
           <w:rFonts w:ascii="Times New Roman" w:hAnsi="Times New Roman" w:cs="Times New Roman"/>
         </w:rPr>
@@ -45,7 +45,7 @@
         <w:rPr>
           <w:rFonts w:ascii="Times New Roman" w:eastAsia="Arial" w:hAnsi="Times New Roman" w:cs="Times New Roman"/>
         </w:rPr>
-        <w:t>; Yihan Zhang</w:t>
+        <w:t>; Yihan Zhang, BSc(c)</w:t>
       </w:r>
       <w:r>
         <w:rPr>
@@ -182,7 +182,7 @@
     </w:p>
     <w:p>
       <w:pPr>
-        <w:spacing w:line="360" w:lineRule="auto"/>
+        <w:spacing w:line="480" w:lineRule="auto"/>
         <w:rPr>
           <w:rFonts w:ascii="Times New Roman" w:hAnsi="Times New Roman" w:cs="Times New Roman"/>
         </w:rPr>
@@ -203,7 +203,7 @@
     </w:p>
     <w:p>
       <w:pPr>
-        <w:spacing w:line="360" w:lineRule="auto"/>
+        <w:spacing w:line="480" w:lineRule="auto"/>
         <w:rPr>
           <w:rFonts w:ascii="Times New Roman" w:hAnsi="Times New Roman" w:cs="Times New Roman"/>
         </w:rPr>
@@ -224,7 +224,7 @@
     </w:p>
     <w:p>
       <w:pPr>
-        <w:spacing w:line="360" w:lineRule="auto"/>
+        <w:spacing w:line="480" w:lineRule="auto"/>
         <w:rPr>
           <w:rFonts w:ascii="Times New Roman" w:hAnsi="Times New Roman" w:cs="Times New Roman"/>
         </w:rPr>
@@ -245,7 +245,7 @@
     </w:p>
     <w:p>
       <w:pPr>
-        <w:spacing w:line="360" w:lineRule="auto"/>
+        <w:spacing w:line="480" w:lineRule="auto"/>
         <w:rPr>
           <w:rFonts w:ascii="Times New Roman" w:hAnsi="Times New Roman" w:cs="Times New Roman"/>
         </w:rPr>
@@ -266,7 +266,7 @@
     </w:p>
     <w:p>
       <w:pPr>
-        <w:spacing w:line="360" w:lineRule="auto"/>
+        <w:spacing w:line="480" w:lineRule="auto"/>
         <w:rPr>
           <w:rFonts w:ascii="Times New Roman" w:hAnsi="Times New Roman" w:cs="Times New Roman"/>
         </w:rPr>
@@ -287,7 +287,7 @@
     </w:p>
     <w:p>
       <w:pPr>
-        <w:spacing w:line="360" w:lineRule="auto"/>
+        <w:spacing w:line="480" w:lineRule="auto"/>
         <w:rPr>
           <w:rFonts w:ascii="Times New Roman" w:hAnsi="Times New Roman" w:cs="Times New Roman"/>
         </w:rPr>
@@ -308,7 +308,7 @@
     </w:p>
     <w:p>
       <w:pPr>
-        <w:spacing w:line="360" w:lineRule="auto"/>
+        <w:spacing w:line="480" w:lineRule="auto"/>
         <w:rPr>
           <w:rFonts w:ascii="Times New Roman" w:hAnsi="Times New Roman" w:cs="Times New Roman"/>
         </w:rPr>
@@ -317,12 +317,23 @@
         <w:rPr>
           <w:rFonts w:ascii="Times New Roman" w:eastAsia="Arial" w:hAnsi="Times New Roman" w:cs="Times New Roman"/>
         </w:rPr>
-        <w:t>* Corresponding author: Jing Su, PhD (su1@iu.edu)</w:t>
+        <w:t>* Corresponding author: Jing Su, PhD, Associate Professor, Department of Biostatistics and Health Data Science, Indiana University School of Medicine, 410 W. 10th Street, HITS 3000, Indianapolis, IN 46202, United States. Telephone: +1 317-278-2950. Email: su1@iu.edu</w:t>
       </w:r>
     </w:p>
     <w:p>
       <w:pPr>
-        <w:spacing w:after="120" w:line="360" w:lineRule="auto"/>
+        <w:spacing w:line="480" w:lineRule="auto"/>
+      </w:pPr>
+      <w:r>
+        <w:rPr>
+          <w:rFonts w:ascii="Times New Roman" w:hAnsi="Times New Roman"/>
+        </w:rPr>
+        <w:t>Word count: 3,590 (excluding title page, abstract, references, tables, and figure legends). Abstract: 245 words. Tables: 3. Figures: 5.</w:t>
+      </w:r>
+    </w:p>
+    <w:p>
+      <w:pPr>
+        <w:spacing w:after="120" w:line="480" w:lineRule="auto"/>
         <w:rPr>
           <w:rFonts w:ascii="Times New Roman" w:hAnsi="Times New Roman" w:cs="Times New Roman"/>
         </w:rPr>
@@ -339,13 +350,13 @@
         <w:rPr>
           <w:rFonts w:ascii="Times New Roman" w:eastAsia="Arial" w:hAnsi="Times New Roman" w:cs="Times New Roman"/>
         </w:rPr>
-        <w:t xml:space="preserve"> health disparities; social determinants of health; electronic health records; COVID-19; All of Us.</w:t>
+        <w:t xml:space="preserve"> Health Status Disparities; Social Determinants of Health; Electronic Health Records; COVID-19; Hospitalization.</w:t>
       </w:r>
     </w:p>
     <w:p>
       <w:pPr>
         <w:pStyle w:val="Heading1"/>
-        <w:spacing w:line="360" w:lineRule="auto"/>
+        <w:spacing w:line="480" w:lineRule="auto"/>
         <w:rPr>
           <w:rFonts w:ascii="Times New Roman" w:hAnsi="Times New Roman" w:cs="Times New Roman"/>
         </w:rPr>
@@ -359,7 +370,7 @@
     </w:p>
     <w:p>
       <w:pPr>
-        <w:spacing w:after="120" w:line="360" w:lineRule="auto"/>
+        <w:spacing w:after="120" w:line="480" w:lineRule="auto"/>
         <w:rPr>
           <w:rFonts w:ascii="Times New Roman" w:hAnsi="Times New Roman" w:cs="Times New Roman"/>
         </w:rPr>
@@ -403,7 +414,7 @@
     </w:p>
     <w:p>
       <w:pPr>
-        <w:spacing w:after="120" w:line="360" w:lineRule="auto"/>
+        <w:spacing w:after="120" w:line="480" w:lineRule="auto"/>
         <w:rPr>
           <w:rFonts w:ascii="Times New Roman" w:hAnsi="Times New Roman" w:cs="Times New Roman"/>
         </w:rPr>
@@ -457,7 +468,7 @@
     </w:p>
     <w:p>
       <w:pPr>
-        <w:spacing w:after="120" w:line="360" w:lineRule="auto"/>
+        <w:spacing w:after="120" w:line="480" w:lineRule="auto"/>
         <w:rPr>
           <w:rFonts w:ascii="Times New Roman" w:hAnsi="Times New Roman" w:cs="Times New Roman"/>
         </w:rPr>
@@ -501,7 +512,7 @@
     </w:p>
     <w:p>
       <w:pPr>
-        <w:spacing w:after="120" w:line="360" w:lineRule="auto"/>
+        <w:spacing w:after="120" w:line="480" w:lineRule="auto"/>
         <w:rPr>
           <w:rFonts w:ascii="Times New Roman" w:hAnsi="Times New Roman" w:cs="Times New Roman"/>
         </w:rPr>
@@ -523,7 +534,7 @@
     </w:p>
     <w:p>
       <w:pPr>
-        <w:spacing w:after="120" w:line="360" w:lineRule="auto"/>
+        <w:spacing w:after="120" w:line="480" w:lineRule="auto"/>
         <w:rPr>
           <w:rFonts w:ascii="Times New Roman" w:hAnsi="Times New Roman" w:cs="Times New Roman"/>
         </w:rPr>
@@ -545,7 +556,7 @@
     </w:p>
     <w:p>
       <w:pPr>
-        <w:spacing w:line="360" w:lineRule="auto"/>
+        <w:spacing w:line="480" w:lineRule="auto"/>
         <w:rPr>
           <w:rFonts w:ascii="Times New Roman" w:hAnsi="Times New Roman" w:cs="Times New Roman"/>
         </w:rPr>
@@ -554,7 +565,7 @@
     <w:p>
       <w:pPr>
         <w:pStyle w:val="Heading1"/>
-        <w:spacing w:line="360" w:lineRule="auto"/>
+        <w:spacing w:line="480" w:lineRule="auto"/>
         <w:rPr>
           <w:rFonts w:ascii="Times New Roman" w:hAnsi="Times New Roman" w:cs="Times New Roman"/>
         </w:rPr>
@@ -568,7 +579,7 @@
     </w:p>
     <w:p>
       <w:pPr>
-        <w:spacing w:after="120" w:line="360" w:lineRule="auto"/>
+        <w:spacing w:after="120" w:line="480" w:lineRule="auto"/>
         <w:rPr>
           <w:rFonts w:ascii="Times New Roman" w:eastAsia="Arial" w:hAnsi="Times New Roman" w:cs="Times New Roman"/>
         </w:rPr>
@@ -771,7 +782,7 @@
     <w:p>
       <w:pPr>
         <w:pStyle w:val="Heading1"/>
-        <w:spacing w:line="360" w:lineRule="auto"/>
+        <w:spacing w:line="480" w:lineRule="auto"/>
         <w:rPr>
           <w:rFonts w:ascii="Times New Roman" w:hAnsi="Times New Roman" w:cs="Times New Roman"/>
         </w:rPr>
@@ -785,7 +796,7 @@
     </w:p>
     <w:p>
       <w:pPr>
-        <w:spacing w:after="120" w:line="360" w:lineRule="auto"/>
+        <w:spacing w:after="120" w:line="480" w:lineRule="auto"/>
         <w:rPr>
           <w:rFonts w:ascii="Times New Roman" w:eastAsia="Arial" w:hAnsi="Times New Roman" w:cs="Times New Roman"/>
         </w:rPr>
@@ -1023,7 +1034,7 @@
     </w:p>
     <w:p>
       <w:pPr>
-        <w:spacing w:after="120" w:line="360" w:lineRule="auto"/>
+        <w:spacing w:after="120" w:line="480" w:lineRule="auto"/>
         <w:rPr>
           <w:rFonts w:ascii="Times New Roman" w:hAnsi="Times New Roman" w:cs="Times New Roman"/>
         </w:rPr>
@@ -1273,7 +1284,7 @@
     </w:p>
     <w:p>
       <w:pPr>
-        <w:spacing w:after="120" w:line="360" w:lineRule="auto"/>
+        <w:spacing w:after="120" w:line="480" w:lineRule="auto"/>
         <w:rPr>
           <w:rFonts w:ascii="Times New Roman" w:hAnsi="Times New Roman" w:cs="Times New Roman"/>
         </w:rPr>
@@ -1395,7 +1406,7 @@
     </w:p>
     <w:p>
       <w:pPr>
-        <w:spacing w:line="360" w:lineRule="auto"/>
+        <w:spacing w:line="480" w:lineRule="auto"/>
         <w:rPr>
           <w:rFonts w:ascii="Times New Roman" w:hAnsi="Times New Roman" w:cs="Times New Roman"/>
         </w:rPr>
@@ -1404,7 +1415,7 @@
     <w:p>
       <w:pPr>
         <w:pStyle w:val="Heading1"/>
-        <w:spacing w:line="360" w:lineRule="auto"/>
+        <w:spacing w:line="480" w:lineRule="auto"/>
         <w:rPr>
           <w:rFonts w:ascii="Times New Roman" w:hAnsi="Times New Roman" w:cs="Times New Roman"/>
         </w:rPr>
@@ -1418,7 +1429,7 @@
     </w:p>
     <w:p>
       <w:pPr>
-        <w:spacing w:after="120" w:line="360" w:lineRule="auto"/>
+        <w:spacing w:after="120" w:line="480" w:lineRule="auto"/>
         <w:rPr>
           <w:rFonts w:ascii="Times New Roman" w:eastAsia="Arial" w:hAnsi="Times New Roman" w:cs="Times New Roman"/>
         </w:rPr>
@@ -1824,7 +1835,7 @@
     </w:p>
     <w:p>
       <w:pPr>
-        <w:spacing w:after="120" w:line="360" w:lineRule="auto"/>
+        <w:spacing w:after="120" w:line="480" w:lineRule="auto"/>
         <w:rPr>
           <w:rFonts w:ascii="Times New Roman" w:hAnsi="Times New Roman" w:cs="Times New Roman"/>
         </w:rPr>
@@ -1836,7 +1847,7 @@
         </w:rPr>
         <w:drawing>
           <wp:inline distT="0" distB="0" distL="0" distR="0" wp14:anchorId="15892893" wp14:editId="5656C164">
-            <wp:extent cx="5943600" cy="2377440"/>
+            <wp:extent cx="5943600" cy="2705792"/>
             <wp:effectExtent l="0" t="0" r="0" b="635"/>
             <wp:docPr id="2055960472" name="Picture 3"/>
             <wp:cNvGraphicFramePr>
@@ -1864,7 +1875,7 @@
                   <pic:spPr>
                     <a:xfrm>
                       <a:off x="0" y="0"/>
-                      <a:ext cx="5943600" cy="2377440"/>
+                      <a:ext cx="5943600" cy="2705792"/>
                     </a:xfrm>
                     <a:prstGeom prst="rect">
                       <a:avLst/>
@@ -1880,7 +1891,7 @@
     <w:p>
       <w:pPr>
         <w:pStyle w:val="Heading2"/>
-        <w:spacing w:line="360" w:lineRule="auto"/>
+        <w:spacing w:line="480" w:lineRule="auto"/>
         <w:rPr>
           <w:rFonts w:ascii="Times New Roman" w:hAnsi="Times New Roman" w:cs="Times New Roman"/>
         </w:rPr>
@@ -1894,7 +1905,7 @@
     </w:p>
     <w:p>
       <w:pPr>
-        <w:spacing w:after="120" w:line="360" w:lineRule="auto"/>
+        <w:spacing w:after="120" w:line="480" w:lineRule="auto"/>
         <w:rPr>
           <w:rFonts w:ascii="Times New Roman" w:hAnsi="Times New Roman" w:cs="Times New Roman"/>
         </w:rPr>
@@ -1928,7 +1939,7 @@
     </w:p>
     <w:p>
       <w:pPr>
-        <w:spacing w:after="120" w:line="360" w:lineRule="auto"/>
+        <w:spacing w:after="120" w:line="480" w:lineRule="auto"/>
         <w:rPr>
           <w:rFonts w:ascii="Times New Roman" w:hAnsi="Times New Roman" w:cs="Times New Roman"/>
         </w:rPr>
@@ -2113,7 +2124,7 @@
     <w:p>
       <w:pPr>
         <w:pStyle w:val="Heading2"/>
-        <w:spacing w:line="360" w:lineRule="auto"/>
+        <w:spacing w:line="480" w:lineRule="auto"/>
         <w:rPr>
           <w:rFonts w:ascii="Times New Roman" w:hAnsi="Times New Roman" w:cs="Times New Roman"/>
         </w:rPr>
@@ -2127,7 +2138,7 @@
     </w:p>
     <w:p>
       <w:pPr>
-        <w:spacing w:after="120" w:line="360" w:lineRule="auto"/>
+        <w:spacing w:after="120" w:line="480" w:lineRule="auto"/>
         <w:rPr>
           <w:rFonts w:ascii="Times New Roman" w:eastAsia="Arial" w:hAnsi="Times New Roman" w:cs="Times New Roman"/>
         </w:rPr>
@@ -2221,7 +2232,7 @@
     </w:p>
     <w:p>
       <w:pPr>
-        <w:spacing w:after="120" w:line="360" w:lineRule="auto"/>
+        <w:spacing w:after="120" w:line="480" w:lineRule="auto"/>
         <w:rPr>
           <w:rFonts w:ascii="Times New Roman" w:hAnsi="Times New Roman" w:cs="Times New Roman"/>
         </w:rPr>
@@ -2233,7 +2244,7 @@
         </w:rPr>
         <w:drawing>
           <wp:inline distT="0" distB="0" distL="0" distR="0" wp14:anchorId="78045F91" wp14:editId="7CDFF24D">
-            <wp:extent cx="5943600" cy="2463892"/>
+            <wp:extent cx="5943600" cy="3414691"/>
             <wp:effectExtent l="0" t="0" r="0" b="3175"/>
             <wp:docPr id="359222823" name="Picture 2"/>
             <wp:cNvGraphicFramePr>
@@ -2261,7 +2272,7 @@
                   <pic:spPr>
                     <a:xfrm>
                       <a:off x="0" y="0"/>
-                      <a:ext cx="5943600" cy="2463892"/>
+                      <a:ext cx="5943600" cy="3414691"/>
                     </a:xfrm>
                     <a:prstGeom prst="rect">
                       <a:avLst/>
@@ -2277,7 +2288,7 @@
     <w:p>
       <w:pPr>
         <w:pStyle w:val="Heading2"/>
-        <w:spacing w:line="360" w:lineRule="auto"/>
+        <w:spacing w:line="480" w:lineRule="auto"/>
         <w:rPr>
           <w:rFonts w:ascii="Times New Roman" w:hAnsi="Times New Roman" w:cs="Times New Roman"/>
         </w:rPr>
@@ -2291,7 +2302,7 @@
     </w:p>
     <w:p>
       <w:pPr>
-        <w:spacing w:after="120" w:line="360" w:lineRule="auto"/>
+        <w:spacing w:after="120" w:line="480" w:lineRule="auto"/>
         <w:rPr>
           <w:rFonts w:ascii="Times New Roman" w:hAnsi="Times New Roman" w:cs="Times New Roman"/>
         </w:rPr>
@@ -2300,7 +2311,7 @@
         <w:rPr>
           <w:rFonts w:ascii="Times New Roman" w:eastAsia="Arial" w:hAnsi="Times New Roman" w:cs="Times New Roman"/>
         </w:rPr>
-        <w:t>We extracted demographic features, vaccination status (eTable 3), and Charlson comorbidities (eTable 4),[27] both ascertained only from records dated before the index date. Six SDoH domains (eTable 5) were derived from the Basics Survey, completed a median of 692 days (IQR 286-985) before the index date, with 86.4% preceding infection. Missing responses occurred in all six domains and were retained as an explicit level, both to avoid a complete-case analysis and to test whether missingness was itself informative (eMethod). Insurance used employer-provided coverage as the reference; participants reporting several coverage types were assigned to the category most indicative of access barriers, so a participant with both Medicaid and employer coverage was coded as Medicaid.</w:t>
+        <w:t>We extracted demographic features, vaccination status (eTable 3), and Charlson comorbidities (eTable 4),[27] both ascertained only from records dated before the index date. Six SDoH domains (eTable 5) were derived from the Basics Survey, completed a median of 692 days (IQR 286-985) before the index date, with 86.4% preceding infection. Missingness arises by two different mechanisms and is not one quantity. Income, education, employment, and housing were asked of every participant, so a missing value is a Skip or Prefer-not-to-answer response. Disability and insurance were frequently not administered: the ACS-6 items were added to The Basics survey on November 10, 2020, and the insurance item after enrolment began, so many participants were never asked. Missing was retained as an explicit level in both cases (eMethod). A missing indicator avoids a complete-case analysis; it does not remove missing-data bias. Insurance used employer-provided coverage as the reference; participants reporting several coverage types were assigned to the category most indicative of access barriers, so a participant with both Medicaid and employer coverage was coded as Medicaid.</w:t>
       </w:r>
       <w:proofErr w:type="spellStart"/>
       <w:r>
@@ -2457,7 +2468,7 @@
     <w:p>
       <w:pPr>
         <w:pStyle w:val="Heading2"/>
-        <w:spacing w:line="360" w:lineRule="auto"/>
+        <w:spacing w:line="480" w:lineRule="auto"/>
         <w:rPr>
           <w:rFonts w:ascii="Times New Roman" w:hAnsi="Times New Roman" w:cs="Times New Roman"/>
         </w:rPr>
@@ -2471,7 +2482,7 @@
     </w:p>
     <w:p>
       <w:pPr>
-        <w:spacing w:after="120" w:line="360" w:lineRule="auto"/>
+        <w:spacing w:after="120" w:line="480" w:lineRule="auto"/>
         <w:rPr>
           <w:rFonts w:ascii="Times New Roman" w:hAnsi="Times New Roman" w:cs="Times New Roman"/>
         </w:rPr>
@@ -2608,7 +2619,7 @@
     </w:p>
     <w:p>
       <w:pPr>
-        <w:spacing w:after="120" w:line="360" w:lineRule="auto"/>
+        <w:spacing w:after="120" w:line="480" w:lineRule="auto"/>
         <w:rPr>
           <w:rFonts w:ascii="Times New Roman" w:hAnsi="Times New Roman" w:cs="Times New Roman"/>
         </w:rPr>
@@ -2753,7 +2764,7 @@
     <w:p>
       <w:pPr>
         <w:pStyle w:val="Heading1"/>
-        <w:spacing w:line="360" w:lineRule="auto"/>
+        <w:spacing w:line="480" w:lineRule="auto"/>
         <w:rPr>
           <w:rFonts w:ascii="Times New Roman" w:hAnsi="Times New Roman" w:cs="Times New Roman" w:hint="eastAsia"/>
         </w:rPr>
@@ -2768,7 +2779,7 @@
     <w:p>
       <w:pPr>
         <w:pStyle w:val="Heading2"/>
-        <w:spacing w:line="360" w:lineRule="auto"/>
+        <w:spacing w:line="480" w:lineRule="auto"/>
         <w:rPr>
           <w:rFonts w:ascii="Times New Roman" w:hAnsi="Times New Roman" w:cs="Times New Roman"/>
         </w:rPr>
@@ -2782,7 +2793,7 @@
     </w:p>
     <w:p>
       <w:pPr>
-        <w:spacing w:after="120" w:line="360" w:lineRule="auto"/>
+        <w:spacing w:after="120" w:line="480" w:lineRule="auto"/>
         <w:rPr>
           <w:rFonts w:ascii="Times New Roman" w:hAnsi="Times New Roman" w:cs="Times New Roman"/>
         </w:rPr>
@@ -2889,7 +2900,7 @@
     </w:p>
     <w:p>
       <w:pPr>
-        <w:spacing w:line="360" w:lineRule="auto"/>
+        <w:spacing w:line="480" w:lineRule="auto"/>
         <w:rPr>
           <w:rFonts w:ascii="Times New Roman" w:hAnsi="Times New Roman" w:cs="Times New Roman"/>
         </w:rPr>
@@ -3005,7 +3016,7 @@
     <w:p>
       <w:pPr>
         <w:pStyle w:val="Heading2"/>
-        <w:spacing w:line="360" w:lineRule="auto"/>
+        <w:spacing w:line="480" w:lineRule="auto"/>
         <w:rPr>
           <w:rFonts w:ascii="Times New Roman" w:hAnsi="Times New Roman" w:cs="Times New Roman"/>
         </w:rPr>
@@ -3019,7 +3030,7 @@
     </w:p>
     <w:p>
       <w:pPr>
-        <w:spacing w:after="120" w:line="360" w:lineRule="auto"/>
+        <w:spacing w:after="120" w:line="480" w:lineRule="auto"/>
         <w:rPr>
           <w:rFonts w:ascii="Times New Roman" w:eastAsia="Arial" w:hAnsi="Times New Roman" w:cs="Times New Roman"/>
         </w:rPr>
@@ -3057,6 +3068,7 @@
     </w:p>
     <w:p>
       <w:pPr>
+        <w:spacing w:line="480" w:lineRule="auto"/>
         <w:rPr>
           <w:rFonts w:ascii="Times New Roman" w:hAnsi="Times New Roman" w:cs="Times New Roman"/>
         </w:rPr>
@@ -3072,6 +3084,7 @@
     </w:p>
     <w:p>
       <w:pPr>
+        <w:spacing w:line="480" w:lineRule="auto"/>
         <w:rPr>
           <w:rFonts w:ascii="Times New Roman" w:hAnsi="Times New Roman" w:cs="Times New Roman"/>
         </w:rPr>
@@ -3128,7 +3141,7 @@
           </w:tcPr>
           <w:p>
             <w:pPr>
-              <w:spacing w:before="24" w:after="24"/>
+              <w:spacing w:before="24" w:after="24" w:line="240" w:lineRule="auto"/>
               <w:rPr>
                 <w:rFonts w:ascii="Times New Roman" w:hAnsi="Times New Roman" w:cs="Times New Roman"/>
               </w:rPr>
@@ -3147,7 +3160,7 @@
           </w:tcPr>
           <w:p>
             <w:pPr>
-              <w:spacing w:before="24" w:after="24"/>
+              <w:spacing w:before="24" w:after="24" w:line="240" w:lineRule="auto"/>
               <w:jc w:val="center"/>
               <w:rPr>
                 <w:rFonts w:ascii="Times New Roman" w:hAnsi="Times New Roman" w:cs="Times New Roman"/>
@@ -3176,7 +3189,7 @@
           </w:tcPr>
           <w:p>
             <w:pPr>
-              <w:spacing w:before="24" w:after="24"/>
+              <w:spacing w:before="24" w:after="24" w:line="240" w:lineRule="auto"/>
               <w:jc w:val="center"/>
               <w:rPr>
                 <w:rFonts w:ascii="Times New Roman" w:hAnsi="Times New Roman" w:cs="Times New Roman"/>
@@ -3208,7 +3221,7 @@
           </w:tcPr>
           <w:p>
             <w:pPr>
-              <w:spacing w:before="24" w:after="24"/>
+              <w:spacing w:before="24" w:after="24" w:line="240" w:lineRule="auto"/>
               <w:rPr>
                 <w:rFonts w:ascii="Times New Roman" w:hAnsi="Times New Roman" w:cs="Times New Roman"/>
               </w:rPr>
@@ -3234,7 +3247,7 @@
           </w:tcPr>
           <w:p>
             <w:pPr>
-              <w:spacing w:before="24" w:after="24"/>
+              <w:spacing w:before="24" w:after="24" w:line="240" w:lineRule="auto"/>
               <w:jc w:val="right"/>
               <w:rPr>
                 <w:rFonts w:ascii="Times New Roman" w:hAnsi="Times New Roman" w:cs="Times New Roman"/>
@@ -3261,7 +3274,7 @@
           </w:tcPr>
           <w:p>
             <w:pPr>
-              <w:spacing w:before="24" w:after="24"/>
+              <w:spacing w:before="24" w:after="24" w:line="240" w:lineRule="auto"/>
               <w:jc w:val="right"/>
               <w:rPr>
                 <w:rFonts w:ascii="Times New Roman" w:hAnsi="Times New Roman" w:cs="Times New Roman"/>
@@ -3288,7 +3301,7 @@
           </w:tcPr>
           <w:p>
             <w:pPr>
-              <w:spacing w:before="24" w:after="24"/>
+              <w:spacing w:before="24" w:after="24" w:line="240" w:lineRule="auto"/>
               <w:jc w:val="right"/>
               <w:rPr>
                 <w:rFonts w:ascii="Times New Roman" w:hAnsi="Times New Roman" w:cs="Times New Roman"/>
@@ -3315,7 +3328,7 @@
           </w:tcPr>
           <w:p>
             <w:pPr>
-              <w:spacing w:before="24" w:after="24"/>
+              <w:spacing w:before="24" w:after="24" w:line="240" w:lineRule="auto"/>
               <w:jc w:val="right"/>
               <w:rPr>
                 <w:rFonts w:ascii="Times New Roman" w:hAnsi="Times New Roman" w:cs="Times New Roman"/>
@@ -3344,7 +3357,7 @@
           </w:tcPr>
           <w:p>
             <w:pPr>
-              <w:spacing w:before="24" w:after="24"/>
+              <w:spacing w:before="24" w:after="24" w:line="240" w:lineRule="auto"/>
               <w:rPr>
                 <w:rFonts w:ascii="Times New Roman" w:hAnsi="Times New Roman" w:cs="Times New Roman"/>
               </w:rPr>
@@ -3366,7 +3379,7 @@
           </w:tcPr>
           <w:p>
             <w:pPr>
-              <w:spacing w:before="24" w:after="24"/>
+              <w:spacing w:before="24" w:after="24" w:line="240" w:lineRule="auto"/>
               <w:jc w:val="right"/>
               <w:rPr>
                 <w:rFonts w:ascii="Times New Roman" w:hAnsi="Times New Roman" w:cs="Times New Roman"/>
@@ -3389,7 +3402,7 @@
           </w:tcPr>
           <w:p>
             <w:pPr>
-              <w:spacing w:before="24" w:after="24"/>
+              <w:spacing w:before="24" w:after="24" w:line="240" w:lineRule="auto"/>
               <w:jc w:val="right"/>
               <w:rPr>
                 <w:rFonts w:ascii="Times New Roman" w:hAnsi="Times New Roman" w:cs="Times New Roman"/>
@@ -3412,7 +3425,7 @@
           </w:tcPr>
           <w:p>
             <w:pPr>
-              <w:spacing w:before="24" w:after="24"/>
+              <w:spacing w:before="24" w:after="24" w:line="240" w:lineRule="auto"/>
               <w:jc w:val="right"/>
               <w:rPr>
                 <w:rFonts w:ascii="Times New Roman" w:hAnsi="Times New Roman" w:cs="Times New Roman"/>
@@ -3435,7 +3448,7 @@
           </w:tcPr>
           <w:p>
             <w:pPr>
-              <w:spacing w:before="24" w:after="24"/>
+              <w:spacing w:before="24" w:after="24" w:line="240" w:lineRule="auto"/>
               <w:jc w:val="right"/>
               <w:rPr>
                 <w:rFonts w:ascii="Times New Roman" w:hAnsi="Times New Roman" w:cs="Times New Roman"/>
@@ -3463,7 +3476,7 @@
           </w:tcPr>
           <w:p>
             <w:pPr>
-              <w:spacing w:before="24" w:after="24"/>
+              <w:spacing w:before="24" w:after="24" w:line="240" w:lineRule="auto"/>
               <w:rPr>
                 <w:rFonts w:ascii="Times New Roman" w:hAnsi="Times New Roman" w:cs="Times New Roman"/>
               </w:rPr>
@@ -3486,7 +3499,7 @@
           </w:tcPr>
           <w:p>
             <w:pPr>
-              <w:spacing w:before="24" w:after="24"/>
+              <w:spacing w:before="24" w:after="24" w:line="240" w:lineRule="auto"/>
               <w:jc w:val="right"/>
               <w:rPr>
                 <w:rFonts w:ascii="Times New Roman" w:hAnsi="Times New Roman" w:cs="Times New Roman"/>
@@ -3501,7 +3514,7 @@
           </w:tcPr>
           <w:p>
             <w:pPr>
-              <w:spacing w:before="24" w:after="24"/>
+              <w:spacing w:before="24" w:after="24" w:line="240" w:lineRule="auto"/>
               <w:jc w:val="right"/>
               <w:rPr>
                 <w:rFonts w:ascii="Times New Roman" w:hAnsi="Times New Roman" w:cs="Times New Roman"/>
@@ -3516,7 +3529,7 @@
           </w:tcPr>
           <w:p>
             <w:pPr>
-              <w:spacing w:before="24" w:after="24"/>
+              <w:spacing w:before="24" w:after="24" w:line="240" w:lineRule="auto"/>
               <w:jc w:val="right"/>
               <w:rPr>
                 <w:rFonts w:ascii="Times New Roman" w:hAnsi="Times New Roman" w:cs="Times New Roman"/>
@@ -3531,7 +3544,7 @@
           </w:tcPr>
           <w:p>
             <w:pPr>
-              <w:spacing w:before="24" w:after="24"/>
+              <w:spacing w:before="24" w:after="24" w:line="240" w:lineRule="auto"/>
               <w:jc w:val="right"/>
               <w:rPr>
                 <w:rFonts w:ascii="Times New Roman" w:hAnsi="Times New Roman" w:cs="Times New Roman"/>
@@ -3551,7 +3564,7 @@
           </w:tcPr>
           <w:p>
             <w:pPr>
-              <w:spacing w:before="24" w:after="24"/>
+              <w:spacing w:before="24" w:after="24" w:line="240" w:lineRule="auto"/>
               <w:ind w:left="180"/>
               <w:rPr>
                 <w:rFonts w:ascii="Times New Roman" w:hAnsi="Times New Roman" w:cs="Times New Roman"/>
@@ -3574,7 +3587,7 @@
           </w:tcPr>
           <w:p>
             <w:pPr>
-              <w:spacing w:before="24" w:after="24"/>
+              <w:spacing w:before="24" w:after="24" w:line="240" w:lineRule="auto"/>
               <w:jc w:val="right"/>
               <w:rPr>
                 <w:rFonts w:ascii="Times New Roman" w:hAnsi="Times New Roman" w:cs="Times New Roman"/>
@@ -3597,7 +3610,7 @@
           </w:tcPr>
           <w:p>
             <w:pPr>
-              <w:spacing w:before="24" w:after="24"/>
+              <w:spacing w:before="24" w:after="24" w:line="240" w:lineRule="auto"/>
               <w:jc w:val="right"/>
               <w:rPr>
                 <w:rFonts w:ascii="Times New Roman" w:hAnsi="Times New Roman" w:cs="Times New Roman"/>
@@ -3620,7 +3633,7 @@
           </w:tcPr>
           <w:p>
             <w:pPr>
-              <w:spacing w:before="24" w:after="24"/>
+              <w:spacing w:before="24" w:after="24" w:line="240" w:lineRule="auto"/>
               <w:jc w:val="right"/>
               <w:rPr>
                 <w:rFonts w:ascii="Times New Roman" w:hAnsi="Times New Roman" w:cs="Times New Roman"/>
@@ -3643,7 +3656,7 @@
           </w:tcPr>
           <w:p>
             <w:pPr>
-              <w:spacing w:before="24" w:after="24"/>
+              <w:spacing w:before="24" w:after="24" w:line="240" w:lineRule="auto"/>
               <w:jc w:val="right"/>
               <w:rPr>
                 <w:rFonts w:ascii="Times New Roman" w:hAnsi="Times New Roman" w:cs="Times New Roman"/>
@@ -3671,7 +3684,7 @@
           </w:tcPr>
           <w:p>
             <w:pPr>
-              <w:spacing w:before="24" w:after="24"/>
+              <w:spacing w:before="24" w:after="24" w:line="240" w:lineRule="auto"/>
               <w:ind w:left="180"/>
               <w:rPr>
                 <w:rFonts w:ascii="Times New Roman" w:hAnsi="Times New Roman" w:cs="Times New Roman"/>
@@ -3694,7 +3707,7 @@
           </w:tcPr>
           <w:p>
             <w:pPr>
-              <w:spacing w:before="24" w:after="24"/>
+              <w:spacing w:before="24" w:after="24" w:line="240" w:lineRule="auto"/>
               <w:jc w:val="right"/>
               <w:rPr>
                 <w:rFonts w:ascii="Times New Roman" w:hAnsi="Times New Roman" w:cs="Times New Roman"/>
@@ -3717,7 +3730,7 @@
           </w:tcPr>
           <w:p>
             <w:pPr>
-              <w:spacing w:before="24" w:after="24"/>
+              <w:spacing w:before="24" w:after="24" w:line="240" w:lineRule="auto"/>
               <w:jc w:val="right"/>
               <w:rPr>
                 <w:rFonts w:ascii="Times New Roman" w:hAnsi="Times New Roman" w:cs="Times New Roman"/>
@@ -3740,7 +3753,7 @@
           </w:tcPr>
           <w:p>
             <w:pPr>
-              <w:spacing w:before="24" w:after="24"/>
+              <w:spacing w:before="24" w:after="24" w:line="240" w:lineRule="auto"/>
               <w:jc w:val="right"/>
               <w:rPr>
                 <w:rFonts w:ascii="Times New Roman" w:hAnsi="Times New Roman" w:cs="Times New Roman"/>
@@ -3763,7 +3776,7 @@
           </w:tcPr>
           <w:p>
             <w:pPr>
-              <w:spacing w:before="24" w:after="24"/>
+              <w:spacing w:before="24" w:after="24" w:line="240" w:lineRule="auto"/>
               <w:jc w:val="right"/>
               <w:rPr>
                 <w:rFonts w:ascii="Times New Roman" w:hAnsi="Times New Roman" w:cs="Times New Roman"/>
@@ -3791,7 +3804,7 @@
           </w:tcPr>
           <w:p>
             <w:pPr>
-              <w:spacing w:before="24" w:after="24"/>
+              <w:spacing w:before="24" w:after="24" w:line="240" w:lineRule="auto"/>
               <w:ind w:left="180"/>
               <w:rPr>
                 <w:rFonts w:ascii="Times New Roman" w:hAnsi="Times New Roman" w:cs="Times New Roman"/>
@@ -3814,7 +3827,7 @@
           </w:tcPr>
           <w:p>
             <w:pPr>
-              <w:spacing w:before="24" w:after="24"/>
+              <w:spacing w:before="24" w:after="24" w:line="240" w:lineRule="auto"/>
               <w:jc w:val="right"/>
               <w:rPr>
                 <w:rFonts w:ascii="Times New Roman" w:hAnsi="Times New Roman" w:cs="Times New Roman"/>
@@ -3837,7 +3850,7 @@
           </w:tcPr>
           <w:p>
             <w:pPr>
-              <w:spacing w:before="24" w:after="24"/>
+              <w:spacing w:before="24" w:after="24" w:line="240" w:lineRule="auto"/>
               <w:jc w:val="right"/>
               <w:rPr>
                 <w:rFonts w:ascii="Times New Roman" w:hAnsi="Times New Roman" w:cs="Times New Roman"/>
@@ -3860,7 +3873,7 @@
           </w:tcPr>
           <w:p>
             <w:pPr>
-              <w:spacing w:before="24" w:after="24"/>
+              <w:spacing w:before="24" w:after="24" w:line="240" w:lineRule="auto"/>
               <w:jc w:val="right"/>
               <w:rPr>
                 <w:rFonts w:ascii="Times New Roman" w:hAnsi="Times New Roman" w:cs="Times New Roman"/>
@@ -3883,7 +3896,7 @@
           </w:tcPr>
           <w:p>
             <w:pPr>
-              <w:spacing w:before="24" w:after="24"/>
+              <w:spacing w:before="24" w:after="24" w:line="240" w:lineRule="auto"/>
               <w:jc w:val="right"/>
               <w:rPr>
                 <w:rFonts w:ascii="Times New Roman" w:hAnsi="Times New Roman" w:cs="Times New Roman"/>
@@ -3911,7 +3924,7 @@
           </w:tcPr>
           <w:p>
             <w:pPr>
-              <w:spacing w:before="24" w:after="24"/>
+              <w:spacing w:before="24" w:after="24" w:line="240" w:lineRule="auto"/>
               <w:rPr>
                 <w:rFonts w:ascii="Times New Roman" w:hAnsi="Times New Roman" w:cs="Times New Roman"/>
               </w:rPr>
@@ -3934,7 +3947,7 @@
           </w:tcPr>
           <w:p>
             <w:pPr>
-              <w:spacing w:before="24" w:after="24"/>
+              <w:spacing w:before="24" w:after="24" w:line="240" w:lineRule="auto"/>
               <w:jc w:val="right"/>
               <w:rPr>
                 <w:rFonts w:ascii="Times New Roman" w:hAnsi="Times New Roman" w:cs="Times New Roman"/>
@@ -3949,7 +3962,7 @@
           </w:tcPr>
           <w:p>
             <w:pPr>
-              <w:spacing w:before="24" w:after="24"/>
+              <w:spacing w:before="24" w:after="24" w:line="240" w:lineRule="auto"/>
               <w:jc w:val="right"/>
               <w:rPr>
                 <w:rFonts w:ascii="Times New Roman" w:hAnsi="Times New Roman" w:cs="Times New Roman"/>
@@ -3964,7 +3977,7 @@
           </w:tcPr>
           <w:p>
             <w:pPr>
-              <w:spacing w:before="24" w:after="24"/>
+              <w:spacing w:before="24" w:after="24" w:line="240" w:lineRule="auto"/>
               <w:jc w:val="right"/>
               <w:rPr>
                 <w:rFonts w:ascii="Times New Roman" w:hAnsi="Times New Roman" w:cs="Times New Roman"/>
@@ -3979,7 +3992,7 @@
           </w:tcPr>
           <w:p>
             <w:pPr>
-              <w:spacing w:before="24" w:after="24"/>
+              <w:spacing w:before="24" w:after="24" w:line="240" w:lineRule="auto"/>
               <w:jc w:val="right"/>
               <w:rPr>
                 <w:rFonts w:ascii="Times New Roman" w:hAnsi="Times New Roman" w:cs="Times New Roman"/>
@@ -3999,7 +4012,7 @@
           </w:tcPr>
           <w:p>
             <w:pPr>
-              <w:spacing w:before="24" w:after="24"/>
+              <w:spacing w:before="24" w:after="24" w:line="240" w:lineRule="auto"/>
               <w:ind w:left="180"/>
               <w:rPr>
                 <w:rFonts w:ascii="Times New Roman" w:hAnsi="Times New Roman" w:cs="Times New Roman"/>
@@ -4022,7 +4035,7 @@
           </w:tcPr>
           <w:p>
             <w:pPr>
-              <w:spacing w:before="24" w:after="24"/>
+              <w:spacing w:before="24" w:after="24" w:line="240" w:lineRule="auto"/>
               <w:jc w:val="right"/>
               <w:rPr>
                 <w:rFonts w:ascii="Times New Roman" w:hAnsi="Times New Roman" w:cs="Times New Roman"/>
@@ -4045,7 +4058,7 @@
           </w:tcPr>
           <w:p>
             <w:pPr>
-              <w:spacing w:before="24" w:after="24"/>
+              <w:spacing w:before="24" w:after="24" w:line="240" w:lineRule="auto"/>
               <w:jc w:val="right"/>
               <w:rPr>
                 <w:rFonts w:ascii="Times New Roman" w:hAnsi="Times New Roman" w:cs="Times New Roman"/>
@@ -4068,7 +4081,7 @@
           </w:tcPr>
           <w:p>
             <w:pPr>
-              <w:spacing w:before="24" w:after="24"/>
+              <w:spacing w:before="24" w:after="24" w:line="240" w:lineRule="auto"/>
               <w:jc w:val="right"/>
               <w:rPr>
                 <w:rFonts w:ascii="Times New Roman" w:hAnsi="Times New Roman" w:cs="Times New Roman"/>
@@ -4091,7 +4104,7 @@
           </w:tcPr>
           <w:p>
             <w:pPr>
-              <w:spacing w:before="24" w:after="24"/>
+              <w:spacing w:before="24" w:after="24" w:line="240" w:lineRule="auto"/>
               <w:jc w:val="right"/>
               <w:rPr>
                 <w:rFonts w:ascii="Times New Roman" w:hAnsi="Times New Roman" w:cs="Times New Roman"/>
@@ -4119,7 +4132,7 @@
           </w:tcPr>
           <w:p>
             <w:pPr>
-              <w:spacing w:before="24" w:after="24"/>
+              <w:spacing w:before="24" w:after="24" w:line="240" w:lineRule="auto"/>
               <w:ind w:left="180"/>
               <w:rPr>
                 <w:rFonts w:ascii="Times New Roman" w:hAnsi="Times New Roman" w:cs="Times New Roman"/>
@@ -4142,7 +4155,7 @@
           </w:tcPr>
           <w:p>
             <w:pPr>
-              <w:spacing w:before="24" w:after="24"/>
+              <w:spacing w:before="24" w:after="24" w:line="240" w:lineRule="auto"/>
               <w:jc w:val="right"/>
               <w:rPr>
                 <w:rFonts w:ascii="Times New Roman" w:hAnsi="Times New Roman" w:cs="Times New Roman"/>
@@ -4165,7 +4178,7 @@
           </w:tcPr>
           <w:p>
             <w:pPr>
-              <w:spacing w:before="24" w:after="24"/>
+              <w:spacing w:before="24" w:after="24" w:line="240" w:lineRule="auto"/>
               <w:jc w:val="right"/>
               <w:rPr>
                 <w:rFonts w:ascii="Times New Roman" w:hAnsi="Times New Roman" w:cs="Times New Roman"/>
@@ -4188,7 +4201,7 @@
           </w:tcPr>
           <w:p>
             <w:pPr>
-              <w:spacing w:before="24" w:after="24"/>
+              <w:spacing w:before="24" w:after="24" w:line="240" w:lineRule="auto"/>
               <w:jc w:val="right"/>
               <w:rPr>
                 <w:rFonts w:ascii="Times New Roman" w:hAnsi="Times New Roman" w:cs="Times New Roman"/>
@@ -4211,7 +4224,7 @@
           </w:tcPr>
           <w:p>
             <w:pPr>
-              <w:spacing w:before="24" w:after="24"/>
+              <w:spacing w:before="24" w:after="24" w:line="240" w:lineRule="auto"/>
               <w:jc w:val="right"/>
               <w:rPr>
                 <w:rFonts w:ascii="Times New Roman" w:hAnsi="Times New Roman" w:cs="Times New Roman"/>
@@ -4239,7 +4252,7 @@
           </w:tcPr>
           <w:p>
             <w:pPr>
-              <w:spacing w:before="24" w:after="24"/>
+              <w:spacing w:before="24" w:after="24" w:line="240" w:lineRule="auto"/>
               <w:ind w:left="180"/>
               <w:rPr>
                 <w:rFonts w:ascii="Times New Roman" w:hAnsi="Times New Roman" w:cs="Times New Roman"/>
@@ -4262,7 +4275,7 @@
           </w:tcPr>
           <w:p>
             <w:pPr>
-              <w:spacing w:before="24" w:after="24"/>
+              <w:spacing w:before="24" w:after="24" w:line="240" w:lineRule="auto"/>
               <w:jc w:val="right"/>
               <w:rPr>
                 <w:rFonts w:ascii="Times New Roman" w:hAnsi="Times New Roman" w:cs="Times New Roman"/>
@@ -4285,7 +4298,7 @@
           </w:tcPr>
           <w:p>
             <w:pPr>
-              <w:spacing w:before="24" w:after="24"/>
+              <w:spacing w:before="24" w:after="24" w:line="240" w:lineRule="auto"/>
               <w:jc w:val="right"/>
               <w:rPr>
                 <w:rFonts w:ascii="Times New Roman" w:hAnsi="Times New Roman" w:cs="Times New Roman"/>
@@ -4308,7 +4321,7 @@
           </w:tcPr>
           <w:p>
             <w:pPr>
-              <w:spacing w:before="24" w:after="24"/>
+              <w:spacing w:before="24" w:after="24" w:line="240" w:lineRule="auto"/>
               <w:jc w:val="right"/>
               <w:rPr>
                 <w:rFonts w:ascii="Times New Roman" w:hAnsi="Times New Roman" w:cs="Times New Roman"/>
@@ -4331,7 +4344,7 @@
           </w:tcPr>
           <w:p>
             <w:pPr>
-              <w:spacing w:before="24" w:after="24"/>
+              <w:spacing w:before="24" w:after="24" w:line="240" w:lineRule="auto"/>
               <w:jc w:val="right"/>
               <w:rPr>
                 <w:rFonts w:ascii="Times New Roman" w:hAnsi="Times New Roman" w:cs="Times New Roman"/>
@@ -4359,7 +4372,7 @@
           </w:tcPr>
           <w:p>
             <w:pPr>
-              <w:spacing w:before="24" w:after="24"/>
+              <w:spacing w:before="24" w:after="24" w:line="240" w:lineRule="auto"/>
               <w:ind w:left="180"/>
               <w:rPr>
                 <w:rFonts w:ascii="Times New Roman" w:hAnsi="Times New Roman" w:cs="Times New Roman"/>
@@ -4382,7 +4395,7 @@
           </w:tcPr>
           <w:p>
             <w:pPr>
-              <w:spacing w:before="24" w:after="24"/>
+              <w:spacing w:before="24" w:after="24" w:line="240" w:lineRule="auto"/>
               <w:jc w:val="right"/>
               <w:rPr>
                 <w:rFonts w:ascii="Times New Roman" w:hAnsi="Times New Roman" w:cs="Times New Roman"/>
@@ -4405,7 +4418,7 @@
           </w:tcPr>
           <w:p>
             <w:pPr>
-              <w:spacing w:before="24" w:after="24"/>
+              <w:spacing w:before="24" w:after="24" w:line="240" w:lineRule="auto"/>
               <w:jc w:val="right"/>
               <w:rPr>
                 <w:rFonts w:ascii="Times New Roman" w:hAnsi="Times New Roman" w:cs="Times New Roman"/>
@@ -4428,7 +4441,7 @@
           </w:tcPr>
           <w:p>
             <w:pPr>
-              <w:spacing w:before="24" w:after="24"/>
+              <w:spacing w:before="24" w:after="24" w:line="240" w:lineRule="auto"/>
               <w:jc w:val="right"/>
               <w:rPr>
                 <w:rFonts w:ascii="Times New Roman" w:hAnsi="Times New Roman" w:cs="Times New Roman"/>
@@ -4451,7 +4464,7 @@
           </w:tcPr>
           <w:p>
             <w:pPr>
-              <w:spacing w:before="24" w:after="24"/>
+              <w:spacing w:before="24" w:after="24" w:line="240" w:lineRule="auto"/>
               <w:jc w:val="right"/>
               <w:rPr>
                 <w:rFonts w:ascii="Times New Roman" w:hAnsi="Times New Roman" w:cs="Times New Roman"/>
@@ -4479,7 +4492,7 @@
           </w:tcPr>
           <w:p>
             <w:pPr>
-              <w:spacing w:before="24" w:after="24"/>
+              <w:spacing w:before="24" w:after="24" w:line="240" w:lineRule="auto"/>
               <w:rPr>
                 <w:rFonts w:ascii="Times New Roman" w:hAnsi="Times New Roman" w:cs="Times New Roman"/>
               </w:rPr>
@@ -4502,7 +4515,7 @@
           </w:tcPr>
           <w:p>
             <w:pPr>
-              <w:spacing w:before="24" w:after="24"/>
+              <w:spacing w:before="24" w:after="24" w:line="240" w:lineRule="auto"/>
               <w:jc w:val="right"/>
               <w:rPr>
                 <w:rFonts w:ascii="Times New Roman" w:hAnsi="Times New Roman" w:cs="Times New Roman"/>
@@ -4517,7 +4530,7 @@
           </w:tcPr>
           <w:p>
             <w:pPr>
-              <w:spacing w:before="24" w:after="24"/>
+              <w:spacing w:before="24" w:after="24" w:line="240" w:lineRule="auto"/>
               <w:jc w:val="right"/>
               <w:rPr>
                 <w:rFonts w:ascii="Times New Roman" w:hAnsi="Times New Roman" w:cs="Times New Roman"/>
@@ -4532,7 +4545,7 @@
           </w:tcPr>
           <w:p>
             <w:pPr>
-              <w:spacing w:before="24" w:after="24"/>
+              <w:spacing w:before="24" w:after="24" w:line="240" w:lineRule="auto"/>
               <w:jc w:val="right"/>
               <w:rPr>
                 <w:rFonts w:ascii="Times New Roman" w:hAnsi="Times New Roman" w:cs="Times New Roman"/>
@@ -4547,7 +4560,7 @@
           </w:tcPr>
           <w:p>
             <w:pPr>
-              <w:spacing w:before="24" w:after="24"/>
+              <w:spacing w:before="24" w:after="24" w:line="240" w:lineRule="auto"/>
               <w:jc w:val="right"/>
               <w:rPr>
                 <w:rFonts w:ascii="Times New Roman" w:hAnsi="Times New Roman" w:cs="Times New Roman"/>
@@ -4567,7 +4580,7 @@
           </w:tcPr>
           <w:p>
             <w:pPr>
-              <w:spacing w:before="24" w:after="24"/>
+              <w:spacing w:before="24" w:after="24" w:line="240" w:lineRule="auto"/>
               <w:ind w:left="180"/>
               <w:rPr>
                 <w:rFonts w:ascii="Times New Roman" w:hAnsi="Times New Roman" w:cs="Times New Roman"/>
@@ -4590,7 +4603,7 @@
           </w:tcPr>
           <w:p>
             <w:pPr>
-              <w:spacing w:before="24" w:after="24"/>
+              <w:spacing w:before="24" w:after="24" w:line="240" w:lineRule="auto"/>
               <w:jc w:val="right"/>
               <w:rPr>
                 <w:rFonts w:ascii="Times New Roman" w:hAnsi="Times New Roman" w:cs="Times New Roman"/>
@@ -4613,7 +4626,7 @@
           </w:tcPr>
           <w:p>
             <w:pPr>
-              <w:spacing w:before="24" w:after="24"/>
+              <w:spacing w:before="24" w:after="24" w:line="240" w:lineRule="auto"/>
               <w:jc w:val="right"/>
               <w:rPr>
                 <w:rFonts w:ascii="Times New Roman" w:hAnsi="Times New Roman" w:cs="Times New Roman"/>
@@ -4636,7 +4649,7 @@
           </w:tcPr>
           <w:p>
             <w:pPr>
-              <w:spacing w:before="24" w:after="24"/>
+              <w:spacing w:before="24" w:after="24" w:line="240" w:lineRule="auto"/>
               <w:jc w:val="right"/>
               <w:rPr>
                 <w:rFonts w:ascii="Times New Roman" w:hAnsi="Times New Roman" w:cs="Times New Roman"/>
@@ -4659,7 +4672,7 @@
           </w:tcPr>
           <w:p>
             <w:pPr>
-              <w:spacing w:before="24" w:after="24"/>
+              <w:spacing w:before="24" w:after="24" w:line="240" w:lineRule="auto"/>
               <w:jc w:val="right"/>
               <w:rPr>
                 <w:rFonts w:ascii="Times New Roman" w:hAnsi="Times New Roman" w:cs="Times New Roman"/>
@@ -4687,7 +4700,7 @@
           </w:tcPr>
           <w:p>
             <w:pPr>
-              <w:spacing w:before="24" w:after="24"/>
+              <w:spacing w:before="24" w:after="24" w:line="240" w:lineRule="auto"/>
               <w:ind w:left="180"/>
               <w:rPr>
                 <w:rFonts w:ascii="Times New Roman" w:hAnsi="Times New Roman" w:cs="Times New Roman"/>
@@ -4710,7 +4723,7 @@
           </w:tcPr>
           <w:p>
             <w:pPr>
-              <w:spacing w:before="24" w:after="24"/>
+              <w:spacing w:before="24" w:after="24" w:line="240" w:lineRule="auto"/>
               <w:jc w:val="right"/>
               <w:rPr>
                 <w:rFonts w:ascii="Times New Roman" w:hAnsi="Times New Roman" w:cs="Times New Roman"/>
@@ -4733,7 +4746,7 @@
           </w:tcPr>
           <w:p>
             <w:pPr>
-              <w:spacing w:before="24" w:after="24"/>
+              <w:spacing w:before="24" w:after="24" w:line="240" w:lineRule="auto"/>
               <w:jc w:val="right"/>
               <w:rPr>
                 <w:rFonts w:ascii="Times New Roman" w:hAnsi="Times New Roman" w:cs="Times New Roman"/>
@@ -4756,7 +4769,7 @@
           </w:tcPr>
           <w:p>
             <w:pPr>
-              <w:spacing w:before="24" w:after="24"/>
+              <w:spacing w:before="24" w:after="24" w:line="240" w:lineRule="auto"/>
               <w:jc w:val="right"/>
               <w:rPr>
                 <w:rFonts w:ascii="Times New Roman" w:hAnsi="Times New Roman" w:cs="Times New Roman"/>
@@ -4779,7 +4792,7 @@
           </w:tcPr>
           <w:p>
             <w:pPr>
-              <w:spacing w:before="24" w:after="24"/>
+              <w:spacing w:before="24" w:after="24" w:line="240" w:lineRule="auto"/>
               <w:jc w:val="right"/>
               <w:rPr>
                 <w:rFonts w:ascii="Times New Roman" w:hAnsi="Times New Roman" w:cs="Times New Roman"/>
@@ -4807,7 +4820,7 @@
           </w:tcPr>
           <w:p>
             <w:pPr>
-              <w:spacing w:before="24" w:after="24"/>
+              <w:spacing w:before="24" w:after="24" w:line="240" w:lineRule="auto"/>
               <w:ind w:left="180"/>
               <w:rPr>
                 <w:rFonts w:ascii="Times New Roman" w:hAnsi="Times New Roman" w:cs="Times New Roman"/>
@@ -4830,7 +4843,7 @@
           </w:tcPr>
           <w:p>
             <w:pPr>
-              <w:spacing w:before="24" w:after="24"/>
+              <w:spacing w:before="24" w:after="24" w:line="240" w:lineRule="auto"/>
               <w:jc w:val="right"/>
               <w:rPr>
                 <w:rFonts w:ascii="Times New Roman" w:hAnsi="Times New Roman" w:cs="Times New Roman"/>
@@ -4853,7 +4866,7 @@
           </w:tcPr>
           <w:p>
             <w:pPr>
-              <w:spacing w:before="24" w:after="24"/>
+              <w:spacing w:before="24" w:after="24" w:line="240" w:lineRule="auto"/>
               <w:jc w:val="right"/>
               <w:rPr>
                 <w:rFonts w:ascii="Times New Roman" w:hAnsi="Times New Roman" w:cs="Times New Roman"/>
@@ -4876,7 +4889,7 @@
           </w:tcPr>
           <w:p>
             <w:pPr>
-              <w:spacing w:before="24" w:after="24"/>
+              <w:spacing w:before="24" w:after="24" w:line="240" w:lineRule="auto"/>
               <w:jc w:val="right"/>
               <w:rPr>
                 <w:rFonts w:ascii="Times New Roman" w:hAnsi="Times New Roman" w:cs="Times New Roman"/>
@@ -4899,7 +4912,7 @@
           </w:tcPr>
           <w:p>
             <w:pPr>
-              <w:spacing w:before="24" w:after="24"/>
+              <w:spacing w:before="24" w:after="24" w:line="240" w:lineRule="auto"/>
               <w:jc w:val="right"/>
               <w:rPr>
                 <w:rFonts w:ascii="Times New Roman" w:hAnsi="Times New Roman" w:cs="Times New Roman"/>
@@ -4927,7 +4940,7 @@
           </w:tcPr>
           <w:p>
             <w:pPr>
-              <w:spacing w:before="24" w:after="24"/>
+              <w:spacing w:before="24" w:after="24" w:line="240" w:lineRule="auto"/>
               <w:rPr>
                 <w:rFonts w:ascii="Times New Roman" w:hAnsi="Times New Roman" w:cs="Times New Roman"/>
               </w:rPr>
@@ -4950,7 +4963,7 @@
           </w:tcPr>
           <w:p>
             <w:pPr>
-              <w:spacing w:before="24" w:after="24"/>
+              <w:spacing w:before="24" w:after="24" w:line="240" w:lineRule="auto"/>
               <w:jc w:val="right"/>
               <w:rPr>
                 <w:rFonts w:ascii="Times New Roman" w:hAnsi="Times New Roman" w:cs="Times New Roman"/>
@@ -4965,7 +4978,7 @@
           </w:tcPr>
           <w:p>
             <w:pPr>
-              <w:spacing w:before="24" w:after="24"/>
+              <w:spacing w:before="24" w:after="24" w:line="240" w:lineRule="auto"/>
               <w:jc w:val="right"/>
               <w:rPr>
                 <w:rFonts w:ascii="Times New Roman" w:hAnsi="Times New Roman" w:cs="Times New Roman"/>
@@ -4980,7 +4993,7 @@
           </w:tcPr>
           <w:p>
             <w:pPr>
-              <w:spacing w:before="24" w:after="24"/>
+              <w:spacing w:before="24" w:after="24" w:line="240" w:lineRule="auto"/>
               <w:jc w:val="right"/>
               <w:rPr>
                 <w:rFonts w:ascii="Times New Roman" w:hAnsi="Times New Roman" w:cs="Times New Roman"/>
@@ -4995,7 +5008,7 @@
           </w:tcPr>
           <w:p>
             <w:pPr>
-              <w:spacing w:before="24" w:after="24"/>
+              <w:spacing w:before="24" w:after="24" w:line="240" w:lineRule="auto"/>
               <w:jc w:val="right"/>
               <w:rPr>
                 <w:rFonts w:ascii="Times New Roman" w:hAnsi="Times New Roman" w:cs="Times New Roman"/>
@@ -5015,7 +5028,7 @@
           </w:tcPr>
           <w:p>
             <w:pPr>
-              <w:spacing w:before="24" w:after="24"/>
+              <w:spacing w:before="24" w:after="24" w:line="240" w:lineRule="auto"/>
               <w:ind w:left="180"/>
               <w:rPr>
                 <w:rFonts w:ascii="Times New Roman" w:hAnsi="Times New Roman" w:cs="Times New Roman"/>
@@ -5038,7 +5051,7 @@
           </w:tcPr>
           <w:p>
             <w:pPr>
-              <w:spacing w:before="24" w:after="24"/>
+              <w:spacing w:before="24" w:after="24" w:line="240" w:lineRule="auto"/>
               <w:jc w:val="right"/>
               <w:rPr>
                 <w:rFonts w:ascii="Times New Roman" w:hAnsi="Times New Roman" w:cs="Times New Roman"/>
@@ -5061,7 +5074,7 @@
           </w:tcPr>
           <w:p>
             <w:pPr>
-              <w:spacing w:before="24" w:after="24"/>
+              <w:spacing w:before="24" w:after="24" w:line="240" w:lineRule="auto"/>
               <w:jc w:val="right"/>
               <w:rPr>
                 <w:rFonts w:ascii="Times New Roman" w:hAnsi="Times New Roman" w:cs="Times New Roman"/>
@@ -5084,7 +5097,7 @@
           </w:tcPr>
           <w:p>
             <w:pPr>
-              <w:spacing w:before="24" w:after="24"/>
+              <w:spacing w:before="24" w:after="24" w:line="240" w:lineRule="auto"/>
               <w:jc w:val="right"/>
               <w:rPr>
                 <w:rFonts w:ascii="Times New Roman" w:hAnsi="Times New Roman" w:cs="Times New Roman"/>
@@ -5107,7 +5120,7 @@
           </w:tcPr>
           <w:p>
             <w:pPr>
-              <w:spacing w:before="24" w:after="24"/>
+              <w:spacing w:before="24" w:after="24" w:line="240" w:lineRule="auto"/>
               <w:jc w:val="right"/>
               <w:rPr>
                 <w:rFonts w:ascii="Times New Roman" w:hAnsi="Times New Roman" w:cs="Times New Roman"/>
@@ -5135,7 +5148,7 @@
           </w:tcPr>
           <w:p>
             <w:pPr>
-              <w:spacing w:before="24" w:after="24"/>
+              <w:spacing w:before="24" w:after="24" w:line="240" w:lineRule="auto"/>
               <w:ind w:left="180"/>
               <w:rPr>
                 <w:rFonts w:ascii="Times New Roman" w:hAnsi="Times New Roman" w:cs="Times New Roman"/>
@@ -5158,7 +5171,7 @@
           </w:tcPr>
           <w:p>
             <w:pPr>
-              <w:spacing w:before="24" w:after="24"/>
+              <w:spacing w:before="24" w:after="24" w:line="240" w:lineRule="auto"/>
               <w:jc w:val="right"/>
               <w:rPr>
                 <w:rFonts w:ascii="Times New Roman" w:hAnsi="Times New Roman" w:cs="Times New Roman"/>
@@ -5181,7 +5194,7 @@
           </w:tcPr>
           <w:p>
             <w:pPr>
-              <w:spacing w:before="24" w:after="24"/>
+              <w:spacing w:before="24" w:after="24" w:line="240" w:lineRule="auto"/>
               <w:jc w:val="right"/>
               <w:rPr>
                 <w:rFonts w:ascii="Times New Roman" w:hAnsi="Times New Roman" w:cs="Times New Roman"/>
@@ -5204,7 +5217,7 @@
           </w:tcPr>
           <w:p>
             <w:pPr>
-              <w:spacing w:before="24" w:after="24"/>
+              <w:spacing w:before="24" w:after="24" w:line="240" w:lineRule="auto"/>
               <w:jc w:val="right"/>
               <w:rPr>
                 <w:rFonts w:ascii="Times New Roman" w:hAnsi="Times New Roman" w:cs="Times New Roman"/>
@@ -5227,7 +5240,7 @@
           </w:tcPr>
           <w:p>
             <w:pPr>
-              <w:spacing w:before="24" w:after="24"/>
+              <w:spacing w:before="24" w:after="24" w:line="240" w:lineRule="auto"/>
               <w:jc w:val="right"/>
               <w:rPr>
                 <w:rFonts w:ascii="Times New Roman" w:hAnsi="Times New Roman" w:cs="Times New Roman"/>
@@ -5255,7 +5268,7 @@
           </w:tcPr>
           <w:p>
             <w:pPr>
-              <w:spacing w:before="24" w:after="24"/>
+              <w:spacing w:before="24" w:after="24" w:line="240" w:lineRule="auto"/>
               <w:ind w:left="180"/>
               <w:rPr>
                 <w:rFonts w:ascii="Times New Roman" w:hAnsi="Times New Roman" w:cs="Times New Roman"/>
@@ -5278,7 +5291,7 @@
           </w:tcPr>
           <w:p>
             <w:pPr>
-              <w:spacing w:before="24" w:after="24"/>
+              <w:spacing w:before="24" w:after="24" w:line="240" w:lineRule="auto"/>
               <w:jc w:val="right"/>
               <w:rPr>
                 <w:rFonts w:ascii="Times New Roman" w:hAnsi="Times New Roman" w:cs="Times New Roman"/>
@@ -5301,7 +5314,7 @@
           </w:tcPr>
           <w:p>
             <w:pPr>
-              <w:spacing w:before="24" w:after="24"/>
+              <w:spacing w:before="24" w:after="24" w:line="240" w:lineRule="auto"/>
               <w:jc w:val="right"/>
               <w:rPr>
                 <w:rFonts w:ascii="Times New Roman" w:hAnsi="Times New Roman" w:cs="Times New Roman"/>
@@ -5324,7 +5337,7 @@
           </w:tcPr>
           <w:p>
             <w:pPr>
-              <w:spacing w:before="24" w:after="24"/>
+              <w:spacing w:before="24" w:after="24" w:line="240" w:lineRule="auto"/>
               <w:jc w:val="right"/>
               <w:rPr>
                 <w:rFonts w:ascii="Times New Roman" w:hAnsi="Times New Roman" w:cs="Times New Roman"/>
@@ -5347,7 +5360,7 @@
           </w:tcPr>
           <w:p>
             <w:pPr>
-              <w:spacing w:before="24" w:after="24"/>
+              <w:spacing w:before="24" w:after="24" w:line="240" w:lineRule="auto"/>
               <w:jc w:val="right"/>
               <w:rPr>
                 <w:rFonts w:ascii="Times New Roman" w:hAnsi="Times New Roman" w:cs="Times New Roman"/>
@@ -5375,7 +5388,7 @@
           </w:tcPr>
           <w:p>
             <w:pPr>
-              <w:spacing w:before="24" w:after="24"/>
+              <w:spacing w:before="24" w:after="24" w:line="240" w:lineRule="auto"/>
               <w:ind w:left="180"/>
               <w:rPr>
                 <w:rFonts w:ascii="Times New Roman" w:hAnsi="Times New Roman" w:cs="Times New Roman"/>
@@ -5398,7 +5411,7 @@
           </w:tcPr>
           <w:p>
             <w:pPr>
-              <w:spacing w:before="24" w:after="24"/>
+              <w:spacing w:before="24" w:after="24" w:line="240" w:lineRule="auto"/>
               <w:jc w:val="right"/>
               <w:rPr>
                 <w:rFonts w:ascii="Times New Roman" w:hAnsi="Times New Roman" w:cs="Times New Roman"/>
@@ -5421,7 +5434,7 @@
           </w:tcPr>
           <w:p>
             <w:pPr>
-              <w:spacing w:before="24" w:after="24"/>
+              <w:spacing w:before="24" w:after="24" w:line="240" w:lineRule="auto"/>
               <w:jc w:val="right"/>
               <w:rPr>
                 <w:rFonts w:ascii="Times New Roman" w:hAnsi="Times New Roman" w:cs="Times New Roman"/>
@@ -5444,7 +5457,7 @@
           </w:tcPr>
           <w:p>
             <w:pPr>
-              <w:spacing w:before="24" w:after="24"/>
+              <w:spacing w:before="24" w:after="24" w:line="240" w:lineRule="auto"/>
               <w:jc w:val="right"/>
               <w:rPr>
                 <w:rFonts w:ascii="Times New Roman" w:hAnsi="Times New Roman" w:cs="Times New Roman"/>
@@ -5467,7 +5480,7 @@
           </w:tcPr>
           <w:p>
             <w:pPr>
-              <w:spacing w:before="24" w:after="24"/>
+              <w:spacing w:before="24" w:after="24" w:line="240" w:lineRule="auto"/>
               <w:jc w:val="right"/>
               <w:rPr>
                 <w:rFonts w:ascii="Times New Roman" w:hAnsi="Times New Roman" w:cs="Times New Roman"/>
@@ -5495,7 +5508,7 @@
           </w:tcPr>
           <w:p>
             <w:pPr>
-              <w:spacing w:before="24" w:after="24"/>
+              <w:spacing w:before="24" w:after="24" w:line="240" w:lineRule="auto"/>
               <w:ind w:left="180"/>
               <w:rPr>
                 <w:rFonts w:ascii="Times New Roman" w:hAnsi="Times New Roman" w:cs="Times New Roman"/>
@@ -5536,7 +5549,7 @@
           </w:tcPr>
           <w:p>
             <w:pPr>
-              <w:spacing w:before="24" w:after="24"/>
+              <w:spacing w:before="24" w:after="24" w:line="240" w:lineRule="auto"/>
               <w:jc w:val="right"/>
               <w:rPr>
                 <w:rFonts w:ascii="Times New Roman" w:hAnsi="Times New Roman" w:cs="Times New Roman"/>
@@ -5559,7 +5572,7 @@
           </w:tcPr>
           <w:p>
             <w:pPr>
-              <w:spacing w:before="24" w:after="24"/>
+              <w:spacing w:before="24" w:after="24" w:line="240" w:lineRule="auto"/>
               <w:jc w:val="right"/>
               <w:rPr>
                 <w:rFonts w:ascii="Times New Roman" w:hAnsi="Times New Roman" w:cs="Times New Roman"/>
@@ -5582,7 +5595,7 @@
           </w:tcPr>
           <w:p>
             <w:pPr>
-              <w:spacing w:before="24" w:after="24"/>
+              <w:spacing w:before="24" w:after="24" w:line="240" w:lineRule="auto"/>
               <w:jc w:val="right"/>
               <w:rPr>
                 <w:rFonts w:ascii="Times New Roman" w:hAnsi="Times New Roman" w:cs="Times New Roman"/>
@@ -5605,7 +5618,7 @@
           </w:tcPr>
           <w:p>
             <w:pPr>
-              <w:spacing w:before="24" w:after="24"/>
+              <w:spacing w:before="24" w:after="24" w:line="240" w:lineRule="auto"/>
               <w:jc w:val="right"/>
               <w:rPr>
                 <w:rFonts w:ascii="Times New Roman" w:hAnsi="Times New Roman" w:cs="Times New Roman"/>
@@ -5633,7 +5646,7 @@
           </w:tcPr>
           <w:p>
             <w:pPr>
-              <w:spacing w:before="24" w:after="24"/>
+              <w:spacing w:before="24" w:after="24" w:line="240" w:lineRule="auto"/>
               <w:rPr>
                 <w:rFonts w:ascii="Times New Roman" w:hAnsi="Times New Roman" w:cs="Times New Roman"/>
               </w:rPr>
@@ -5656,7 +5669,7 @@
           </w:tcPr>
           <w:p>
             <w:pPr>
-              <w:spacing w:before="24" w:after="24"/>
+              <w:spacing w:before="24" w:after="24" w:line="240" w:lineRule="auto"/>
               <w:jc w:val="right"/>
               <w:rPr>
                 <w:rFonts w:ascii="Times New Roman" w:hAnsi="Times New Roman" w:cs="Times New Roman"/>
@@ -5671,7 +5684,7 @@
           </w:tcPr>
           <w:p>
             <w:pPr>
-              <w:spacing w:before="24" w:after="24"/>
+              <w:spacing w:before="24" w:after="24" w:line="240" w:lineRule="auto"/>
               <w:jc w:val="right"/>
               <w:rPr>
                 <w:rFonts w:ascii="Times New Roman" w:hAnsi="Times New Roman" w:cs="Times New Roman"/>
@@ -5686,7 +5699,7 @@
           </w:tcPr>
           <w:p>
             <w:pPr>
-              <w:spacing w:before="24" w:after="24"/>
+              <w:spacing w:before="24" w:after="24" w:line="240" w:lineRule="auto"/>
               <w:jc w:val="right"/>
               <w:rPr>
                 <w:rFonts w:ascii="Times New Roman" w:hAnsi="Times New Roman" w:cs="Times New Roman"/>
@@ -5701,7 +5714,7 @@
           </w:tcPr>
           <w:p>
             <w:pPr>
-              <w:spacing w:before="24" w:after="24"/>
+              <w:spacing w:before="24" w:after="24" w:line="240" w:lineRule="auto"/>
               <w:jc w:val="right"/>
               <w:rPr>
                 <w:rFonts w:ascii="Times New Roman" w:hAnsi="Times New Roman" w:cs="Times New Roman"/>
@@ -5721,7 +5734,7 @@
           </w:tcPr>
           <w:p>
             <w:pPr>
-              <w:spacing w:before="24" w:after="24"/>
+              <w:spacing w:before="24" w:after="24" w:line="240" w:lineRule="auto"/>
               <w:ind w:left="180"/>
               <w:rPr>
                 <w:rFonts w:ascii="Times New Roman" w:hAnsi="Times New Roman" w:cs="Times New Roman"/>
@@ -5744,7 +5757,7 @@
           </w:tcPr>
           <w:p>
             <w:pPr>
-              <w:spacing w:before="24" w:after="24"/>
+              <w:spacing w:before="24" w:after="24" w:line="240" w:lineRule="auto"/>
               <w:jc w:val="right"/>
               <w:rPr>
                 <w:rFonts w:ascii="Times New Roman" w:hAnsi="Times New Roman" w:cs="Times New Roman"/>
@@ -5767,7 +5780,7 @@
           </w:tcPr>
           <w:p>
             <w:pPr>
-              <w:spacing w:before="24" w:after="24"/>
+              <w:spacing w:before="24" w:after="24" w:line="240" w:lineRule="auto"/>
               <w:jc w:val="right"/>
               <w:rPr>
                 <w:rFonts w:ascii="Times New Roman" w:hAnsi="Times New Roman" w:cs="Times New Roman"/>
@@ -5790,7 +5803,7 @@
           </w:tcPr>
           <w:p>
             <w:pPr>
-              <w:spacing w:before="24" w:after="24"/>
+              <w:spacing w:before="24" w:after="24" w:line="240" w:lineRule="auto"/>
               <w:jc w:val="right"/>
               <w:rPr>
                 <w:rFonts w:ascii="Times New Roman" w:hAnsi="Times New Roman" w:cs="Times New Roman"/>
@@ -5813,7 +5826,7 @@
           </w:tcPr>
           <w:p>
             <w:pPr>
-              <w:spacing w:before="24" w:after="24"/>
+              <w:spacing w:before="24" w:after="24" w:line="240" w:lineRule="auto"/>
               <w:jc w:val="right"/>
               <w:rPr>
                 <w:rFonts w:ascii="Times New Roman" w:hAnsi="Times New Roman" w:cs="Times New Roman"/>
@@ -5841,7 +5854,7 @@
           </w:tcPr>
           <w:p>
             <w:pPr>
-              <w:spacing w:before="24" w:after="24"/>
+              <w:spacing w:before="24" w:after="24" w:line="240" w:lineRule="auto"/>
               <w:ind w:left="180"/>
               <w:rPr>
                 <w:rFonts w:ascii="Times New Roman" w:hAnsi="Times New Roman" w:cs="Times New Roman"/>
@@ -5864,7 +5877,7 @@
           </w:tcPr>
           <w:p>
             <w:pPr>
-              <w:spacing w:before="24" w:after="24"/>
+              <w:spacing w:before="24" w:after="24" w:line="240" w:lineRule="auto"/>
               <w:jc w:val="right"/>
               <w:rPr>
                 <w:rFonts w:ascii="Times New Roman" w:hAnsi="Times New Roman" w:cs="Times New Roman"/>
@@ -5887,7 +5900,7 @@
           </w:tcPr>
           <w:p>
             <w:pPr>
-              <w:spacing w:before="24" w:after="24"/>
+              <w:spacing w:before="24" w:after="24" w:line="240" w:lineRule="auto"/>
               <w:jc w:val="right"/>
               <w:rPr>
                 <w:rFonts w:ascii="Times New Roman" w:hAnsi="Times New Roman" w:cs="Times New Roman"/>
@@ -5910,7 +5923,7 @@
           </w:tcPr>
           <w:p>
             <w:pPr>
-              <w:spacing w:before="24" w:after="24"/>
+              <w:spacing w:before="24" w:after="24" w:line="240" w:lineRule="auto"/>
               <w:jc w:val="right"/>
               <w:rPr>
                 <w:rFonts w:ascii="Times New Roman" w:hAnsi="Times New Roman" w:cs="Times New Roman"/>
@@ -5933,7 +5946,7 @@
           </w:tcPr>
           <w:p>
             <w:pPr>
-              <w:spacing w:before="24" w:after="24"/>
+              <w:spacing w:before="24" w:after="24" w:line="240" w:lineRule="auto"/>
               <w:jc w:val="right"/>
               <w:rPr>
                 <w:rFonts w:ascii="Times New Roman" w:hAnsi="Times New Roman" w:cs="Times New Roman"/>
@@ -5961,7 +5974,7 @@
           </w:tcPr>
           <w:p>
             <w:pPr>
-              <w:spacing w:before="24" w:after="24"/>
+              <w:spacing w:before="24" w:after="24" w:line="240" w:lineRule="auto"/>
               <w:rPr>
                 <w:rFonts w:ascii="Times New Roman" w:hAnsi="Times New Roman" w:cs="Times New Roman"/>
               </w:rPr>
@@ -5984,7 +5997,7 @@
           </w:tcPr>
           <w:p>
             <w:pPr>
-              <w:spacing w:before="24" w:after="24"/>
+              <w:spacing w:before="24" w:after="24" w:line="240" w:lineRule="auto"/>
               <w:jc w:val="right"/>
               <w:rPr>
                 <w:rFonts w:ascii="Times New Roman" w:hAnsi="Times New Roman" w:cs="Times New Roman"/>
@@ -5999,7 +6012,7 @@
           </w:tcPr>
           <w:p>
             <w:pPr>
-              <w:spacing w:before="24" w:after="24"/>
+              <w:spacing w:before="24" w:after="24" w:line="240" w:lineRule="auto"/>
               <w:jc w:val="right"/>
               <w:rPr>
                 <w:rFonts w:ascii="Times New Roman" w:hAnsi="Times New Roman" w:cs="Times New Roman"/>
@@ -6014,7 +6027,7 @@
           </w:tcPr>
           <w:p>
             <w:pPr>
-              <w:spacing w:before="24" w:after="24"/>
+              <w:spacing w:before="24" w:after="24" w:line="240" w:lineRule="auto"/>
               <w:jc w:val="right"/>
               <w:rPr>
                 <w:rFonts w:ascii="Times New Roman" w:hAnsi="Times New Roman" w:cs="Times New Roman"/>
@@ -6029,7 +6042,7 @@
           </w:tcPr>
           <w:p>
             <w:pPr>
-              <w:spacing w:before="24" w:after="24"/>
+              <w:spacing w:before="24" w:after="24" w:line="240" w:lineRule="auto"/>
               <w:jc w:val="right"/>
               <w:rPr>
                 <w:rFonts w:ascii="Times New Roman" w:hAnsi="Times New Roman" w:cs="Times New Roman"/>
@@ -6049,7 +6062,7 @@
           </w:tcPr>
           <w:p>
             <w:pPr>
-              <w:spacing w:before="24" w:after="24"/>
+              <w:spacing w:before="24" w:after="24" w:line="240" w:lineRule="auto"/>
               <w:ind w:left="180"/>
               <w:rPr>
                 <w:rFonts w:ascii="Times New Roman" w:hAnsi="Times New Roman" w:cs="Times New Roman"/>
@@ -6072,7 +6085,7 @@
           </w:tcPr>
           <w:p>
             <w:pPr>
-              <w:spacing w:before="24" w:after="24"/>
+              <w:spacing w:before="24" w:after="24" w:line="240" w:lineRule="auto"/>
               <w:jc w:val="right"/>
               <w:rPr>
                 <w:rFonts w:ascii="Times New Roman" w:hAnsi="Times New Roman" w:cs="Times New Roman"/>
@@ -6095,7 +6108,7 @@
           </w:tcPr>
           <w:p>
             <w:pPr>
-              <w:spacing w:before="24" w:after="24"/>
+              <w:spacing w:before="24" w:after="24" w:line="240" w:lineRule="auto"/>
               <w:jc w:val="right"/>
               <w:rPr>
                 <w:rFonts w:ascii="Times New Roman" w:hAnsi="Times New Roman" w:cs="Times New Roman"/>
@@ -6118,7 +6131,7 @@
           </w:tcPr>
           <w:p>
             <w:pPr>
-              <w:spacing w:before="24" w:after="24"/>
+              <w:spacing w:before="24" w:after="24" w:line="240" w:lineRule="auto"/>
               <w:jc w:val="right"/>
               <w:rPr>
                 <w:rFonts w:ascii="Times New Roman" w:hAnsi="Times New Roman" w:cs="Times New Roman"/>
@@ -6141,7 +6154,7 @@
           </w:tcPr>
           <w:p>
             <w:pPr>
-              <w:spacing w:before="24" w:after="24"/>
+              <w:spacing w:before="24" w:after="24" w:line="240" w:lineRule="auto"/>
               <w:jc w:val="right"/>
               <w:rPr>
                 <w:rFonts w:ascii="Times New Roman" w:hAnsi="Times New Roman" w:cs="Times New Roman"/>
@@ -6169,7 +6182,7 @@
           </w:tcPr>
           <w:p>
             <w:pPr>
-              <w:spacing w:before="24" w:after="24"/>
+              <w:spacing w:before="24" w:after="24" w:line="240" w:lineRule="auto"/>
               <w:ind w:left="180"/>
               <w:rPr>
                 <w:rFonts w:ascii="Times New Roman" w:hAnsi="Times New Roman" w:cs="Times New Roman"/>
@@ -6192,7 +6205,7 @@
           </w:tcPr>
           <w:p>
             <w:pPr>
-              <w:spacing w:before="24" w:after="24"/>
+              <w:spacing w:before="24" w:after="24" w:line="240" w:lineRule="auto"/>
               <w:jc w:val="right"/>
               <w:rPr>
                 <w:rFonts w:ascii="Times New Roman" w:hAnsi="Times New Roman" w:cs="Times New Roman"/>
@@ -6215,7 +6228,7 @@
           </w:tcPr>
           <w:p>
             <w:pPr>
-              <w:spacing w:before="24" w:after="24"/>
+              <w:spacing w:before="24" w:after="24" w:line="240" w:lineRule="auto"/>
               <w:jc w:val="right"/>
               <w:rPr>
                 <w:rFonts w:ascii="Times New Roman" w:hAnsi="Times New Roman" w:cs="Times New Roman"/>
@@ -6238,7 +6251,7 @@
           </w:tcPr>
           <w:p>
             <w:pPr>
-              <w:spacing w:before="24" w:after="24"/>
+              <w:spacing w:before="24" w:after="24" w:line="240" w:lineRule="auto"/>
               <w:jc w:val="right"/>
               <w:rPr>
                 <w:rFonts w:ascii="Times New Roman" w:hAnsi="Times New Roman" w:cs="Times New Roman"/>
@@ -6261,7 +6274,7 @@
           </w:tcPr>
           <w:p>
             <w:pPr>
-              <w:spacing w:before="24" w:after="24"/>
+              <w:spacing w:before="24" w:after="24" w:line="240" w:lineRule="auto"/>
               <w:jc w:val="right"/>
               <w:rPr>
                 <w:rFonts w:ascii="Times New Roman" w:hAnsi="Times New Roman" w:cs="Times New Roman"/>
@@ -6289,7 +6302,7 @@
           </w:tcPr>
           <w:p>
             <w:pPr>
-              <w:spacing w:before="24" w:after="24"/>
+              <w:spacing w:before="24" w:after="24" w:line="240" w:lineRule="auto"/>
               <w:ind w:left="180"/>
               <w:rPr>
                 <w:rFonts w:ascii="Times New Roman" w:hAnsi="Times New Roman" w:cs="Times New Roman"/>
@@ -6312,7 +6325,7 @@
           </w:tcPr>
           <w:p>
             <w:pPr>
-              <w:spacing w:before="24" w:after="24"/>
+              <w:spacing w:before="24" w:after="24" w:line="240" w:lineRule="auto"/>
               <w:jc w:val="right"/>
               <w:rPr>
                 <w:rFonts w:ascii="Times New Roman" w:hAnsi="Times New Roman" w:cs="Times New Roman"/>
@@ -6335,7 +6348,7 @@
           </w:tcPr>
           <w:p>
             <w:pPr>
-              <w:spacing w:before="24" w:after="24"/>
+              <w:spacing w:before="24" w:after="24" w:line="240" w:lineRule="auto"/>
               <w:jc w:val="right"/>
               <w:rPr>
                 <w:rFonts w:ascii="Times New Roman" w:hAnsi="Times New Roman" w:cs="Times New Roman"/>
@@ -6358,7 +6371,7 @@
           </w:tcPr>
           <w:p>
             <w:pPr>
-              <w:spacing w:before="24" w:after="24"/>
+              <w:spacing w:before="24" w:after="24" w:line="240" w:lineRule="auto"/>
               <w:jc w:val="right"/>
               <w:rPr>
                 <w:rFonts w:ascii="Times New Roman" w:hAnsi="Times New Roman" w:cs="Times New Roman"/>
@@ -6381,7 +6394,7 @@
           </w:tcPr>
           <w:p>
             <w:pPr>
-              <w:spacing w:before="24" w:after="24"/>
+              <w:spacing w:before="24" w:after="24" w:line="240" w:lineRule="auto"/>
               <w:jc w:val="right"/>
               <w:rPr>
                 <w:rFonts w:ascii="Times New Roman" w:hAnsi="Times New Roman" w:cs="Times New Roman"/>
@@ -6409,7 +6422,7 @@
           </w:tcPr>
           <w:p>
             <w:pPr>
-              <w:spacing w:before="24" w:after="24"/>
+              <w:spacing w:before="24" w:after="24" w:line="240" w:lineRule="auto"/>
               <w:ind w:left="180"/>
               <w:rPr>
                 <w:rFonts w:ascii="Times New Roman" w:hAnsi="Times New Roman" w:cs="Times New Roman"/>
@@ -6432,7 +6445,7 @@
           </w:tcPr>
           <w:p>
             <w:pPr>
-              <w:spacing w:before="24" w:after="24"/>
+              <w:spacing w:before="24" w:after="24" w:line="240" w:lineRule="auto"/>
               <w:jc w:val="right"/>
               <w:rPr>
                 <w:rFonts w:ascii="Times New Roman" w:hAnsi="Times New Roman" w:cs="Times New Roman"/>
@@ -6455,7 +6468,7 @@
           </w:tcPr>
           <w:p>
             <w:pPr>
-              <w:spacing w:before="24" w:after="24"/>
+              <w:spacing w:before="24" w:after="24" w:line="240" w:lineRule="auto"/>
               <w:jc w:val="right"/>
               <w:rPr>
                 <w:rFonts w:ascii="Times New Roman" w:hAnsi="Times New Roman" w:cs="Times New Roman"/>
@@ -6478,7 +6491,7 @@
           </w:tcPr>
           <w:p>
             <w:pPr>
-              <w:spacing w:before="24" w:after="24"/>
+              <w:spacing w:before="24" w:after="24" w:line="240" w:lineRule="auto"/>
               <w:jc w:val="right"/>
               <w:rPr>
                 <w:rFonts w:ascii="Times New Roman" w:hAnsi="Times New Roman" w:cs="Times New Roman"/>
@@ -6501,7 +6514,7 @@
           </w:tcPr>
           <w:p>
             <w:pPr>
-              <w:spacing w:before="24" w:after="24"/>
+              <w:spacing w:before="24" w:after="24" w:line="240" w:lineRule="auto"/>
               <w:jc w:val="right"/>
               <w:rPr>
                 <w:rFonts w:ascii="Times New Roman" w:hAnsi="Times New Roman" w:cs="Times New Roman"/>
@@ -6529,7 +6542,7 @@
           </w:tcPr>
           <w:p>
             <w:pPr>
-              <w:spacing w:before="24" w:after="24"/>
+              <w:spacing w:before="24" w:after="24" w:line="240" w:lineRule="auto"/>
               <w:ind w:left="180"/>
               <w:rPr>
                 <w:rFonts w:ascii="Times New Roman" w:hAnsi="Times New Roman" w:cs="Times New Roman"/>
@@ -6552,7 +6565,7 @@
           </w:tcPr>
           <w:p>
             <w:pPr>
-              <w:spacing w:before="24" w:after="24"/>
+              <w:spacing w:before="24" w:after="24" w:line="240" w:lineRule="auto"/>
               <w:jc w:val="right"/>
               <w:rPr>
                 <w:rFonts w:ascii="Times New Roman" w:hAnsi="Times New Roman" w:cs="Times New Roman"/>
@@ -6575,7 +6588,7 @@
           </w:tcPr>
           <w:p>
             <w:pPr>
-              <w:spacing w:before="24" w:after="24"/>
+              <w:spacing w:before="24" w:after="24" w:line="240" w:lineRule="auto"/>
               <w:jc w:val="right"/>
               <w:rPr>
                 <w:rFonts w:ascii="Times New Roman" w:hAnsi="Times New Roman" w:cs="Times New Roman"/>
@@ -6598,7 +6611,7 @@
           </w:tcPr>
           <w:p>
             <w:pPr>
-              <w:spacing w:before="24" w:after="24"/>
+              <w:spacing w:before="24" w:after="24" w:line="240" w:lineRule="auto"/>
               <w:jc w:val="right"/>
               <w:rPr>
                 <w:rFonts w:ascii="Times New Roman" w:hAnsi="Times New Roman" w:cs="Times New Roman"/>
@@ -6621,7 +6634,7 @@
           </w:tcPr>
           <w:p>
             <w:pPr>
-              <w:spacing w:before="24" w:after="24"/>
+              <w:spacing w:before="24" w:after="24" w:line="240" w:lineRule="auto"/>
               <w:jc w:val="right"/>
               <w:rPr>
                 <w:rFonts w:ascii="Times New Roman" w:hAnsi="Times New Roman" w:cs="Times New Roman"/>
@@ -6649,7 +6662,7 @@
           </w:tcPr>
           <w:p>
             <w:pPr>
-              <w:spacing w:before="24" w:after="24"/>
+              <w:spacing w:before="24" w:after="24" w:line="240" w:lineRule="auto"/>
               <w:ind w:left="180"/>
               <w:rPr>
                 <w:rFonts w:ascii="Times New Roman" w:hAnsi="Times New Roman" w:cs="Times New Roman"/>
@@ -6673,7 +6686,7 @@
           </w:tcPr>
           <w:p>
             <w:pPr>
-              <w:spacing w:before="24" w:after="24"/>
+              <w:spacing w:before="24" w:after="24" w:line="240" w:lineRule="auto"/>
               <w:jc w:val="right"/>
               <w:rPr>
                 <w:rFonts w:ascii="Times New Roman" w:hAnsi="Times New Roman" w:cs="Times New Roman"/>
@@ -6696,7 +6709,7 @@
           </w:tcPr>
           <w:p>
             <w:pPr>
-              <w:spacing w:before="24" w:after="24"/>
+              <w:spacing w:before="24" w:after="24" w:line="240" w:lineRule="auto"/>
               <w:jc w:val="right"/>
               <w:rPr>
                 <w:rFonts w:ascii="Times New Roman" w:hAnsi="Times New Roman" w:cs="Times New Roman"/>
@@ -6719,7 +6732,7 @@
           </w:tcPr>
           <w:p>
             <w:pPr>
-              <w:spacing w:before="24" w:after="24"/>
+              <w:spacing w:before="24" w:after="24" w:line="240" w:lineRule="auto"/>
               <w:jc w:val="right"/>
               <w:rPr>
                 <w:rFonts w:ascii="Times New Roman" w:hAnsi="Times New Roman" w:cs="Times New Roman"/>
@@ -6742,7 +6755,7 @@
           </w:tcPr>
           <w:p>
             <w:pPr>
-              <w:spacing w:before="24" w:after="24"/>
+              <w:spacing w:before="24" w:after="24" w:line="240" w:lineRule="auto"/>
               <w:jc w:val="right"/>
               <w:rPr>
                 <w:rFonts w:ascii="Times New Roman" w:hAnsi="Times New Roman" w:cs="Times New Roman"/>
@@ -6770,7 +6783,7 @@
           </w:tcPr>
           <w:p>
             <w:pPr>
-              <w:spacing w:before="24" w:after="24"/>
+              <w:spacing w:before="24" w:after="24" w:line="240" w:lineRule="auto"/>
               <w:ind w:left="180"/>
               <w:rPr>
                 <w:rFonts w:ascii="Times New Roman" w:hAnsi="Times New Roman" w:cs="Times New Roman"/>
@@ -6793,7 +6806,7 @@
           </w:tcPr>
           <w:p>
             <w:pPr>
-              <w:spacing w:before="24" w:after="24"/>
+              <w:spacing w:before="24" w:after="24" w:line="240" w:lineRule="auto"/>
               <w:jc w:val="right"/>
               <w:rPr>
                 <w:rFonts w:ascii="Times New Roman" w:hAnsi="Times New Roman" w:cs="Times New Roman"/>
@@ -6816,7 +6829,7 @@
           </w:tcPr>
           <w:p>
             <w:pPr>
-              <w:spacing w:before="24" w:after="24"/>
+              <w:spacing w:before="24" w:after="24" w:line="240" w:lineRule="auto"/>
               <w:jc w:val="right"/>
               <w:rPr>
                 <w:rFonts w:ascii="Times New Roman" w:hAnsi="Times New Roman" w:cs="Times New Roman"/>
@@ -6839,7 +6852,7 @@
           </w:tcPr>
           <w:p>
             <w:pPr>
-              <w:spacing w:before="24" w:after="24"/>
+              <w:spacing w:before="24" w:after="24" w:line="240" w:lineRule="auto"/>
               <w:jc w:val="right"/>
               <w:rPr>
                 <w:rFonts w:ascii="Times New Roman" w:hAnsi="Times New Roman" w:cs="Times New Roman"/>
@@ -6862,7 +6875,7 @@
           </w:tcPr>
           <w:p>
             <w:pPr>
-              <w:spacing w:before="24" w:after="24"/>
+              <w:spacing w:before="24" w:after="24" w:line="240" w:lineRule="auto"/>
               <w:jc w:val="right"/>
               <w:rPr>
                 <w:rFonts w:ascii="Times New Roman" w:hAnsi="Times New Roman" w:cs="Times New Roman"/>
@@ -6890,7 +6903,7 @@
           </w:tcPr>
           <w:p>
             <w:pPr>
-              <w:spacing w:before="24" w:after="24"/>
+              <w:spacing w:before="24" w:after="24" w:line="240" w:lineRule="auto"/>
               <w:ind w:left="180"/>
               <w:rPr>
                 <w:rFonts w:ascii="Times New Roman" w:hAnsi="Times New Roman" w:cs="Times New Roman"/>
@@ -6913,7 +6926,7 @@
           </w:tcPr>
           <w:p>
             <w:pPr>
-              <w:spacing w:before="24" w:after="24"/>
+              <w:spacing w:before="24" w:after="24" w:line="240" w:lineRule="auto"/>
               <w:jc w:val="right"/>
               <w:rPr>
                 <w:rFonts w:ascii="Times New Roman" w:hAnsi="Times New Roman" w:cs="Times New Roman"/>
@@ -6936,7 +6949,7 @@
           </w:tcPr>
           <w:p>
             <w:pPr>
-              <w:spacing w:before="24" w:after="24"/>
+              <w:spacing w:before="24" w:after="24" w:line="240" w:lineRule="auto"/>
               <w:jc w:val="right"/>
               <w:rPr>
                 <w:rFonts w:ascii="Times New Roman" w:hAnsi="Times New Roman" w:cs="Times New Roman"/>
@@ -6959,7 +6972,7 @@
           </w:tcPr>
           <w:p>
             <w:pPr>
-              <w:spacing w:before="24" w:after="24"/>
+              <w:spacing w:before="24" w:after="24" w:line="240" w:lineRule="auto"/>
               <w:jc w:val="right"/>
               <w:rPr>
                 <w:rFonts w:ascii="Times New Roman" w:hAnsi="Times New Roman" w:cs="Times New Roman"/>
@@ -6982,7 +6995,7 @@
           </w:tcPr>
           <w:p>
             <w:pPr>
-              <w:spacing w:before="24" w:after="24"/>
+              <w:spacing w:before="24" w:after="24" w:line="240" w:lineRule="auto"/>
               <w:jc w:val="right"/>
               <w:rPr>
                 <w:rFonts w:ascii="Times New Roman" w:hAnsi="Times New Roman" w:cs="Times New Roman"/>
@@ -7010,7 +7023,7 @@
           </w:tcPr>
           <w:p>
             <w:pPr>
-              <w:spacing w:before="24" w:after="24"/>
+              <w:spacing w:before="24" w:after="24" w:line="240" w:lineRule="auto"/>
               <w:ind w:left="180"/>
               <w:rPr>
                 <w:rFonts w:ascii="Times New Roman" w:hAnsi="Times New Roman" w:cs="Times New Roman"/>
@@ -7033,7 +7046,7 @@
           </w:tcPr>
           <w:p>
             <w:pPr>
-              <w:spacing w:before="24" w:after="24"/>
+              <w:spacing w:before="24" w:after="24" w:line="240" w:lineRule="auto"/>
               <w:jc w:val="right"/>
               <w:rPr>
                 <w:rFonts w:ascii="Times New Roman" w:hAnsi="Times New Roman" w:cs="Times New Roman"/>
@@ -7056,7 +7069,7 @@
           </w:tcPr>
           <w:p>
             <w:pPr>
-              <w:spacing w:before="24" w:after="24"/>
+              <w:spacing w:before="24" w:after="24" w:line="240" w:lineRule="auto"/>
               <w:jc w:val="right"/>
               <w:rPr>
                 <w:rFonts w:ascii="Times New Roman" w:hAnsi="Times New Roman" w:cs="Times New Roman"/>
@@ -7079,7 +7092,7 @@
           </w:tcPr>
           <w:p>
             <w:pPr>
-              <w:spacing w:before="24" w:after="24"/>
+              <w:spacing w:before="24" w:after="24" w:line="240" w:lineRule="auto"/>
               <w:jc w:val="right"/>
               <w:rPr>
                 <w:rFonts w:ascii="Times New Roman" w:hAnsi="Times New Roman" w:cs="Times New Roman"/>
@@ -7102,7 +7115,7 @@
           </w:tcPr>
           <w:p>
             <w:pPr>
-              <w:spacing w:before="24" w:after="24"/>
+              <w:spacing w:before="24" w:after="24" w:line="240" w:lineRule="auto"/>
               <w:jc w:val="right"/>
               <w:rPr>
                 <w:rFonts w:ascii="Times New Roman" w:hAnsi="Times New Roman" w:cs="Times New Roman"/>
@@ -7130,7 +7143,7 @@
           </w:tcPr>
           <w:p>
             <w:pPr>
-              <w:spacing w:before="24" w:after="24"/>
+              <w:spacing w:before="24" w:after="24" w:line="240" w:lineRule="auto"/>
               <w:ind w:left="180"/>
               <w:rPr>
                 <w:rFonts w:ascii="Times New Roman" w:hAnsi="Times New Roman" w:cs="Times New Roman"/>
@@ -7153,7 +7166,7 @@
           </w:tcPr>
           <w:p>
             <w:pPr>
-              <w:spacing w:before="24" w:after="24"/>
+              <w:spacing w:before="24" w:after="24" w:line="240" w:lineRule="auto"/>
               <w:jc w:val="right"/>
               <w:rPr>
                 <w:rFonts w:ascii="Times New Roman" w:hAnsi="Times New Roman" w:cs="Times New Roman"/>
@@ -7176,7 +7189,7 @@
           </w:tcPr>
           <w:p>
             <w:pPr>
-              <w:spacing w:before="24" w:after="24"/>
+              <w:spacing w:before="24" w:after="24" w:line="240" w:lineRule="auto"/>
               <w:jc w:val="right"/>
               <w:rPr>
                 <w:rFonts w:ascii="Times New Roman" w:hAnsi="Times New Roman" w:cs="Times New Roman"/>
@@ -7199,7 +7212,7 @@
           </w:tcPr>
           <w:p>
             <w:pPr>
-              <w:spacing w:before="24" w:after="24"/>
+              <w:spacing w:before="24" w:after="24" w:line="240" w:lineRule="auto"/>
               <w:jc w:val="right"/>
               <w:rPr>
                 <w:rFonts w:ascii="Times New Roman" w:hAnsi="Times New Roman" w:cs="Times New Roman"/>
@@ -7222,7 +7235,7 @@
           </w:tcPr>
           <w:p>
             <w:pPr>
-              <w:spacing w:before="24" w:after="24"/>
+              <w:spacing w:before="24" w:after="24" w:line="240" w:lineRule="auto"/>
               <w:jc w:val="right"/>
               <w:rPr>
                 <w:rFonts w:ascii="Times New Roman" w:hAnsi="Times New Roman" w:cs="Times New Roman"/>
@@ -7250,7 +7263,7 @@
           </w:tcPr>
           <w:p>
             <w:pPr>
-              <w:spacing w:before="24" w:after="24"/>
+              <w:spacing w:before="24" w:after="24" w:line="240" w:lineRule="auto"/>
               <w:ind w:left="180"/>
               <w:rPr>
                 <w:rFonts w:ascii="Times New Roman" w:hAnsi="Times New Roman" w:cs="Times New Roman"/>
@@ -7273,7 +7286,7 @@
           </w:tcPr>
           <w:p>
             <w:pPr>
-              <w:spacing w:before="24" w:after="24"/>
+              <w:spacing w:before="24" w:after="24" w:line="240" w:lineRule="auto"/>
               <w:jc w:val="right"/>
               <w:rPr>
                 <w:rFonts w:ascii="Times New Roman" w:hAnsi="Times New Roman" w:cs="Times New Roman"/>
@@ -7296,7 +7309,7 @@
           </w:tcPr>
           <w:p>
             <w:pPr>
-              <w:spacing w:before="24" w:after="24"/>
+              <w:spacing w:before="24" w:after="24" w:line="240" w:lineRule="auto"/>
               <w:jc w:val="right"/>
               <w:rPr>
                 <w:rFonts w:ascii="Times New Roman" w:hAnsi="Times New Roman" w:cs="Times New Roman"/>
@@ -7319,7 +7332,7 @@
           </w:tcPr>
           <w:p>
             <w:pPr>
-              <w:spacing w:before="24" w:after="24"/>
+              <w:spacing w:before="24" w:after="24" w:line="240" w:lineRule="auto"/>
               <w:jc w:val="right"/>
               <w:rPr>
                 <w:rFonts w:ascii="Times New Roman" w:hAnsi="Times New Roman" w:cs="Times New Roman"/>
@@ -7342,7 +7355,7 @@
           </w:tcPr>
           <w:p>
             <w:pPr>
-              <w:spacing w:before="24" w:after="24"/>
+              <w:spacing w:before="24" w:after="24" w:line="240" w:lineRule="auto"/>
               <w:jc w:val="right"/>
               <w:rPr>
                 <w:rFonts w:ascii="Times New Roman" w:hAnsi="Times New Roman" w:cs="Times New Roman"/>
@@ -7370,7 +7383,7 @@
           </w:tcPr>
           <w:p>
             <w:pPr>
-              <w:spacing w:before="24" w:after="24"/>
+              <w:spacing w:before="24" w:after="24" w:line="240" w:lineRule="auto"/>
               <w:ind w:left="180"/>
               <w:rPr>
                 <w:rFonts w:ascii="Times New Roman" w:hAnsi="Times New Roman" w:cs="Times New Roman"/>
@@ -7393,7 +7406,7 @@
           </w:tcPr>
           <w:p>
             <w:pPr>
-              <w:spacing w:before="24" w:after="24"/>
+              <w:spacing w:before="24" w:after="24" w:line="240" w:lineRule="auto"/>
               <w:jc w:val="right"/>
               <w:rPr>
                 <w:rFonts w:ascii="Times New Roman" w:hAnsi="Times New Roman" w:cs="Times New Roman"/>
@@ -7416,7 +7429,7 @@
           </w:tcPr>
           <w:p>
             <w:pPr>
-              <w:spacing w:before="24" w:after="24"/>
+              <w:spacing w:before="24" w:after="24" w:line="240" w:lineRule="auto"/>
               <w:jc w:val="right"/>
               <w:rPr>
                 <w:rFonts w:ascii="Times New Roman" w:hAnsi="Times New Roman" w:cs="Times New Roman"/>
@@ -7439,7 +7452,7 @@
           </w:tcPr>
           <w:p>
             <w:pPr>
-              <w:spacing w:before="24" w:after="24"/>
+              <w:spacing w:before="24" w:after="24" w:line="240" w:lineRule="auto"/>
               <w:jc w:val="right"/>
               <w:rPr>
                 <w:rFonts w:ascii="Times New Roman" w:hAnsi="Times New Roman" w:cs="Times New Roman"/>
@@ -7462,7 +7475,7 @@
           </w:tcPr>
           <w:p>
             <w:pPr>
-              <w:spacing w:before="24" w:after="24"/>
+              <w:spacing w:before="24" w:after="24" w:line="240" w:lineRule="auto"/>
               <w:jc w:val="right"/>
               <w:rPr>
                 <w:rFonts w:ascii="Times New Roman" w:hAnsi="Times New Roman" w:cs="Times New Roman"/>
@@ -7490,7 +7503,7 @@
           </w:tcPr>
           <w:p>
             <w:pPr>
-              <w:spacing w:before="24" w:after="24"/>
+              <w:spacing w:before="24" w:after="24" w:line="240" w:lineRule="auto"/>
               <w:ind w:left="180"/>
               <w:rPr>
                 <w:rFonts w:ascii="Times New Roman" w:hAnsi="Times New Roman" w:cs="Times New Roman"/>
@@ -7513,7 +7526,7 @@
           </w:tcPr>
           <w:p>
             <w:pPr>
-              <w:spacing w:before="24" w:after="24"/>
+              <w:spacing w:before="24" w:after="24" w:line="240" w:lineRule="auto"/>
               <w:jc w:val="right"/>
               <w:rPr>
                 <w:rFonts w:ascii="Times New Roman" w:hAnsi="Times New Roman" w:cs="Times New Roman"/>
@@ -7536,7 +7549,7 @@
           </w:tcPr>
           <w:p>
             <w:pPr>
-              <w:spacing w:before="24" w:after="24"/>
+              <w:spacing w:before="24" w:after="24" w:line="240" w:lineRule="auto"/>
               <w:jc w:val="right"/>
               <w:rPr>
                 <w:rFonts w:ascii="Times New Roman" w:hAnsi="Times New Roman" w:cs="Times New Roman"/>
@@ -7559,7 +7572,7 @@
           </w:tcPr>
           <w:p>
             <w:pPr>
-              <w:spacing w:before="24" w:after="24"/>
+              <w:spacing w:before="24" w:after="24" w:line="240" w:lineRule="auto"/>
               <w:jc w:val="right"/>
               <w:rPr>
                 <w:rFonts w:ascii="Times New Roman" w:hAnsi="Times New Roman" w:cs="Times New Roman"/>
@@ -7582,7 +7595,7 @@
           </w:tcPr>
           <w:p>
             <w:pPr>
-              <w:spacing w:before="24" w:after="24"/>
+              <w:spacing w:before="24" w:after="24" w:line="240" w:lineRule="auto"/>
               <w:jc w:val="right"/>
               <w:rPr>
                 <w:rFonts w:ascii="Times New Roman" w:hAnsi="Times New Roman" w:cs="Times New Roman"/>
@@ -7610,7 +7623,7 @@
           </w:tcPr>
           <w:p>
             <w:pPr>
-              <w:spacing w:before="24" w:after="24"/>
+              <w:spacing w:before="24" w:after="24" w:line="240" w:lineRule="auto"/>
               <w:ind w:left="180"/>
               <w:rPr>
                 <w:rFonts w:ascii="Times New Roman" w:hAnsi="Times New Roman" w:cs="Times New Roman"/>
@@ -7633,7 +7646,7 @@
           </w:tcPr>
           <w:p>
             <w:pPr>
-              <w:spacing w:before="24" w:after="24"/>
+              <w:spacing w:before="24" w:after="24" w:line="240" w:lineRule="auto"/>
               <w:jc w:val="right"/>
               <w:rPr>
                 <w:rFonts w:ascii="Times New Roman" w:hAnsi="Times New Roman" w:cs="Times New Roman"/>
@@ -7656,7 +7669,7 @@
           </w:tcPr>
           <w:p>
             <w:pPr>
-              <w:spacing w:before="24" w:after="24"/>
+              <w:spacing w:before="24" w:after="24" w:line="240" w:lineRule="auto"/>
               <w:jc w:val="right"/>
               <w:rPr>
                 <w:rFonts w:ascii="Times New Roman" w:hAnsi="Times New Roman" w:cs="Times New Roman"/>
@@ -7679,7 +7692,7 @@
           </w:tcPr>
           <w:p>
             <w:pPr>
-              <w:spacing w:before="24" w:after="24"/>
+              <w:spacing w:before="24" w:after="24" w:line="240" w:lineRule="auto"/>
               <w:jc w:val="right"/>
               <w:rPr>
                 <w:rFonts w:ascii="Times New Roman" w:hAnsi="Times New Roman" w:cs="Times New Roman"/>
@@ -7702,7 +7715,7 @@
           </w:tcPr>
           <w:p>
             <w:pPr>
-              <w:spacing w:before="24" w:after="24"/>
+              <w:spacing w:before="24" w:after="24" w:line="240" w:lineRule="auto"/>
               <w:jc w:val="right"/>
               <w:rPr>
                 <w:rFonts w:ascii="Times New Roman" w:hAnsi="Times New Roman" w:cs="Times New Roman"/>
@@ -7730,7 +7743,7 @@
           </w:tcPr>
           <w:p>
             <w:pPr>
-              <w:spacing w:before="24" w:after="24"/>
+              <w:spacing w:before="24" w:after="24" w:line="240" w:lineRule="auto"/>
               <w:ind w:left="180"/>
               <w:rPr>
                 <w:rFonts w:ascii="Times New Roman" w:hAnsi="Times New Roman" w:cs="Times New Roman"/>
@@ -7753,7 +7766,7 @@
           </w:tcPr>
           <w:p>
             <w:pPr>
-              <w:spacing w:before="24" w:after="24"/>
+              <w:spacing w:before="24" w:after="24" w:line="240" w:lineRule="auto"/>
               <w:jc w:val="right"/>
               <w:rPr>
                 <w:rFonts w:ascii="Times New Roman" w:hAnsi="Times New Roman" w:cs="Times New Roman"/>
@@ -7776,7 +7789,7 @@
           </w:tcPr>
           <w:p>
             <w:pPr>
-              <w:spacing w:before="24" w:after="24"/>
+              <w:spacing w:before="24" w:after="24" w:line="240" w:lineRule="auto"/>
               <w:jc w:val="right"/>
               <w:rPr>
                 <w:rFonts w:ascii="Times New Roman" w:hAnsi="Times New Roman" w:cs="Times New Roman"/>
@@ -7799,7 +7812,7 @@
           </w:tcPr>
           <w:p>
             <w:pPr>
-              <w:spacing w:before="24" w:after="24"/>
+              <w:spacing w:before="24" w:after="24" w:line="240" w:lineRule="auto"/>
               <w:jc w:val="right"/>
               <w:rPr>
                 <w:rFonts w:ascii="Times New Roman" w:hAnsi="Times New Roman" w:cs="Times New Roman"/>
@@ -7822,7 +7835,7 @@
           </w:tcPr>
           <w:p>
             <w:pPr>
-              <w:spacing w:before="24" w:after="24"/>
+              <w:spacing w:before="24" w:after="24" w:line="240" w:lineRule="auto"/>
               <w:jc w:val="right"/>
               <w:rPr>
                 <w:rFonts w:ascii="Times New Roman" w:hAnsi="Times New Roman" w:cs="Times New Roman"/>
@@ -7850,7 +7863,7 @@
           </w:tcPr>
           <w:p>
             <w:pPr>
-              <w:spacing w:before="24" w:after="24"/>
+              <w:spacing w:before="24" w:after="24" w:line="240" w:lineRule="auto"/>
               <w:ind w:left="180"/>
               <w:rPr>
                 <w:rFonts w:ascii="Times New Roman" w:hAnsi="Times New Roman" w:cs="Times New Roman"/>
@@ -7873,7 +7886,7 @@
           </w:tcPr>
           <w:p>
             <w:pPr>
-              <w:spacing w:before="24" w:after="24"/>
+              <w:spacing w:before="24" w:after="24" w:line="240" w:lineRule="auto"/>
               <w:jc w:val="right"/>
               <w:rPr>
                 <w:rFonts w:ascii="Times New Roman" w:hAnsi="Times New Roman" w:cs="Times New Roman"/>
@@ -7896,7 +7909,7 @@
           </w:tcPr>
           <w:p>
             <w:pPr>
-              <w:spacing w:before="24" w:after="24"/>
+              <w:spacing w:before="24" w:after="24" w:line="240" w:lineRule="auto"/>
               <w:jc w:val="right"/>
               <w:rPr>
                 <w:rFonts w:ascii="Times New Roman" w:hAnsi="Times New Roman" w:cs="Times New Roman"/>
@@ -7919,7 +7932,7 @@
           </w:tcPr>
           <w:p>
             <w:pPr>
-              <w:spacing w:before="24" w:after="24"/>
+              <w:spacing w:before="24" w:after="24" w:line="240" w:lineRule="auto"/>
               <w:jc w:val="right"/>
               <w:rPr>
                 <w:rFonts w:ascii="Times New Roman" w:hAnsi="Times New Roman" w:cs="Times New Roman"/>
@@ -7942,7 +7955,7 @@
           </w:tcPr>
           <w:p>
             <w:pPr>
-              <w:spacing w:before="24" w:after="24"/>
+              <w:spacing w:before="24" w:after="24" w:line="240" w:lineRule="auto"/>
               <w:jc w:val="right"/>
               <w:rPr>
                 <w:rFonts w:ascii="Times New Roman" w:hAnsi="Times New Roman" w:cs="Times New Roman"/>
@@ -7970,7 +7983,7 @@
           </w:tcPr>
           <w:p>
             <w:pPr>
-              <w:spacing w:before="24" w:after="24"/>
+              <w:spacing w:before="24" w:after="24" w:line="240" w:lineRule="auto"/>
               <w:ind w:left="180"/>
               <w:rPr>
                 <w:rFonts w:ascii="Times New Roman" w:hAnsi="Times New Roman" w:cs="Times New Roman"/>
@@ -7993,7 +8006,7 @@
           </w:tcPr>
           <w:p>
             <w:pPr>
-              <w:spacing w:before="24" w:after="24"/>
+              <w:spacing w:before="24" w:after="24" w:line="240" w:lineRule="auto"/>
               <w:jc w:val="right"/>
               <w:rPr>
                 <w:rFonts w:ascii="Times New Roman" w:hAnsi="Times New Roman" w:cs="Times New Roman"/>
@@ -8016,7 +8029,7 @@
           </w:tcPr>
           <w:p>
             <w:pPr>
-              <w:spacing w:before="24" w:after="24"/>
+              <w:spacing w:before="24" w:after="24" w:line="240" w:lineRule="auto"/>
               <w:jc w:val="right"/>
               <w:rPr>
                 <w:rFonts w:ascii="Times New Roman" w:hAnsi="Times New Roman" w:cs="Times New Roman"/>
@@ -8039,7 +8052,7 @@
           </w:tcPr>
           <w:p>
             <w:pPr>
-              <w:spacing w:before="24" w:after="24"/>
+              <w:spacing w:before="24" w:after="24" w:line="240" w:lineRule="auto"/>
               <w:jc w:val="right"/>
               <w:rPr>
                 <w:rFonts w:ascii="Times New Roman" w:hAnsi="Times New Roman" w:cs="Times New Roman"/>
@@ -8062,7 +8075,7 @@
           </w:tcPr>
           <w:p>
             <w:pPr>
-              <w:spacing w:before="24" w:after="24"/>
+              <w:spacing w:before="24" w:after="24" w:line="240" w:lineRule="auto"/>
               <w:jc w:val="right"/>
               <w:rPr>
                 <w:rFonts w:ascii="Times New Roman" w:hAnsi="Times New Roman" w:cs="Times New Roman"/>
@@ -8090,7 +8103,7 @@
           </w:tcPr>
           <w:p>
             <w:pPr>
-              <w:spacing w:before="24" w:after="24"/>
+              <w:spacing w:before="24" w:after="24" w:line="240" w:lineRule="auto"/>
               <w:ind w:left="180"/>
               <w:rPr>
                 <w:rFonts w:ascii="Times New Roman" w:hAnsi="Times New Roman" w:cs="Times New Roman"/>
@@ -8113,7 +8126,7 @@
           </w:tcPr>
           <w:p>
             <w:pPr>
-              <w:spacing w:before="24" w:after="24"/>
+              <w:spacing w:before="24" w:after="24" w:line="240" w:lineRule="auto"/>
               <w:jc w:val="right"/>
               <w:rPr>
                 <w:rFonts w:ascii="Times New Roman" w:hAnsi="Times New Roman" w:cs="Times New Roman"/>
@@ -8136,7 +8149,7 @@
           </w:tcPr>
           <w:p>
             <w:pPr>
-              <w:spacing w:before="24" w:after="24"/>
+              <w:spacing w:before="24" w:after="24" w:line="240" w:lineRule="auto"/>
               <w:jc w:val="right"/>
               <w:rPr>
                 <w:rFonts w:ascii="Times New Roman" w:hAnsi="Times New Roman" w:cs="Times New Roman"/>
@@ -8159,7 +8172,7 @@
           </w:tcPr>
           <w:p>
             <w:pPr>
-              <w:spacing w:before="24" w:after="24"/>
+              <w:spacing w:before="24" w:after="24" w:line="240" w:lineRule="auto"/>
               <w:jc w:val="right"/>
               <w:rPr>
                 <w:rFonts w:ascii="Times New Roman" w:hAnsi="Times New Roman" w:cs="Times New Roman"/>
@@ -8182,7 +8195,7 @@
           </w:tcPr>
           <w:p>
             <w:pPr>
-              <w:spacing w:before="24" w:after="24"/>
+              <w:spacing w:before="24" w:after="24" w:line="240" w:lineRule="auto"/>
               <w:jc w:val="right"/>
               <w:rPr>
                 <w:rFonts w:ascii="Times New Roman" w:hAnsi="Times New Roman" w:cs="Times New Roman"/>
@@ -8210,7 +8223,7 @@
           </w:tcPr>
           <w:p>
             <w:pPr>
-              <w:spacing w:before="24" w:after="24"/>
+              <w:spacing w:before="24" w:after="24" w:line="240" w:lineRule="auto"/>
               <w:ind w:left="180"/>
               <w:rPr>
                 <w:rFonts w:ascii="Times New Roman" w:hAnsi="Times New Roman" w:cs="Times New Roman"/>
@@ -8233,7 +8246,7 @@
           </w:tcPr>
           <w:p>
             <w:pPr>
-              <w:spacing w:before="24" w:after="24"/>
+              <w:spacing w:before="24" w:after="24" w:line="240" w:lineRule="auto"/>
               <w:jc w:val="right"/>
               <w:rPr>
                 <w:rFonts w:ascii="Times New Roman" w:hAnsi="Times New Roman" w:cs="Times New Roman"/>
@@ -8256,7 +8269,7 @@
           </w:tcPr>
           <w:p>
             <w:pPr>
-              <w:spacing w:before="24" w:after="24"/>
+              <w:spacing w:before="24" w:after="24" w:line="240" w:lineRule="auto"/>
               <w:jc w:val="right"/>
               <w:rPr>
                 <w:rFonts w:ascii="Times New Roman" w:hAnsi="Times New Roman" w:cs="Times New Roman"/>
@@ -8279,7 +8292,7 @@
           </w:tcPr>
           <w:p>
             <w:pPr>
-              <w:spacing w:before="24" w:after="24"/>
+              <w:spacing w:before="24" w:after="24" w:line="240" w:lineRule="auto"/>
               <w:jc w:val="right"/>
               <w:rPr>
                 <w:rFonts w:ascii="Times New Roman" w:hAnsi="Times New Roman" w:cs="Times New Roman"/>
@@ -8302,7 +8315,7 @@
           </w:tcPr>
           <w:p>
             <w:pPr>
-              <w:spacing w:before="24" w:after="24"/>
+              <w:spacing w:before="24" w:after="24" w:line="240" w:lineRule="auto"/>
               <w:jc w:val="right"/>
               <w:rPr>
                 <w:rFonts w:ascii="Times New Roman" w:hAnsi="Times New Roman" w:cs="Times New Roman"/>
@@ -8330,7 +8343,7 @@
           </w:tcPr>
           <w:p>
             <w:pPr>
-              <w:spacing w:before="24" w:after="24"/>
+              <w:spacing w:before="24" w:after="24" w:line="240" w:lineRule="auto"/>
               <w:rPr>
                 <w:rFonts w:ascii="Times New Roman" w:hAnsi="Times New Roman" w:cs="Times New Roman"/>
               </w:rPr>
@@ -8353,7 +8366,7 @@
           </w:tcPr>
           <w:p>
             <w:pPr>
-              <w:spacing w:before="24" w:after="24"/>
+              <w:spacing w:before="24" w:after="24" w:line="240" w:lineRule="auto"/>
               <w:jc w:val="right"/>
               <w:rPr>
                 <w:rFonts w:ascii="Times New Roman" w:hAnsi="Times New Roman" w:cs="Times New Roman"/>
@@ -8368,7 +8381,7 @@
           </w:tcPr>
           <w:p>
             <w:pPr>
-              <w:spacing w:before="24" w:after="24"/>
+              <w:spacing w:before="24" w:after="24" w:line="240" w:lineRule="auto"/>
               <w:jc w:val="right"/>
               <w:rPr>
                 <w:rFonts w:ascii="Times New Roman" w:hAnsi="Times New Roman" w:cs="Times New Roman"/>
@@ -8383,7 +8396,7 @@
           </w:tcPr>
           <w:p>
             <w:pPr>
-              <w:spacing w:before="24" w:after="24"/>
+              <w:spacing w:before="24" w:after="24" w:line="240" w:lineRule="auto"/>
               <w:jc w:val="right"/>
               <w:rPr>
                 <w:rFonts w:ascii="Times New Roman" w:hAnsi="Times New Roman" w:cs="Times New Roman"/>
@@ -8398,7 +8411,7 @@
           </w:tcPr>
           <w:p>
             <w:pPr>
-              <w:spacing w:before="24" w:after="24"/>
+              <w:spacing w:before="24" w:after="24" w:line="240" w:lineRule="auto"/>
               <w:jc w:val="right"/>
               <w:rPr>
                 <w:rFonts w:ascii="Times New Roman" w:hAnsi="Times New Roman" w:cs="Times New Roman"/>
@@ -8418,7 +8431,7 @@
           </w:tcPr>
           <w:p>
             <w:pPr>
-              <w:spacing w:before="24" w:after="24"/>
+              <w:spacing w:before="24" w:after="24" w:line="240" w:lineRule="auto"/>
               <w:ind w:left="180"/>
               <w:rPr>
                 <w:rFonts w:ascii="Times New Roman" w:hAnsi="Times New Roman" w:cs="Times New Roman"/>
@@ -8441,7 +8454,7 @@
           </w:tcPr>
           <w:p>
             <w:pPr>
-              <w:spacing w:before="24" w:after="24"/>
+              <w:spacing w:before="24" w:after="24" w:line="240" w:lineRule="auto"/>
               <w:jc w:val="right"/>
               <w:rPr>
                 <w:rFonts w:ascii="Times New Roman" w:hAnsi="Times New Roman" w:cs="Times New Roman"/>
@@ -8464,7 +8477,7 @@
           </w:tcPr>
           <w:p>
             <w:pPr>
-              <w:spacing w:before="24" w:after="24"/>
+              <w:spacing w:before="24" w:after="24" w:line="240" w:lineRule="auto"/>
               <w:jc w:val="right"/>
               <w:rPr>
                 <w:rFonts w:ascii="Times New Roman" w:hAnsi="Times New Roman" w:cs="Times New Roman"/>
@@ -8487,7 +8500,7 @@
           </w:tcPr>
           <w:p>
             <w:pPr>
-              <w:spacing w:before="24" w:after="24"/>
+              <w:spacing w:before="24" w:after="24" w:line="240" w:lineRule="auto"/>
               <w:jc w:val="right"/>
               <w:rPr>
                 <w:rFonts w:ascii="Times New Roman" w:hAnsi="Times New Roman" w:cs="Times New Roman"/>
@@ -8510,7 +8523,7 @@
           </w:tcPr>
           <w:p>
             <w:pPr>
-              <w:spacing w:before="24" w:after="24"/>
+              <w:spacing w:before="24" w:after="24" w:line="240" w:lineRule="auto"/>
               <w:jc w:val="right"/>
               <w:rPr>
                 <w:rFonts w:ascii="Times New Roman" w:hAnsi="Times New Roman" w:cs="Times New Roman"/>
@@ -8538,7 +8551,7 @@
           </w:tcPr>
           <w:p>
             <w:pPr>
-              <w:spacing w:before="24" w:after="24"/>
+              <w:spacing w:before="24" w:after="24" w:line="240" w:lineRule="auto"/>
               <w:ind w:left="180"/>
               <w:rPr>
                 <w:rFonts w:ascii="Times New Roman" w:hAnsi="Times New Roman" w:cs="Times New Roman"/>
@@ -8561,7 +8574,7 @@
           </w:tcPr>
           <w:p>
             <w:pPr>
-              <w:spacing w:before="24" w:after="24"/>
+              <w:spacing w:before="24" w:after="24" w:line="240" w:lineRule="auto"/>
               <w:jc w:val="right"/>
               <w:rPr>
                 <w:rFonts w:ascii="Times New Roman" w:hAnsi="Times New Roman" w:cs="Times New Roman"/>
@@ -8584,7 +8597,7 @@
           </w:tcPr>
           <w:p>
             <w:pPr>
-              <w:spacing w:before="24" w:after="24"/>
+              <w:spacing w:before="24" w:after="24" w:line="240" w:lineRule="auto"/>
               <w:jc w:val="right"/>
               <w:rPr>
                 <w:rFonts w:ascii="Times New Roman" w:hAnsi="Times New Roman" w:cs="Times New Roman"/>
@@ -8607,7 +8620,7 @@
           </w:tcPr>
           <w:p>
             <w:pPr>
-              <w:spacing w:before="24" w:after="24"/>
+              <w:spacing w:before="24" w:after="24" w:line="240" w:lineRule="auto"/>
               <w:jc w:val="right"/>
               <w:rPr>
                 <w:rFonts w:ascii="Times New Roman" w:hAnsi="Times New Roman" w:cs="Times New Roman"/>
@@ -8630,7 +8643,7 @@
           </w:tcPr>
           <w:p>
             <w:pPr>
-              <w:spacing w:before="24" w:after="24"/>
+              <w:spacing w:before="24" w:after="24" w:line="240" w:lineRule="auto"/>
               <w:jc w:val="right"/>
               <w:rPr>
                 <w:rFonts w:ascii="Times New Roman" w:hAnsi="Times New Roman" w:cs="Times New Roman"/>
@@ -8661,7 +8674,7 @@
           </w:tcPr>
           <w:p>
             <w:pPr>
-              <w:spacing w:before="24" w:after="24"/>
+              <w:spacing w:before="24" w:after="24" w:line="240" w:lineRule="auto"/>
               <w:ind w:left="180"/>
               <w:rPr>
                 <w:rFonts w:ascii="Times New Roman" w:hAnsi="Times New Roman" w:cs="Times New Roman"/>
@@ -8687,7 +8700,7 @@
           </w:tcPr>
           <w:p>
             <w:pPr>
-              <w:spacing w:before="24" w:after="24"/>
+              <w:spacing w:before="24" w:after="24" w:line="240" w:lineRule="auto"/>
               <w:jc w:val="right"/>
               <w:rPr>
                 <w:rFonts w:ascii="Times New Roman" w:hAnsi="Times New Roman" w:cs="Times New Roman"/>
@@ -8713,7 +8726,7 @@
           </w:tcPr>
           <w:p>
             <w:pPr>
-              <w:spacing w:before="24" w:after="24"/>
+              <w:spacing w:before="24" w:after="24" w:line="240" w:lineRule="auto"/>
               <w:jc w:val="right"/>
               <w:rPr>
                 <w:rFonts w:ascii="Times New Roman" w:hAnsi="Times New Roman" w:cs="Times New Roman"/>
@@ -8739,7 +8752,7 @@
           </w:tcPr>
           <w:p>
             <w:pPr>
-              <w:spacing w:before="24" w:after="24"/>
+              <w:spacing w:before="24" w:after="24" w:line="240" w:lineRule="auto"/>
               <w:jc w:val="right"/>
               <w:rPr>
                 <w:rFonts w:ascii="Times New Roman" w:hAnsi="Times New Roman" w:cs="Times New Roman"/>
@@ -8765,7 +8778,7 @@
           </w:tcPr>
           <w:p>
             <w:pPr>
-              <w:spacing w:before="24" w:after="24"/>
+              <w:spacing w:before="24" w:after="24" w:line="240" w:lineRule="auto"/>
               <w:jc w:val="right"/>
               <w:rPr>
                 <w:rFonts w:ascii="Times New Roman" w:hAnsi="Times New Roman" w:cs="Times New Roman"/>
@@ -8785,6 +8798,7 @@
     </w:tbl>
     <w:p>
       <w:pPr>
+        <w:spacing w:line="480" w:lineRule="auto"/>
         <w:rPr>
           <w:rFonts w:ascii="Times New Roman" w:hAnsi="Times New Roman" w:cs="Times New Roman"/>
         </w:rPr>
@@ -8799,6 +8813,7 @@
     </w:p>
     <w:p>
       <w:pPr>
+        <w:spacing w:line="480" w:lineRule="auto"/>
         <w:rPr>
           <w:rFonts w:ascii="Times New Roman" w:hAnsi="Times New Roman" w:cs="Times New Roman"/>
         </w:rPr>
@@ -8829,6 +8844,7 @@
     </w:p>
     <w:p>
       <w:pPr>
+        <w:spacing w:line="480" w:lineRule="auto"/>
         <w:rPr>
           <w:rFonts w:ascii="Times New Roman" w:hAnsi="Times New Roman" w:cs="Times New Roman"/>
         </w:rPr>
@@ -8843,6 +8859,7 @@
     </w:p>
     <w:p>
       <w:pPr>
+        <w:spacing w:line="480" w:lineRule="auto"/>
         <w:rPr>
           <w:rFonts w:ascii="Times New Roman" w:hAnsi="Times New Roman" w:cs="Times New Roman"/>
           <w:b/>
@@ -8852,6 +8869,7 @@
     </w:p>
     <w:p>
       <w:pPr>
+        <w:spacing w:line="480" w:lineRule="auto"/>
         <w:rPr>
           <w:rFonts w:ascii="Times New Roman" w:hAnsi="Times New Roman" w:cs="Times New Roman"/>
         </w:rPr>
@@ -8885,6 +8903,7 @@
     </w:p>
     <w:p>
       <w:pPr>
+        <w:spacing w:line="480" w:lineRule="auto"/>
         <w:rPr>
           <w:rFonts w:ascii="Times New Roman" w:hAnsi="Times New Roman" w:cs="Times New Roman"/>
         </w:rPr>
@@ -8924,7 +8943,7 @@
           </w:tcPr>
           <w:p>
             <w:pPr>
-              <w:spacing w:before="24" w:after="24"/>
+              <w:spacing w:before="24" w:after="24" w:line="240" w:lineRule="auto"/>
               <w:rPr>
                 <w:rFonts w:ascii="Times New Roman" w:hAnsi="Times New Roman" w:cs="Times New Roman"/>
               </w:rPr>
@@ -8951,7 +8970,7 @@
           </w:tcPr>
           <w:p>
             <w:pPr>
-              <w:spacing w:before="24" w:after="24"/>
+              <w:spacing w:before="24" w:after="24" w:line="240" w:lineRule="auto"/>
               <w:jc w:val="right"/>
               <w:rPr>
                 <w:rFonts w:ascii="Times New Roman" w:hAnsi="Times New Roman" w:cs="Times New Roman"/>
@@ -8979,7 +8998,7 @@
           </w:tcPr>
           <w:p>
             <w:pPr>
-              <w:spacing w:before="24" w:after="24"/>
+              <w:spacing w:before="24" w:after="24" w:line="240" w:lineRule="auto"/>
               <w:jc w:val="right"/>
               <w:rPr>
                 <w:rFonts w:ascii="Times New Roman" w:hAnsi="Times New Roman" w:cs="Times New Roman"/>
@@ -9008,7 +9027,7 @@
           </w:tcPr>
           <w:p>
             <w:pPr>
-              <w:spacing w:before="24" w:after="24"/>
+              <w:spacing w:before="24" w:after="24" w:line="240" w:lineRule="auto"/>
               <w:rPr>
                 <w:rFonts w:ascii="Times New Roman" w:hAnsi="Times New Roman" w:cs="Times New Roman"/>
               </w:rPr>
@@ -9031,7 +9050,7 @@
           </w:tcPr>
           <w:p>
             <w:pPr>
-              <w:spacing w:before="24" w:after="24"/>
+              <w:spacing w:before="24" w:after="24" w:line="240" w:lineRule="auto"/>
               <w:jc w:val="right"/>
               <w:rPr>
                 <w:rFonts w:ascii="Times New Roman" w:hAnsi="Times New Roman" w:cs="Times New Roman"/>
@@ -9046,7 +9065,7 @@
           </w:tcPr>
           <w:p>
             <w:pPr>
-              <w:spacing w:before="24" w:after="24"/>
+              <w:spacing w:before="24" w:after="24" w:line="240" w:lineRule="auto"/>
               <w:jc w:val="right"/>
               <w:rPr>
                 <w:rFonts w:ascii="Times New Roman" w:hAnsi="Times New Roman" w:cs="Times New Roman"/>
@@ -9066,7 +9085,7 @@
           </w:tcPr>
           <w:p>
             <w:pPr>
-              <w:spacing w:before="24" w:after="24"/>
+              <w:spacing w:before="24" w:after="24" w:line="240" w:lineRule="auto"/>
               <w:ind w:left="180"/>
               <w:rPr>
                 <w:rFonts w:ascii="Times New Roman" w:hAnsi="Times New Roman" w:cs="Times New Roman"/>
@@ -9089,7 +9108,7 @@
           </w:tcPr>
           <w:p>
             <w:pPr>
-              <w:spacing w:before="24" w:after="24"/>
+              <w:spacing w:before="24" w:after="24" w:line="240" w:lineRule="auto"/>
               <w:jc w:val="right"/>
               <w:rPr>
                 <w:rFonts w:ascii="Times New Roman" w:hAnsi="Times New Roman" w:cs="Times New Roman"/>
@@ -9112,7 +9131,7 @@
           </w:tcPr>
           <w:p>
             <w:pPr>
-              <w:spacing w:before="24" w:after="24"/>
+              <w:spacing w:before="24" w:after="24" w:line="240" w:lineRule="auto"/>
               <w:jc w:val="right"/>
               <w:rPr>
                 <w:rFonts w:ascii="Times New Roman" w:hAnsi="Times New Roman" w:cs="Times New Roman"/>
@@ -9140,7 +9159,7 @@
           </w:tcPr>
           <w:p>
             <w:pPr>
-              <w:spacing w:before="24" w:after="24"/>
+              <w:spacing w:before="24" w:after="24" w:line="240" w:lineRule="auto"/>
               <w:ind w:left="180"/>
               <w:rPr>
                 <w:rFonts w:ascii="Times New Roman" w:hAnsi="Times New Roman" w:cs="Times New Roman"/>
@@ -9163,7 +9182,7 @@
           </w:tcPr>
           <w:p>
             <w:pPr>
-              <w:spacing w:before="24" w:after="24"/>
+              <w:spacing w:before="24" w:after="24" w:line="240" w:lineRule="auto"/>
               <w:jc w:val="right"/>
               <w:rPr>
                 <w:rFonts w:ascii="Times New Roman" w:hAnsi="Times New Roman" w:cs="Times New Roman"/>
@@ -9186,7 +9205,7 @@
           </w:tcPr>
           <w:p>
             <w:pPr>
-              <w:spacing w:before="24" w:after="24"/>
+              <w:spacing w:before="24" w:after="24" w:line="240" w:lineRule="auto"/>
               <w:jc w:val="right"/>
               <w:rPr>
                 <w:rFonts w:ascii="Times New Roman" w:hAnsi="Times New Roman" w:cs="Times New Roman"/>
@@ -9214,7 +9233,7 @@
           </w:tcPr>
           <w:p>
             <w:pPr>
-              <w:spacing w:before="24" w:after="24"/>
+              <w:spacing w:before="24" w:after="24" w:line="240" w:lineRule="auto"/>
               <w:ind w:left="180"/>
               <w:rPr>
                 <w:rFonts w:ascii="Times New Roman" w:hAnsi="Times New Roman" w:cs="Times New Roman"/>
@@ -9237,7 +9256,7 @@
           </w:tcPr>
           <w:p>
             <w:pPr>
-              <w:spacing w:before="24" w:after="24"/>
+              <w:spacing w:before="24" w:after="24" w:line="240" w:lineRule="auto"/>
               <w:jc w:val="right"/>
               <w:rPr>
                 <w:rFonts w:ascii="Times New Roman" w:hAnsi="Times New Roman" w:cs="Times New Roman"/>
@@ -9260,7 +9279,7 @@
           </w:tcPr>
           <w:p>
             <w:pPr>
-              <w:spacing w:before="24" w:after="24"/>
+              <w:spacing w:before="24" w:after="24" w:line="240" w:lineRule="auto"/>
               <w:jc w:val="right"/>
               <w:rPr>
                 <w:rFonts w:ascii="Times New Roman" w:hAnsi="Times New Roman" w:cs="Times New Roman"/>
@@ -9288,7 +9307,7 @@
           </w:tcPr>
           <w:p>
             <w:pPr>
-              <w:spacing w:before="24" w:after="24"/>
+              <w:spacing w:before="24" w:after="24" w:line="240" w:lineRule="auto"/>
               <w:ind w:left="180"/>
               <w:rPr>
                 <w:rFonts w:ascii="Times New Roman" w:hAnsi="Times New Roman" w:cs="Times New Roman"/>
@@ -9311,7 +9330,7 @@
           </w:tcPr>
           <w:p>
             <w:pPr>
-              <w:spacing w:before="24" w:after="24"/>
+              <w:spacing w:before="24" w:after="24" w:line="240" w:lineRule="auto"/>
               <w:jc w:val="right"/>
               <w:rPr>
                 <w:rFonts w:ascii="Times New Roman" w:hAnsi="Times New Roman" w:cs="Times New Roman"/>
@@ -9334,7 +9353,7 @@
           </w:tcPr>
           <w:p>
             <w:pPr>
-              <w:spacing w:before="24" w:after="24"/>
+              <w:spacing w:before="24" w:after="24" w:line="240" w:lineRule="auto"/>
               <w:jc w:val="right"/>
               <w:rPr>
                 <w:rFonts w:ascii="Times New Roman" w:hAnsi="Times New Roman" w:cs="Times New Roman"/>
@@ -9362,7 +9381,7 @@
           </w:tcPr>
           <w:p>
             <w:pPr>
-              <w:spacing w:before="24" w:after="24"/>
+              <w:spacing w:before="24" w:after="24" w:line="240" w:lineRule="auto"/>
               <w:ind w:left="180"/>
               <w:rPr>
                 <w:rFonts w:ascii="Times New Roman" w:hAnsi="Times New Roman" w:cs="Times New Roman"/>
@@ -9385,7 +9404,7 @@
           </w:tcPr>
           <w:p>
             <w:pPr>
-              <w:spacing w:before="24" w:after="24"/>
+              <w:spacing w:before="24" w:after="24" w:line="240" w:lineRule="auto"/>
               <w:jc w:val="right"/>
               <w:rPr>
                 <w:rFonts w:ascii="Times New Roman" w:hAnsi="Times New Roman" w:cs="Times New Roman"/>
@@ -9408,7 +9427,7 @@
           </w:tcPr>
           <w:p>
             <w:pPr>
-              <w:spacing w:before="24" w:after="24"/>
+              <w:spacing w:before="24" w:after="24" w:line="240" w:lineRule="auto"/>
               <w:jc w:val="right"/>
               <w:rPr>
                 <w:rFonts w:ascii="Times New Roman" w:hAnsi="Times New Roman" w:cs="Times New Roman"/>
@@ -9436,7 +9455,7 @@
           </w:tcPr>
           <w:p>
             <w:pPr>
-              <w:spacing w:before="24" w:after="24"/>
+              <w:spacing w:before="24" w:after="24" w:line="240" w:lineRule="auto"/>
               <w:ind w:left="180"/>
               <w:rPr>
                 <w:rFonts w:ascii="Times New Roman" w:hAnsi="Times New Roman" w:cs="Times New Roman"/>
@@ -9459,7 +9478,7 @@
           </w:tcPr>
           <w:p>
             <w:pPr>
-              <w:spacing w:before="24" w:after="24"/>
+              <w:spacing w:before="24" w:after="24" w:line="240" w:lineRule="auto"/>
               <w:jc w:val="right"/>
               <w:rPr>
                 <w:rFonts w:ascii="Times New Roman" w:hAnsi="Times New Roman" w:cs="Times New Roman"/>
@@ -9482,7 +9501,7 @@
           </w:tcPr>
           <w:p>
             <w:pPr>
-              <w:spacing w:before="24" w:after="24"/>
+              <w:spacing w:before="24" w:after="24" w:line="240" w:lineRule="auto"/>
               <w:jc w:val="right"/>
               <w:rPr>
                 <w:rFonts w:ascii="Times New Roman" w:hAnsi="Times New Roman" w:cs="Times New Roman"/>
@@ -9510,7 +9529,7 @@
           </w:tcPr>
           <w:p>
             <w:pPr>
-              <w:spacing w:before="24" w:after="24"/>
+              <w:spacing w:before="24" w:after="24" w:line="240" w:lineRule="auto"/>
               <w:ind w:left="180"/>
               <w:rPr>
                 <w:rFonts w:ascii="Times New Roman" w:hAnsi="Times New Roman" w:cs="Times New Roman"/>
@@ -9533,7 +9552,7 @@
           </w:tcPr>
           <w:p>
             <w:pPr>
-              <w:spacing w:before="24" w:after="24"/>
+              <w:spacing w:before="24" w:after="24" w:line="240" w:lineRule="auto"/>
               <w:jc w:val="right"/>
               <w:rPr>
                 <w:rFonts w:ascii="Times New Roman" w:hAnsi="Times New Roman" w:cs="Times New Roman"/>
@@ -9556,7 +9575,7 @@
           </w:tcPr>
           <w:p>
             <w:pPr>
-              <w:spacing w:before="24" w:after="24"/>
+              <w:spacing w:before="24" w:after="24" w:line="240" w:lineRule="auto"/>
               <w:jc w:val="right"/>
               <w:rPr>
                 <w:rFonts w:ascii="Times New Roman" w:hAnsi="Times New Roman" w:cs="Times New Roman"/>
@@ -9584,7 +9603,7 @@
           </w:tcPr>
           <w:p>
             <w:pPr>
-              <w:spacing w:before="24" w:after="24"/>
+              <w:spacing w:before="24" w:after="24" w:line="240" w:lineRule="auto"/>
               <w:ind w:left="180"/>
               <w:rPr>
                 <w:rFonts w:ascii="Times New Roman" w:hAnsi="Times New Roman" w:cs="Times New Roman"/>
@@ -9607,7 +9626,7 @@
           </w:tcPr>
           <w:p>
             <w:pPr>
-              <w:spacing w:before="24" w:after="24"/>
+              <w:spacing w:before="24" w:after="24" w:line="240" w:lineRule="auto"/>
               <w:jc w:val="right"/>
               <w:rPr>
                 <w:rFonts w:ascii="Times New Roman" w:hAnsi="Times New Roman" w:cs="Times New Roman"/>
@@ -9630,7 +9649,7 @@
           </w:tcPr>
           <w:p>
             <w:pPr>
-              <w:spacing w:before="24" w:after="24"/>
+              <w:spacing w:before="24" w:after="24" w:line="240" w:lineRule="auto"/>
               <w:jc w:val="right"/>
               <w:rPr>
                 <w:rFonts w:ascii="Times New Roman" w:hAnsi="Times New Roman" w:cs="Times New Roman"/>
@@ -9658,7 +9677,7 @@
           </w:tcPr>
           <w:p>
             <w:pPr>
-              <w:spacing w:before="24" w:after="24"/>
+              <w:spacing w:before="24" w:after="24" w:line="240" w:lineRule="auto"/>
               <w:rPr>
                 <w:rFonts w:ascii="Times New Roman" w:hAnsi="Times New Roman" w:cs="Times New Roman"/>
               </w:rPr>
@@ -9681,7 +9700,7 @@
           </w:tcPr>
           <w:p>
             <w:pPr>
-              <w:spacing w:before="24" w:after="24"/>
+              <w:spacing w:before="24" w:after="24" w:line="240" w:lineRule="auto"/>
               <w:jc w:val="right"/>
               <w:rPr>
                 <w:rFonts w:ascii="Times New Roman" w:hAnsi="Times New Roman" w:cs="Times New Roman"/>
@@ -9696,7 +9715,7 @@
           </w:tcPr>
           <w:p>
             <w:pPr>
-              <w:spacing w:before="24" w:after="24"/>
+              <w:spacing w:before="24" w:after="24" w:line="240" w:lineRule="auto"/>
               <w:jc w:val="right"/>
               <w:rPr>
                 <w:rFonts w:ascii="Times New Roman" w:hAnsi="Times New Roman" w:cs="Times New Roman"/>
@@ -9716,7 +9735,7 @@
           </w:tcPr>
           <w:p>
             <w:pPr>
-              <w:spacing w:before="24" w:after="24"/>
+              <w:spacing w:before="24" w:after="24" w:line="240" w:lineRule="auto"/>
               <w:ind w:left="180"/>
               <w:rPr>
                 <w:rFonts w:ascii="Times New Roman" w:hAnsi="Times New Roman" w:cs="Times New Roman"/>
@@ -9739,7 +9758,7 @@
           </w:tcPr>
           <w:p>
             <w:pPr>
-              <w:spacing w:before="24" w:after="24"/>
+              <w:spacing w:before="24" w:after="24" w:line="240" w:lineRule="auto"/>
               <w:jc w:val="right"/>
               <w:rPr>
                 <w:rFonts w:ascii="Times New Roman" w:hAnsi="Times New Roman" w:cs="Times New Roman"/>
@@ -9762,7 +9781,7 @@
           </w:tcPr>
           <w:p>
             <w:pPr>
-              <w:spacing w:before="24" w:after="24"/>
+              <w:spacing w:before="24" w:after="24" w:line="240" w:lineRule="auto"/>
               <w:jc w:val="right"/>
               <w:rPr>
                 <w:rFonts w:ascii="Times New Roman" w:hAnsi="Times New Roman" w:cs="Times New Roman"/>
@@ -9790,7 +9809,7 @@
           </w:tcPr>
           <w:p>
             <w:pPr>
-              <w:spacing w:before="24" w:after="24"/>
+              <w:spacing w:before="24" w:after="24" w:line="240" w:lineRule="auto"/>
               <w:ind w:left="180"/>
               <w:rPr>
                 <w:rFonts w:ascii="Times New Roman" w:hAnsi="Times New Roman" w:cs="Times New Roman"/>
@@ -9813,7 +9832,7 @@
           </w:tcPr>
           <w:p>
             <w:pPr>
-              <w:spacing w:before="24" w:after="24"/>
+              <w:spacing w:before="24" w:after="24" w:line="240" w:lineRule="auto"/>
               <w:jc w:val="right"/>
               <w:rPr>
                 <w:rFonts w:ascii="Times New Roman" w:hAnsi="Times New Roman" w:cs="Times New Roman"/>
@@ -9836,7 +9855,7 @@
           </w:tcPr>
           <w:p>
             <w:pPr>
-              <w:spacing w:before="24" w:after="24"/>
+              <w:spacing w:before="24" w:after="24" w:line="240" w:lineRule="auto"/>
               <w:jc w:val="right"/>
               <w:rPr>
                 <w:rFonts w:ascii="Times New Roman" w:hAnsi="Times New Roman" w:cs="Times New Roman"/>
@@ -9864,7 +9883,7 @@
           </w:tcPr>
           <w:p>
             <w:pPr>
-              <w:spacing w:before="24" w:after="24"/>
+              <w:spacing w:before="24" w:after="24" w:line="240" w:lineRule="auto"/>
               <w:ind w:left="180"/>
               <w:rPr>
                 <w:rFonts w:ascii="Times New Roman" w:hAnsi="Times New Roman" w:cs="Times New Roman"/>
@@ -9887,7 +9906,7 @@
           </w:tcPr>
           <w:p>
             <w:pPr>
-              <w:spacing w:before="24" w:after="24"/>
+              <w:spacing w:before="24" w:after="24" w:line="240" w:lineRule="auto"/>
               <w:jc w:val="right"/>
               <w:rPr>
                 <w:rFonts w:ascii="Times New Roman" w:hAnsi="Times New Roman" w:cs="Times New Roman"/>
@@ -9910,7 +9929,7 @@
           </w:tcPr>
           <w:p>
             <w:pPr>
-              <w:spacing w:before="24" w:after="24"/>
+              <w:spacing w:before="24" w:after="24" w:line="240" w:lineRule="auto"/>
               <w:jc w:val="right"/>
               <w:rPr>
                 <w:rFonts w:ascii="Times New Roman" w:hAnsi="Times New Roman" w:cs="Times New Roman"/>
@@ -9938,7 +9957,7 @@
           </w:tcPr>
           <w:p>
             <w:pPr>
-              <w:spacing w:before="24" w:after="24"/>
+              <w:spacing w:before="24" w:after="24" w:line="240" w:lineRule="auto"/>
               <w:ind w:left="180"/>
               <w:rPr>
                 <w:rFonts w:ascii="Times New Roman" w:hAnsi="Times New Roman" w:cs="Times New Roman"/>
@@ -9961,7 +9980,7 @@
           </w:tcPr>
           <w:p>
             <w:pPr>
-              <w:spacing w:before="24" w:after="24"/>
+              <w:spacing w:before="24" w:after="24" w:line="240" w:lineRule="auto"/>
               <w:jc w:val="right"/>
               <w:rPr>
                 <w:rFonts w:ascii="Times New Roman" w:hAnsi="Times New Roman" w:cs="Times New Roman"/>
@@ -9984,7 +10003,7 @@
           </w:tcPr>
           <w:p>
             <w:pPr>
-              <w:spacing w:before="24" w:after="24"/>
+              <w:spacing w:before="24" w:after="24" w:line="240" w:lineRule="auto"/>
               <w:jc w:val="right"/>
               <w:rPr>
                 <w:rFonts w:ascii="Times New Roman" w:hAnsi="Times New Roman" w:cs="Times New Roman"/>
@@ -10012,7 +10031,7 @@
           </w:tcPr>
           <w:p>
             <w:pPr>
-              <w:spacing w:before="24" w:after="24"/>
+              <w:spacing w:before="24" w:after="24" w:line="240" w:lineRule="auto"/>
               <w:ind w:left="180"/>
               <w:rPr>
                 <w:rFonts w:ascii="Times New Roman" w:hAnsi="Times New Roman" w:cs="Times New Roman"/>
@@ -10035,7 +10054,7 @@
           </w:tcPr>
           <w:p>
             <w:pPr>
-              <w:spacing w:before="24" w:after="24"/>
+              <w:spacing w:before="24" w:after="24" w:line="240" w:lineRule="auto"/>
               <w:jc w:val="right"/>
               <w:rPr>
                 <w:rFonts w:ascii="Times New Roman" w:hAnsi="Times New Roman" w:cs="Times New Roman"/>
@@ -10058,7 +10077,7 @@
           </w:tcPr>
           <w:p>
             <w:pPr>
-              <w:spacing w:before="24" w:after="24"/>
+              <w:spacing w:before="24" w:after="24" w:line="240" w:lineRule="auto"/>
               <w:jc w:val="right"/>
               <w:rPr>
                 <w:rFonts w:ascii="Times New Roman" w:hAnsi="Times New Roman" w:cs="Times New Roman"/>
@@ -10086,7 +10105,7 @@
           </w:tcPr>
           <w:p>
             <w:pPr>
-              <w:spacing w:before="24" w:after="24"/>
+              <w:spacing w:before="24" w:after="24" w:line="240" w:lineRule="auto"/>
               <w:rPr>
                 <w:rFonts w:ascii="Times New Roman" w:hAnsi="Times New Roman" w:cs="Times New Roman"/>
               </w:rPr>
@@ -10109,7 +10128,7 @@
           </w:tcPr>
           <w:p>
             <w:pPr>
-              <w:spacing w:before="24" w:after="24"/>
+              <w:spacing w:before="24" w:after="24" w:line="240" w:lineRule="auto"/>
               <w:jc w:val="right"/>
               <w:rPr>
                 <w:rFonts w:ascii="Times New Roman" w:hAnsi="Times New Roman" w:cs="Times New Roman"/>
@@ -10124,7 +10143,7 @@
           </w:tcPr>
           <w:p>
             <w:pPr>
-              <w:spacing w:before="24" w:after="24"/>
+              <w:spacing w:before="24" w:after="24" w:line="240" w:lineRule="auto"/>
               <w:jc w:val="right"/>
               <w:rPr>
                 <w:rFonts w:ascii="Times New Roman" w:hAnsi="Times New Roman" w:cs="Times New Roman"/>
@@ -10144,7 +10163,7 @@
           </w:tcPr>
           <w:p>
             <w:pPr>
-              <w:spacing w:before="24" w:after="24"/>
+              <w:spacing w:before="24" w:after="24" w:line="240" w:lineRule="auto"/>
               <w:ind w:left="180"/>
               <w:rPr>
                 <w:rFonts w:ascii="Times New Roman" w:hAnsi="Times New Roman" w:cs="Times New Roman"/>
@@ -10167,7 +10186,7 @@
           </w:tcPr>
           <w:p>
             <w:pPr>
-              <w:spacing w:before="24" w:after="24"/>
+              <w:spacing w:before="24" w:after="24" w:line="240" w:lineRule="auto"/>
               <w:jc w:val="right"/>
               <w:rPr>
                 <w:rFonts w:ascii="Times New Roman" w:hAnsi="Times New Roman" w:cs="Times New Roman"/>
@@ -10190,7 +10209,7 @@
           </w:tcPr>
           <w:p>
             <w:pPr>
-              <w:spacing w:before="24" w:after="24"/>
+              <w:spacing w:before="24" w:after="24" w:line="240" w:lineRule="auto"/>
               <w:jc w:val="right"/>
               <w:rPr>
                 <w:rFonts w:ascii="Times New Roman" w:hAnsi="Times New Roman" w:cs="Times New Roman"/>
@@ -10218,7 +10237,7 @@
           </w:tcPr>
           <w:p>
             <w:pPr>
-              <w:spacing w:before="24" w:after="24"/>
+              <w:spacing w:before="24" w:after="24" w:line="240" w:lineRule="auto"/>
               <w:ind w:left="180"/>
               <w:rPr>
                 <w:rFonts w:ascii="Times New Roman" w:hAnsi="Times New Roman" w:cs="Times New Roman"/>
@@ -10241,7 +10260,7 @@
           </w:tcPr>
           <w:p>
             <w:pPr>
-              <w:spacing w:before="24" w:after="24"/>
+              <w:spacing w:before="24" w:after="24" w:line="240" w:lineRule="auto"/>
               <w:jc w:val="right"/>
               <w:rPr>
                 <w:rFonts w:ascii="Times New Roman" w:hAnsi="Times New Roman" w:cs="Times New Roman"/>
@@ -10264,7 +10283,7 @@
           </w:tcPr>
           <w:p>
             <w:pPr>
-              <w:spacing w:before="24" w:after="24"/>
+              <w:spacing w:before="24" w:after="24" w:line="240" w:lineRule="auto"/>
               <w:jc w:val="right"/>
               <w:rPr>
                 <w:rFonts w:ascii="Times New Roman" w:hAnsi="Times New Roman" w:cs="Times New Roman"/>
@@ -10292,7 +10311,7 @@
           </w:tcPr>
           <w:p>
             <w:pPr>
-              <w:spacing w:before="24" w:after="24"/>
+              <w:spacing w:before="24" w:after="24" w:line="240" w:lineRule="auto"/>
               <w:ind w:left="180"/>
               <w:rPr>
                 <w:rFonts w:ascii="Times New Roman" w:hAnsi="Times New Roman" w:cs="Times New Roman"/>
@@ -10315,7 +10334,7 @@
           </w:tcPr>
           <w:p>
             <w:pPr>
-              <w:spacing w:before="24" w:after="24"/>
+              <w:spacing w:before="24" w:after="24" w:line="240" w:lineRule="auto"/>
               <w:jc w:val="right"/>
               <w:rPr>
                 <w:rFonts w:ascii="Times New Roman" w:hAnsi="Times New Roman" w:cs="Times New Roman"/>
@@ -10338,7 +10357,7 @@
           </w:tcPr>
           <w:p>
             <w:pPr>
-              <w:spacing w:before="24" w:after="24"/>
+              <w:spacing w:before="24" w:after="24" w:line="240" w:lineRule="auto"/>
               <w:jc w:val="right"/>
               <w:rPr>
                 <w:rFonts w:ascii="Times New Roman" w:hAnsi="Times New Roman" w:cs="Times New Roman"/>
@@ -10366,7 +10385,7 @@
           </w:tcPr>
           <w:p>
             <w:pPr>
-              <w:spacing w:before="24" w:after="24"/>
+              <w:spacing w:before="24" w:after="24" w:line="240" w:lineRule="auto"/>
               <w:ind w:left="180"/>
               <w:rPr>
                 <w:rFonts w:ascii="Times New Roman" w:hAnsi="Times New Roman" w:cs="Times New Roman"/>
@@ -10389,7 +10408,7 @@
           </w:tcPr>
           <w:p>
             <w:pPr>
-              <w:spacing w:before="24" w:after="24"/>
+              <w:spacing w:before="24" w:after="24" w:line="240" w:lineRule="auto"/>
               <w:jc w:val="right"/>
               <w:rPr>
                 <w:rFonts w:ascii="Times New Roman" w:hAnsi="Times New Roman" w:cs="Times New Roman"/>
@@ -10412,7 +10431,7 @@
           </w:tcPr>
           <w:p>
             <w:pPr>
-              <w:spacing w:before="24" w:after="24"/>
+              <w:spacing w:before="24" w:after="24" w:line="240" w:lineRule="auto"/>
               <w:jc w:val="right"/>
               <w:rPr>
                 <w:rFonts w:ascii="Times New Roman" w:hAnsi="Times New Roman" w:cs="Times New Roman"/>
@@ -10440,7 +10459,7 @@
           </w:tcPr>
           <w:p>
             <w:pPr>
-              <w:spacing w:before="24" w:after="24"/>
+              <w:spacing w:before="24" w:after="24" w:line="240" w:lineRule="auto"/>
               <w:ind w:left="180"/>
               <w:rPr>
                 <w:rFonts w:ascii="Times New Roman" w:hAnsi="Times New Roman" w:cs="Times New Roman"/>
@@ -10463,7 +10482,7 @@
           </w:tcPr>
           <w:p>
             <w:pPr>
-              <w:spacing w:before="24" w:after="24"/>
+              <w:spacing w:before="24" w:after="24" w:line="240" w:lineRule="auto"/>
               <w:jc w:val="right"/>
               <w:rPr>
                 <w:rFonts w:ascii="Times New Roman" w:hAnsi="Times New Roman" w:cs="Times New Roman"/>
@@ -10486,7 +10505,7 @@
           </w:tcPr>
           <w:p>
             <w:pPr>
-              <w:spacing w:before="24" w:after="24"/>
+              <w:spacing w:before="24" w:after="24" w:line="240" w:lineRule="auto"/>
               <w:jc w:val="right"/>
               <w:rPr>
                 <w:rFonts w:ascii="Times New Roman" w:hAnsi="Times New Roman" w:cs="Times New Roman"/>
@@ -10514,7 +10533,7 @@
           </w:tcPr>
           <w:p>
             <w:pPr>
-              <w:spacing w:before="24" w:after="24"/>
+              <w:spacing w:before="24" w:after="24" w:line="240" w:lineRule="auto"/>
               <w:rPr>
                 <w:rFonts w:ascii="Times New Roman" w:hAnsi="Times New Roman" w:cs="Times New Roman"/>
               </w:rPr>
@@ -10537,7 +10556,7 @@
           </w:tcPr>
           <w:p>
             <w:pPr>
-              <w:spacing w:before="24" w:after="24"/>
+              <w:spacing w:before="24" w:after="24" w:line="240" w:lineRule="auto"/>
               <w:jc w:val="right"/>
               <w:rPr>
                 <w:rFonts w:ascii="Times New Roman" w:hAnsi="Times New Roman" w:cs="Times New Roman"/>
@@ -10552,7 +10571,7 @@
           </w:tcPr>
           <w:p>
             <w:pPr>
-              <w:spacing w:before="24" w:after="24"/>
+              <w:spacing w:before="24" w:after="24" w:line="240" w:lineRule="auto"/>
               <w:jc w:val="right"/>
               <w:rPr>
                 <w:rFonts w:ascii="Times New Roman" w:hAnsi="Times New Roman" w:cs="Times New Roman"/>
@@ -10572,7 +10591,7 @@
           </w:tcPr>
           <w:p>
             <w:pPr>
-              <w:spacing w:before="24" w:after="24"/>
+              <w:spacing w:before="24" w:after="24" w:line="240" w:lineRule="auto"/>
               <w:ind w:left="180"/>
               <w:rPr>
                 <w:rFonts w:ascii="Times New Roman" w:hAnsi="Times New Roman" w:cs="Times New Roman"/>
@@ -10595,7 +10614,7 @@
           </w:tcPr>
           <w:p>
             <w:pPr>
-              <w:spacing w:before="24" w:after="24"/>
+              <w:spacing w:before="24" w:after="24" w:line="240" w:lineRule="auto"/>
               <w:jc w:val="right"/>
               <w:rPr>
                 <w:rFonts w:ascii="Times New Roman" w:hAnsi="Times New Roman" w:cs="Times New Roman"/>
@@ -10618,7 +10637,7 @@
           </w:tcPr>
           <w:p>
             <w:pPr>
-              <w:spacing w:before="24" w:after="24"/>
+              <w:spacing w:before="24" w:after="24" w:line="240" w:lineRule="auto"/>
               <w:jc w:val="right"/>
               <w:rPr>
                 <w:rFonts w:ascii="Times New Roman" w:hAnsi="Times New Roman" w:cs="Times New Roman"/>
@@ -10646,7 +10665,7 @@
           </w:tcPr>
           <w:p>
             <w:pPr>
-              <w:spacing w:before="24" w:after="24"/>
+              <w:spacing w:before="24" w:after="24" w:line="240" w:lineRule="auto"/>
               <w:ind w:left="180"/>
               <w:rPr>
                 <w:rFonts w:ascii="Times New Roman" w:hAnsi="Times New Roman" w:cs="Times New Roman"/>
@@ -10669,7 +10688,7 @@
           </w:tcPr>
           <w:p>
             <w:pPr>
-              <w:spacing w:before="24" w:after="24"/>
+              <w:spacing w:before="24" w:after="24" w:line="240" w:lineRule="auto"/>
               <w:jc w:val="right"/>
               <w:rPr>
                 <w:rFonts w:ascii="Times New Roman" w:hAnsi="Times New Roman" w:cs="Times New Roman"/>
@@ -10692,7 +10711,7 @@
           </w:tcPr>
           <w:p>
             <w:pPr>
-              <w:spacing w:before="24" w:after="24"/>
+              <w:spacing w:before="24" w:after="24" w:line="240" w:lineRule="auto"/>
               <w:jc w:val="right"/>
               <w:rPr>
                 <w:rFonts w:ascii="Times New Roman" w:hAnsi="Times New Roman" w:cs="Times New Roman"/>
@@ -10720,7 +10739,7 @@
           </w:tcPr>
           <w:p>
             <w:pPr>
-              <w:spacing w:before="24" w:after="24"/>
+              <w:spacing w:before="24" w:after="24" w:line="240" w:lineRule="auto"/>
               <w:ind w:left="180"/>
               <w:rPr>
                 <w:rFonts w:ascii="Times New Roman" w:hAnsi="Times New Roman" w:cs="Times New Roman"/>
@@ -10743,7 +10762,7 @@
           </w:tcPr>
           <w:p>
             <w:pPr>
-              <w:spacing w:before="24" w:after="24"/>
+              <w:spacing w:before="24" w:after="24" w:line="240" w:lineRule="auto"/>
               <w:jc w:val="right"/>
               <w:rPr>
                 <w:rFonts w:ascii="Times New Roman" w:hAnsi="Times New Roman" w:cs="Times New Roman"/>
@@ -10766,7 +10785,7 @@
           </w:tcPr>
           <w:p>
             <w:pPr>
-              <w:spacing w:before="24" w:after="24"/>
+              <w:spacing w:before="24" w:after="24" w:line="240" w:lineRule="auto"/>
               <w:jc w:val="right"/>
               <w:rPr>
                 <w:rFonts w:ascii="Times New Roman" w:hAnsi="Times New Roman" w:cs="Times New Roman"/>
@@ -10794,7 +10813,7 @@
           </w:tcPr>
           <w:p>
             <w:pPr>
-              <w:spacing w:before="24" w:after="24"/>
+              <w:spacing w:before="24" w:after="24" w:line="240" w:lineRule="auto"/>
               <w:ind w:left="180"/>
               <w:rPr>
                 <w:rFonts w:ascii="Times New Roman" w:hAnsi="Times New Roman" w:cs="Times New Roman"/>
@@ -10817,7 +10836,7 @@
           </w:tcPr>
           <w:p>
             <w:pPr>
-              <w:spacing w:before="24" w:after="24"/>
+              <w:spacing w:before="24" w:after="24" w:line="240" w:lineRule="auto"/>
               <w:jc w:val="right"/>
               <w:rPr>
                 <w:rFonts w:ascii="Times New Roman" w:hAnsi="Times New Roman" w:cs="Times New Roman"/>
@@ -10840,7 +10859,7 @@
           </w:tcPr>
           <w:p>
             <w:pPr>
-              <w:spacing w:before="24" w:after="24"/>
+              <w:spacing w:before="24" w:after="24" w:line="240" w:lineRule="auto"/>
               <w:jc w:val="right"/>
               <w:rPr>
                 <w:rFonts w:ascii="Times New Roman" w:hAnsi="Times New Roman" w:cs="Times New Roman"/>
@@ -10868,7 +10887,7 @@
           </w:tcPr>
           <w:p>
             <w:pPr>
-              <w:spacing w:before="24" w:after="24"/>
+              <w:spacing w:before="24" w:after="24" w:line="240" w:lineRule="auto"/>
               <w:rPr>
                 <w:rFonts w:ascii="Times New Roman" w:hAnsi="Times New Roman" w:cs="Times New Roman"/>
               </w:rPr>
@@ -10891,7 +10910,7 @@
           </w:tcPr>
           <w:p>
             <w:pPr>
-              <w:spacing w:before="24" w:after="24"/>
+              <w:spacing w:before="24" w:after="24" w:line="240" w:lineRule="auto"/>
               <w:jc w:val="right"/>
               <w:rPr>
                 <w:rFonts w:ascii="Times New Roman" w:hAnsi="Times New Roman" w:cs="Times New Roman"/>
@@ -10906,7 +10925,7 @@
           </w:tcPr>
           <w:p>
             <w:pPr>
-              <w:spacing w:before="24" w:after="24"/>
+              <w:spacing w:before="24" w:after="24" w:line="240" w:lineRule="auto"/>
               <w:jc w:val="right"/>
               <w:rPr>
                 <w:rFonts w:ascii="Times New Roman" w:hAnsi="Times New Roman" w:cs="Times New Roman"/>
@@ -10926,7 +10945,7 @@
           </w:tcPr>
           <w:p>
             <w:pPr>
-              <w:spacing w:before="24" w:after="24"/>
+              <w:spacing w:before="24" w:after="24" w:line="240" w:lineRule="auto"/>
               <w:ind w:left="180"/>
               <w:rPr>
                 <w:rFonts w:ascii="Times New Roman" w:hAnsi="Times New Roman" w:cs="Times New Roman"/>
@@ -10949,7 +10968,7 @@
           </w:tcPr>
           <w:p>
             <w:pPr>
-              <w:spacing w:before="24" w:after="24"/>
+              <w:spacing w:before="24" w:after="24" w:line="240" w:lineRule="auto"/>
               <w:jc w:val="right"/>
               <w:rPr>
                 <w:rFonts w:ascii="Times New Roman" w:hAnsi="Times New Roman" w:cs="Times New Roman"/>
@@ -10972,7 +10991,7 @@
           </w:tcPr>
           <w:p>
             <w:pPr>
-              <w:spacing w:before="24" w:after="24"/>
+              <w:spacing w:before="24" w:after="24" w:line="240" w:lineRule="auto"/>
               <w:jc w:val="right"/>
               <w:rPr>
                 <w:rFonts w:ascii="Times New Roman" w:hAnsi="Times New Roman" w:cs="Times New Roman"/>
@@ -11000,7 +11019,7 @@
           </w:tcPr>
           <w:p>
             <w:pPr>
-              <w:spacing w:before="24" w:after="24"/>
+              <w:spacing w:before="24" w:after="24" w:line="240" w:lineRule="auto"/>
               <w:ind w:left="180"/>
               <w:rPr>
                 <w:rFonts w:ascii="Times New Roman" w:hAnsi="Times New Roman" w:cs="Times New Roman"/>
@@ -11023,7 +11042,7 @@
           </w:tcPr>
           <w:p>
             <w:pPr>
-              <w:spacing w:before="24" w:after="24"/>
+              <w:spacing w:before="24" w:after="24" w:line="240" w:lineRule="auto"/>
               <w:jc w:val="right"/>
               <w:rPr>
                 <w:rFonts w:ascii="Times New Roman" w:hAnsi="Times New Roman" w:cs="Times New Roman"/>
@@ -11046,7 +11065,7 @@
           </w:tcPr>
           <w:p>
             <w:pPr>
-              <w:spacing w:before="24" w:after="24"/>
+              <w:spacing w:before="24" w:after="24" w:line="240" w:lineRule="auto"/>
               <w:jc w:val="right"/>
               <w:rPr>
                 <w:rFonts w:ascii="Times New Roman" w:hAnsi="Times New Roman" w:cs="Times New Roman"/>
@@ -11074,7 +11093,7 @@
           </w:tcPr>
           <w:p>
             <w:pPr>
-              <w:spacing w:before="24" w:after="24"/>
+              <w:spacing w:before="24" w:after="24" w:line="240" w:lineRule="auto"/>
               <w:ind w:left="180"/>
               <w:rPr>
                 <w:rFonts w:ascii="Times New Roman" w:hAnsi="Times New Roman" w:cs="Times New Roman"/>
@@ -11097,7 +11116,7 @@
           </w:tcPr>
           <w:p>
             <w:pPr>
-              <w:spacing w:before="24" w:after="24"/>
+              <w:spacing w:before="24" w:after="24" w:line="240" w:lineRule="auto"/>
               <w:jc w:val="right"/>
               <w:rPr>
                 <w:rFonts w:ascii="Times New Roman" w:hAnsi="Times New Roman" w:cs="Times New Roman"/>
@@ -11120,7 +11139,7 @@
           </w:tcPr>
           <w:p>
             <w:pPr>
-              <w:spacing w:before="24" w:after="24"/>
+              <w:spacing w:before="24" w:after="24" w:line="240" w:lineRule="auto"/>
               <w:jc w:val="right"/>
               <w:rPr>
                 <w:rFonts w:ascii="Times New Roman" w:hAnsi="Times New Roman" w:cs="Times New Roman"/>
@@ -11148,7 +11167,7 @@
           </w:tcPr>
           <w:p>
             <w:pPr>
-              <w:spacing w:before="24" w:after="24"/>
+              <w:spacing w:before="24" w:after="24" w:line="240" w:lineRule="auto"/>
               <w:rPr>
                 <w:rFonts w:ascii="Times New Roman" w:hAnsi="Times New Roman" w:cs="Times New Roman"/>
               </w:rPr>
@@ -11171,7 +11190,7 @@
           </w:tcPr>
           <w:p>
             <w:pPr>
-              <w:spacing w:before="24" w:after="24"/>
+              <w:spacing w:before="24" w:after="24" w:line="240" w:lineRule="auto"/>
               <w:jc w:val="right"/>
               <w:rPr>
                 <w:rFonts w:ascii="Times New Roman" w:hAnsi="Times New Roman" w:cs="Times New Roman"/>
@@ -11186,7 +11205,7 @@
           </w:tcPr>
           <w:p>
             <w:pPr>
-              <w:spacing w:before="24" w:after="24"/>
+              <w:spacing w:before="24" w:after="24" w:line="240" w:lineRule="auto"/>
               <w:jc w:val="right"/>
               <w:rPr>
                 <w:rFonts w:ascii="Times New Roman" w:hAnsi="Times New Roman" w:cs="Times New Roman"/>
@@ -11206,7 +11225,7 @@
           </w:tcPr>
           <w:p>
             <w:pPr>
-              <w:spacing w:before="24" w:after="24"/>
+              <w:spacing w:before="24" w:after="24" w:line="240" w:lineRule="auto"/>
               <w:ind w:left="180"/>
               <w:rPr>
                 <w:rFonts w:ascii="Times New Roman" w:hAnsi="Times New Roman" w:cs="Times New Roman"/>
@@ -11229,7 +11248,7 @@
           </w:tcPr>
           <w:p>
             <w:pPr>
-              <w:spacing w:before="24" w:after="24"/>
+              <w:spacing w:before="24" w:after="24" w:line="240" w:lineRule="auto"/>
               <w:jc w:val="right"/>
               <w:rPr>
                 <w:rFonts w:ascii="Times New Roman" w:hAnsi="Times New Roman" w:cs="Times New Roman"/>
@@ -11252,7 +11271,7 @@
           </w:tcPr>
           <w:p>
             <w:pPr>
-              <w:spacing w:before="24" w:after="24"/>
+              <w:spacing w:before="24" w:after="24" w:line="240" w:lineRule="auto"/>
               <w:jc w:val="right"/>
               <w:rPr>
                 <w:rFonts w:ascii="Times New Roman" w:hAnsi="Times New Roman" w:cs="Times New Roman"/>
@@ -11280,7 +11299,7 @@
           </w:tcPr>
           <w:p>
             <w:pPr>
-              <w:spacing w:before="24" w:after="24"/>
+              <w:spacing w:before="24" w:after="24" w:line="240" w:lineRule="auto"/>
               <w:ind w:left="180"/>
               <w:rPr>
                 <w:rFonts w:ascii="Times New Roman" w:hAnsi="Times New Roman" w:cs="Times New Roman"/>
@@ -11303,7 +11322,7 @@
           </w:tcPr>
           <w:p>
             <w:pPr>
-              <w:spacing w:before="24" w:after="24"/>
+              <w:spacing w:before="24" w:after="24" w:line="240" w:lineRule="auto"/>
               <w:jc w:val="right"/>
               <w:rPr>
                 <w:rFonts w:ascii="Times New Roman" w:hAnsi="Times New Roman" w:cs="Times New Roman"/>
@@ -11326,7 +11345,7 @@
           </w:tcPr>
           <w:p>
             <w:pPr>
-              <w:spacing w:before="24" w:after="24"/>
+              <w:spacing w:before="24" w:after="24" w:line="240" w:lineRule="auto"/>
               <w:jc w:val="right"/>
               <w:rPr>
                 <w:rFonts w:ascii="Times New Roman" w:hAnsi="Times New Roman" w:cs="Times New Roman"/>
@@ -11354,7 +11373,7 @@
           </w:tcPr>
           <w:p>
             <w:pPr>
-              <w:spacing w:before="24" w:after="24"/>
+              <w:spacing w:before="24" w:after="24" w:line="240" w:lineRule="auto"/>
               <w:ind w:left="180"/>
               <w:rPr>
                 <w:rFonts w:ascii="Times New Roman" w:hAnsi="Times New Roman" w:cs="Times New Roman"/>
@@ -11378,7 +11397,7 @@
           </w:tcPr>
           <w:p>
             <w:pPr>
-              <w:spacing w:before="24" w:after="24"/>
+              <w:spacing w:before="24" w:after="24" w:line="240" w:lineRule="auto"/>
               <w:jc w:val="right"/>
               <w:rPr>
                 <w:rFonts w:ascii="Times New Roman" w:hAnsi="Times New Roman" w:cs="Times New Roman"/>
@@ -11401,7 +11420,7 @@
           </w:tcPr>
           <w:p>
             <w:pPr>
-              <w:spacing w:before="24" w:after="24"/>
+              <w:spacing w:before="24" w:after="24" w:line="240" w:lineRule="auto"/>
               <w:jc w:val="right"/>
               <w:rPr>
                 <w:rFonts w:ascii="Times New Roman" w:hAnsi="Times New Roman" w:cs="Times New Roman"/>
@@ -11429,7 +11448,7 @@
           </w:tcPr>
           <w:p>
             <w:pPr>
-              <w:spacing w:before="24" w:after="24"/>
+              <w:spacing w:before="24" w:after="24" w:line="240" w:lineRule="auto"/>
               <w:rPr>
                 <w:rFonts w:ascii="Times New Roman" w:hAnsi="Times New Roman" w:cs="Times New Roman"/>
               </w:rPr>
@@ -11452,7 +11471,7 @@
           </w:tcPr>
           <w:p>
             <w:pPr>
-              <w:spacing w:before="24" w:after="24"/>
+              <w:spacing w:before="24" w:after="24" w:line="240" w:lineRule="auto"/>
               <w:jc w:val="right"/>
               <w:rPr>
                 <w:rFonts w:ascii="Times New Roman" w:hAnsi="Times New Roman" w:cs="Times New Roman"/>
@@ -11467,7 +11486,7 @@
           </w:tcPr>
           <w:p>
             <w:pPr>
-              <w:spacing w:before="24" w:after="24"/>
+              <w:spacing w:before="24" w:after="24" w:line="240" w:lineRule="auto"/>
               <w:jc w:val="right"/>
               <w:rPr>
                 <w:rFonts w:ascii="Times New Roman" w:hAnsi="Times New Roman" w:cs="Times New Roman"/>
@@ -11487,7 +11506,7 @@
           </w:tcPr>
           <w:p>
             <w:pPr>
-              <w:spacing w:before="24" w:after="24"/>
+              <w:spacing w:before="24" w:after="24" w:line="240" w:lineRule="auto"/>
               <w:ind w:left="180"/>
               <w:rPr>
                 <w:rFonts w:ascii="Times New Roman" w:hAnsi="Times New Roman" w:cs="Times New Roman"/>
@@ -11510,7 +11529,7 @@
           </w:tcPr>
           <w:p>
             <w:pPr>
-              <w:spacing w:before="24" w:after="24"/>
+              <w:spacing w:before="24" w:after="24" w:line="240" w:lineRule="auto"/>
               <w:jc w:val="right"/>
               <w:rPr>
                 <w:rFonts w:ascii="Times New Roman" w:hAnsi="Times New Roman" w:cs="Times New Roman"/>
@@ -11533,7 +11552,7 @@
           </w:tcPr>
           <w:p>
             <w:pPr>
-              <w:spacing w:before="24" w:after="24"/>
+              <w:spacing w:before="24" w:after="24" w:line="240" w:lineRule="auto"/>
               <w:jc w:val="right"/>
               <w:rPr>
                 <w:rFonts w:ascii="Times New Roman" w:hAnsi="Times New Roman" w:cs="Times New Roman"/>
@@ -11561,7 +11580,7 @@
           </w:tcPr>
           <w:p>
             <w:pPr>
-              <w:spacing w:before="24" w:after="24"/>
+              <w:spacing w:before="24" w:after="24" w:line="240" w:lineRule="auto"/>
               <w:ind w:left="180"/>
               <w:rPr>
                 <w:rFonts w:ascii="Times New Roman" w:hAnsi="Times New Roman" w:cs="Times New Roman"/>
@@ -11584,7 +11603,7 @@
           </w:tcPr>
           <w:p>
             <w:pPr>
-              <w:spacing w:before="24" w:after="24"/>
+              <w:spacing w:before="24" w:after="24" w:line="240" w:lineRule="auto"/>
               <w:jc w:val="right"/>
               <w:rPr>
                 <w:rFonts w:ascii="Times New Roman" w:hAnsi="Times New Roman" w:cs="Times New Roman"/>
@@ -11607,7 +11626,7 @@
           </w:tcPr>
           <w:p>
             <w:pPr>
-              <w:spacing w:before="24" w:after="24"/>
+              <w:spacing w:before="24" w:after="24" w:line="240" w:lineRule="auto"/>
               <w:jc w:val="right"/>
               <w:rPr>
                 <w:rFonts w:ascii="Times New Roman" w:hAnsi="Times New Roman" w:cs="Times New Roman"/>
@@ -11635,7 +11654,7 @@
           </w:tcPr>
           <w:p>
             <w:pPr>
-              <w:spacing w:before="24" w:after="24"/>
+              <w:spacing w:before="24" w:after="24" w:line="240" w:lineRule="auto"/>
               <w:ind w:left="180"/>
               <w:rPr>
                 <w:rFonts w:ascii="Times New Roman" w:hAnsi="Times New Roman" w:cs="Times New Roman"/>
@@ -11658,7 +11677,7 @@
           </w:tcPr>
           <w:p>
             <w:pPr>
-              <w:spacing w:before="24" w:after="24"/>
+              <w:spacing w:before="24" w:after="24" w:line="240" w:lineRule="auto"/>
               <w:jc w:val="right"/>
               <w:rPr>
                 <w:rFonts w:ascii="Times New Roman" w:hAnsi="Times New Roman" w:cs="Times New Roman"/>
@@ -11681,7 +11700,7 @@
           </w:tcPr>
           <w:p>
             <w:pPr>
-              <w:spacing w:before="24" w:after="24"/>
+              <w:spacing w:before="24" w:after="24" w:line="240" w:lineRule="auto"/>
               <w:jc w:val="right"/>
               <w:rPr>
                 <w:rFonts w:ascii="Times New Roman" w:hAnsi="Times New Roman" w:cs="Times New Roman"/>
@@ -11709,7 +11728,7 @@
           </w:tcPr>
           <w:p>
             <w:pPr>
-              <w:spacing w:before="24" w:after="24"/>
+              <w:spacing w:before="24" w:after="24" w:line="240" w:lineRule="auto"/>
               <w:ind w:left="180"/>
               <w:rPr>
                 <w:rFonts w:ascii="Times New Roman" w:hAnsi="Times New Roman" w:cs="Times New Roman"/>
@@ -11732,7 +11751,7 @@
           </w:tcPr>
           <w:p>
             <w:pPr>
-              <w:spacing w:before="24" w:after="24"/>
+              <w:spacing w:before="24" w:after="24" w:line="240" w:lineRule="auto"/>
               <w:jc w:val="right"/>
               <w:rPr>
                 <w:rFonts w:ascii="Times New Roman" w:hAnsi="Times New Roman" w:cs="Times New Roman"/>
@@ -11755,7 +11774,7 @@
           </w:tcPr>
           <w:p>
             <w:pPr>
-              <w:spacing w:before="24" w:after="24"/>
+              <w:spacing w:before="24" w:after="24" w:line="240" w:lineRule="auto"/>
               <w:jc w:val="right"/>
               <w:rPr>
                 <w:rFonts w:ascii="Times New Roman" w:hAnsi="Times New Roman" w:cs="Times New Roman"/>
@@ -11786,7 +11805,7 @@
           </w:tcPr>
           <w:p>
             <w:pPr>
-              <w:spacing w:before="24" w:after="24"/>
+              <w:spacing w:before="24" w:after="24" w:line="240" w:lineRule="auto"/>
               <w:ind w:left="180"/>
               <w:rPr>
                 <w:rFonts w:ascii="Times New Roman" w:hAnsi="Times New Roman" w:cs="Times New Roman"/>
@@ -11812,7 +11831,7 @@
           </w:tcPr>
           <w:p>
             <w:pPr>
-              <w:spacing w:before="24" w:after="24"/>
+              <w:spacing w:before="24" w:after="24" w:line="240" w:lineRule="auto"/>
               <w:jc w:val="right"/>
               <w:rPr>
                 <w:rFonts w:ascii="Times New Roman" w:hAnsi="Times New Roman" w:cs="Times New Roman"/>
@@ -11838,7 +11857,7 @@
           </w:tcPr>
           <w:p>
             <w:pPr>
-              <w:spacing w:before="24" w:after="24"/>
+              <w:spacing w:before="24" w:after="24" w:line="240" w:lineRule="auto"/>
               <w:jc w:val="right"/>
               <w:rPr>
                 <w:rFonts w:ascii="Times New Roman" w:hAnsi="Times New Roman" w:cs="Times New Roman"/>
@@ -11858,6 +11877,7 @@
     </w:tbl>
     <w:p>
       <w:pPr>
+        <w:spacing w:line="480" w:lineRule="auto"/>
         <w:rPr>
           <w:rFonts w:ascii="Times New Roman" w:hAnsi="Times New Roman" w:cs="Times New Roman"/>
         </w:rPr>
@@ -11872,6 +11892,7 @@
     </w:p>
     <w:p>
       <w:pPr>
+        <w:spacing w:line="480" w:lineRule="auto"/>
         <w:rPr>
           <w:rFonts w:ascii="Times New Roman" w:hAnsi="Times New Roman" w:cs="Times New Roman"/>
         </w:rPr>
@@ -11902,6 +11923,7 @@
     </w:p>
     <w:p>
       <w:pPr>
+        <w:spacing w:line="480" w:lineRule="auto"/>
         <w:rPr>
           <w:rFonts w:ascii="Times New Roman" w:hAnsi="Times New Roman" w:cs="Times New Roman"/>
         </w:rPr>
@@ -11915,7 +11937,7 @@
     </w:p>
     <w:p>
       <w:pPr>
-        <w:spacing w:before="60"/>
+        <w:spacing w:before="60" w:line="480" w:lineRule="auto"/>
         <w:rPr>
           <w:rFonts w:ascii="Times New Roman" w:hAnsi="Times New Roman" w:cs="Times New Roman"/>
         </w:rPr>
@@ -11923,7 +11945,7 @@
     </w:p>
     <w:p>
       <w:pPr>
-        <w:spacing w:after="120" w:line="360" w:lineRule="auto"/>
+        <w:spacing w:after="120" w:line="480" w:lineRule="auto"/>
         <w:jc w:val="center"/>
         <w:rPr>
           <w:rFonts w:ascii="Times New Roman" w:hAnsi="Times New Roman" w:cs="Times New Roman"/>
@@ -11981,7 +12003,7 @@
     <w:p>
       <w:pPr>
         <w:pStyle w:val="Heading2"/>
-        <w:spacing w:line="360" w:lineRule="auto"/>
+        <w:spacing w:line="480" w:lineRule="auto"/>
         <w:rPr>
           <w:rFonts w:ascii="Times New Roman" w:hAnsi="Times New Roman" w:cs="Times New Roman"/>
         </w:rPr>
@@ -11995,7 +12017,7 @@
     </w:p>
     <w:p>
       <w:pPr>
-        <w:spacing w:after="120" w:line="360" w:lineRule="auto"/>
+        <w:spacing w:after="120" w:line="480" w:lineRule="auto"/>
         <w:rPr>
           <w:rFonts w:ascii="Times New Roman" w:eastAsia="Arial" w:hAnsi="Times New Roman" w:cs="Times New Roman"/>
         </w:rPr>
@@ -12004,7 +12026,7 @@
         <w:rPr>
           <w:rFonts w:ascii="Times New Roman" w:eastAsia="Arial" w:hAnsi="Times New Roman" w:cs="Times New Roman"/>
         </w:rPr>
-        <w:t>Each domain was first evaluated alone within the base model (Table 3, Figure 4). Medicaid coverage carried the largest insurance estimate (AOR 1.59, 1.43-1.77) and other or no coverage was also elevated. The income pattern was not monotonic: the three lowest strata were elevated (&lt;$10,000, 1.46, 1.29-1.65) but so was $100,000-149,999 (1.20, 1.03-1.41), which may reflect heterogeneity within the broad $35,000-99,999 reference or residual confounding from unmeasured factors such as occupational exposure. Education below GED (1.35, 1.18-1.53), unemployment (1.41, 1.28-1.56), student status (1.61, 1.24-2.09), non-employment (1.36, 1.22-1.51), and renting (1.28, 1.17-1.39) were all elevated. The "never attended school" estimate (3.35, 1.66-6.78) rests on fewer than 20 participants. Housing instability and disability were not significant.</w:t>
+        <w:t>Each domain was first entered alone into the base model (Table 3, Figure 4). Medicaid coverage carried the largest insurance estimate (AOR 1.59, 1.43-1.77) and other or no coverage was also elevated. The income pattern was not monotonic: the three lowest strata were elevated (&lt;$10,000, 1.46, 1.29-1.65) but so was $100,000-149,999 (1.20, 1.03-1.41), which may reflect heterogeneity within the broad $35,000-99,999 reference or residual confounding from unmeasured factors such as occupational exposure. Education below GED (1.35, 1.18-1.53), unemployment (1.41, 1.28-1.56), student status (1.61, 1.24-2.09), non-employment (1.36, 1.22-1.51), and renting (1.28, 1.17-1.39) were all elevated. The "never attended school" estimate (3.35, 1.66-6.78) rests on fewer than 20 participants. Housing instability and disability were not significant.</w:t>
       </w:r>
       <w:proofErr w:type="spellStart"/>
       <w:r>
@@ -12071,7 +12093,7 @@
     </w:p>
     <w:p>
       <w:pPr>
-        <w:spacing w:after="120" w:line="360" w:lineRule="auto"/>
+        <w:spacing w:after="120" w:line="480" w:lineRule="auto"/>
         <w:jc w:val="center"/>
         <w:rPr>
           <w:rFonts w:ascii="Times New Roman" w:hAnsi="Times New Roman" w:cs="Times New Roman"/>
@@ -12128,6 +12150,7 @@
     </w:p>
     <w:p>
       <w:pPr>
+        <w:spacing w:line="480" w:lineRule="auto"/>
         <w:rPr>
           <w:rFonts w:ascii="Times New Roman" w:hAnsi="Times New Roman" w:cs="Times New Roman"/>
         </w:rPr>
@@ -12162,6 +12185,7 @@
     </w:p>
     <w:p>
       <w:pPr>
+        <w:spacing w:line="480" w:lineRule="auto"/>
         <w:rPr>
           <w:rFonts w:ascii="Times New Roman" w:hAnsi="Times New Roman" w:cs="Times New Roman"/>
         </w:rPr>
@@ -12217,7 +12241,7 @@
           </w:tcPr>
           <w:p>
             <w:pPr>
-              <w:spacing w:before="24" w:after="24"/>
+              <w:spacing w:before="24" w:after="24" w:line="240" w:lineRule="auto"/>
               <w:rPr>
                 <w:rFonts w:ascii="Times New Roman" w:hAnsi="Times New Roman" w:cs="Times New Roman"/>
               </w:rPr>
@@ -12244,7 +12268,7 @@
           </w:tcPr>
           <w:p>
             <w:pPr>
-              <w:spacing w:before="24" w:after="24"/>
+              <w:spacing w:before="24" w:after="24" w:line="240" w:lineRule="auto"/>
               <w:jc w:val="right"/>
               <w:rPr>
                 <w:rFonts w:ascii="Times New Roman" w:hAnsi="Times New Roman" w:cs="Times New Roman"/>
@@ -12272,7 +12296,7 @@
           </w:tcPr>
           <w:p>
             <w:pPr>
-              <w:spacing w:before="24" w:after="24"/>
+              <w:spacing w:before="24" w:after="24" w:line="240" w:lineRule="auto"/>
               <w:jc w:val="right"/>
               <w:rPr>
                 <w:rFonts w:ascii="Times New Roman" w:hAnsi="Times New Roman" w:cs="Times New Roman"/>
@@ -12301,7 +12325,7 @@
           </w:tcPr>
           <w:p>
             <w:pPr>
-              <w:spacing w:before="24" w:after="24"/>
+              <w:spacing w:before="24" w:after="24" w:line="240" w:lineRule="auto"/>
               <w:rPr>
                 <w:rFonts w:ascii="Times New Roman" w:hAnsi="Times New Roman" w:cs="Times New Roman"/>
               </w:rPr>
@@ -12324,7 +12348,7 @@
           </w:tcPr>
           <w:p>
             <w:pPr>
-              <w:spacing w:before="24" w:after="24"/>
+              <w:spacing w:before="24" w:after="24" w:line="240" w:lineRule="auto"/>
               <w:jc w:val="right"/>
               <w:rPr>
                 <w:rFonts w:ascii="Times New Roman" w:hAnsi="Times New Roman" w:cs="Times New Roman"/>
@@ -12339,7 +12363,7 @@
           </w:tcPr>
           <w:p>
             <w:pPr>
-              <w:spacing w:before="24" w:after="24"/>
+              <w:spacing w:before="24" w:after="24" w:line="240" w:lineRule="auto"/>
               <w:jc w:val="right"/>
               <w:rPr>
                 <w:rFonts w:ascii="Times New Roman" w:hAnsi="Times New Roman" w:cs="Times New Roman"/>
@@ -12359,7 +12383,7 @@
           </w:tcPr>
           <w:p>
             <w:pPr>
-              <w:spacing w:before="24" w:after="24"/>
+              <w:spacing w:before="24" w:after="24" w:line="240" w:lineRule="auto"/>
               <w:ind w:left="180"/>
               <w:rPr>
                 <w:rFonts w:ascii="Times New Roman" w:hAnsi="Times New Roman" w:cs="Times New Roman"/>
@@ -12382,7 +12406,7 @@
           </w:tcPr>
           <w:p>
             <w:pPr>
-              <w:spacing w:before="24" w:after="24"/>
+              <w:spacing w:before="24" w:after="24" w:line="240" w:lineRule="auto"/>
               <w:jc w:val="right"/>
               <w:rPr>
                 <w:rFonts w:ascii="Times New Roman" w:hAnsi="Times New Roman" w:cs="Times New Roman"/>
@@ -12405,7 +12429,7 @@
           </w:tcPr>
           <w:p>
             <w:pPr>
-              <w:spacing w:before="24" w:after="24"/>
+              <w:spacing w:before="24" w:after="24" w:line="240" w:lineRule="auto"/>
               <w:jc w:val="right"/>
               <w:rPr>
                 <w:rFonts w:ascii="Times New Roman" w:hAnsi="Times New Roman" w:cs="Times New Roman"/>
@@ -12433,7 +12457,7 @@
           </w:tcPr>
           <w:p>
             <w:pPr>
-              <w:spacing w:before="24" w:after="24"/>
+              <w:spacing w:before="24" w:after="24" w:line="240" w:lineRule="auto"/>
               <w:ind w:left="180"/>
               <w:rPr>
                 <w:rFonts w:ascii="Times New Roman" w:hAnsi="Times New Roman" w:cs="Times New Roman"/>
@@ -12456,7 +12480,7 @@
           </w:tcPr>
           <w:p>
             <w:pPr>
-              <w:spacing w:before="24" w:after="24"/>
+              <w:spacing w:before="24" w:after="24" w:line="240" w:lineRule="auto"/>
               <w:jc w:val="right"/>
               <w:rPr>
                 <w:rFonts w:ascii="Times New Roman" w:hAnsi="Times New Roman" w:cs="Times New Roman"/>
@@ -12479,7 +12503,7 @@
           </w:tcPr>
           <w:p>
             <w:pPr>
-              <w:spacing w:before="24" w:after="24"/>
+              <w:spacing w:before="24" w:after="24" w:line="240" w:lineRule="auto"/>
               <w:jc w:val="right"/>
               <w:rPr>
                 <w:rFonts w:ascii="Times New Roman" w:hAnsi="Times New Roman" w:cs="Times New Roman"/>
@@ -12507,7 +12531,7 @@
           </w:tcPr>
           <w:p>
             <w:pPr>
-              <w:spacing w:before="24" w:after="24"/>
+              <w:spacing w:before="24" w:after="24" w:line="240" w:lineRule="auto"/>
               <w:ind w:left="180"/>
               <w:rPr>
                 <w:rFonts w:ascii="Times New Roman" w:hAnsi="Times New Roman" w:cs="Times New Roman"/>
@@ -12530,7 +12554,7 @@
           </w:tcPr>
           <w:p>
             <w:pPr>
-              <w:spacing w:before="24" w:after="24"/>
+              <w:spacing w:before="24" w:after="24" w:line="240" w:lineRule="auto"/>
               <w:jc w:val="right"/>
               <w:rPr>
                 <w:rFonts w:ascii="Times New Roman" w:hAnsi="Times New Roman" w:cs="Times New Roman"/>
@@ -12553,7 +12577,7 @@
           </w:tcPr>
           <w:p>
             <w:pPr>
-              <w:spacing w:before="24" w:after="24"/>
+              <w:spacing w:before="24" w:after="24" w:line="240" w:lineRule="auto"/>
               <w:jc w:val="right"/>
               <w:rPr>
                 <w:rFonts w:ascii="Times New Roman" w:hAnsi="Times New Roman" w:cs="Times New Roman"/>
@@ -12581,7 +12605,7 @@
           </w:tcPr>
           <w:p>
             <w:pPr>
-              <w:spacing w:before="24" w:after="24"/>
+              <w:spacing w:before="24" w:after="24" w:line="240" w:lineRule="auto"/>
               <w:ind w:left="180"/>
               <w:rPr>
                 <w:rFonts w:ascii="Times New Roman" w:hAnsi="Times New Roman" w:cs="Times New Roman"/>
@@ -12604,7 +12628,7 @@
           </w:tcPr>
           <w:p>
             <w:pPr>
-              <w:spacing w:before="24" w:after="24"/>
+              <w:spacing w:before="24" w:after="24" w:line="240" w:lineRule="auto"/>
               <w:jc w:val="right"/>
               <w:rPr>
                 <w:rFonts w:ascii="Times New Roman" w:hAnsi="Times New Roman" w:cs="Times New Roman"/>
@@ -12627,7 +12651,7 @@
           </w:tcPr>
           <w:p>
             <w:pPr>
-              <w:spacing w:before="24" w:after="24"/>
+              <w:spacing w:before="24" w:after="24" w:line="240" w:lineRule="auto"/>
               <w:jc w:val="right"/>
               <w:rPr>
                 <w:rFonts w:ascii="Times New Roman" w:hAnsi="Times New Roman" w:cs="Times New Roman"/>
@@ -12655,7 +12679,7 @@
           </w:tcPr>
           <w:p>
             <w:pPr>
-              <w:spacing w:before="24" w:after="24"/>
+              <w:spacing w:before="24" w:after="24" w:line="240" w:lineRule="auto"/>
               <w:ind w:left="180"/>
               <w:rPr>
                 <w:rFonts w:ascii="Times New Roman" w:hAnsi="Times New Roman" w:cs="Times New Roman"/>
@@ -12678,7 +12702,7 @@
           </w:tcPr>
           <w:p>
             <w:pPr>
-              <w:spacing w:before="24" w:after="24"/>
+              <w:spacing w:before="24" w:after="24" w:line="240" w:lineRule="auto"/>
               <w:jc w:val="right"/>
               <w:rPr>
                 <w:rFonts w:ascii="Times New Roman" w:hAnsi="Times New Roman" w:cs="Times New Roman"/>
@@ -12701,7 +12725,7 @@
           </w:tcPr>
           <w:p>
             <w:pPr>
-              <w:spacing w:before="24" w:after="24"/>
+              <w:spacing w:before="24" w:after="24" w:line="240" w:lineRule="auto"/>
               <w:jc w:val="right"/>
               <w:rPr>
                 <w:rFonts w:ascii="Times New Roman" w:hAnsi="Times New Roman" w:cs="Times New Roman"/>
@@ -12729,7 +12753,7 @@
           </w:tcPr>
           <w:p>
             <w:pPr>
-              <w:spacing w:before="24" w:after="24"/>
+              <w:spacing w:before="24" w:after="24" w:line="240" w:lineRule="auto"/>
               <w:ind w:left="180"/>
               <w:rPr>
                 <w:rFonts w:ascii="Times New Roman" w:hAnsi="Times New Roman" w:cs="Times New Roman"/>
@@ -12752,7 +12776,7 @@
           </w:tcPr>
           <w:p>
             <w:pPr>
-              <w:spacing w:before="24" w:after="24"/>
+              <w:spacing w:before="24" w:after="24" w:line="240" w:lineRule="auto"/>
               <w:jc w:val="right"/>
               <w:rPr>
                 <w:rFonts w:ascii="Times New Roman" w:hAnsi="Times New Roman" w:cs="Times New Roman"/>
@@ -12775,7 +12799,7 @@
           </w:tcPr>
           <w:p>
             <w:pPr>
-              <w:spacing w:before="24" w:after="24"/>
+              <w:spacing w:before="24" w:after="24" w:line="240" w:lineRule="auto"/>
               <w:jc w:val="right"/>
               <w:rPr>
                 <w:rFonts w:ascii="Times New Roman" w:hAnsi="Times New Roman" w:cs="Times New Roman"/>
@@ -12803,7 +12827,7 @@
           </w:tcPr>
           <w:p>
             <w:pPr>
-              <w:spacing w:before="24" w:after="24"/>
+              <w:spacing w:before="24" w:after="24" w:line="240" w:lineRule="auto"/>
               <w:ind w:left="180"/>
               <w:rPr>
                 <w:rFonts w:ascii="Times New Roman" w:hAnsi="Times New Roman" w:cs="Times New Roman"/>
@@ -12826,7 +12850,7 @@
           </w:tcPr>
           <w:p>
             <w:pPr>
-              <w:spacing w:before="24" w:after="24"/>
+              <w:spacing w:before="24" w:after="24" w:line="240" w:lineRule="auto"/>
               <w:jc w:val="right"/>
               <w:rPr>
                 <w:rFonts w:ascii="Times New Roman" w:hAnsi="Times New Roman" w:cs="Times New Roman"/>
@@ -12849,7 +12873,7 @@
           </w:tcPr>
           <w:p>
             <w:pPr>
-              <w:spacing w:before="24" w:after="24"/>
+              <w:spacing w:before="24" w:after="24" w:line="240" w:lineRule="auto"/>
               <w:jc w:val="right"/>
               <w:rPr>
                 <w:rFonts w:ascii="Times New Roman" w:hAnsi="Times New Roman" w:cs="Times New Roman"/>
@@ -12877,7 +12901,7 @@
           </w:tcPr>
           <w:p>
             <w:pPr>
-              <w:spacing w:before="24" w:after="24"/>
+              <w:spacing w:before="24" w:after="24" w:line="240" w:lineRule="auto"/>
               <w:rPr>
                 <w:rFonts w:ascii="Times New Roman" w:hAnsi="Times New Roman" w:cs="Times New Roman"/>
               </w:rPr>
@@ -12900,7 +12924,7 @@
           </w:tcPr>
           <w:p>
             <w:pPr>
-              <w:spacing w:before="24" w:after="24"/>
+              <w:spacing w:before="24" w:after="24" w:line="240" w:lineRule="auto"/>
               <w:jc w:val="right"/>
               <w:rPr>
                 <w:rFonts w:ascii="Times New Roman" w:hAnsi="Times New Roman" w:cs="Times New Roman"/>
@@ -12915,7 +12939,7 @@
           </w:tcPr>
           <w:p>
             <w:pPr>
-              <w:spacing w:before="24" w:after="24"/>
+              <w:spacing w:before="24" w:after="24" w:line="240" w:lineRule="auto"/>
               <w:jc w:val="right"/>
               <w:rPr>
                 <w:rFonts w:ascii="Times New Roman" w:hAnsi="Times New Roman" w:cs="Times New Roman"/>
@@ -12935,7 +12959,7 @@
           </w:tcPr>
           <w:p>
             <w:pPr>
-              <w:spacing w:before="24" w:after="24"/>
+              <w:spacing w:before="24" w:after="24" w:line="240" w:lineRule="auto"/>
               <w:ind w:left="180"/>
               <w:rPr>
                 <w:rFonts w:ascii="Times New Roman" w:hAnsi="Times New Roman" w:cs="Times New Roman"/>
@@ -12958,7 +12982,7 @@
           </w:tcPr>
           <w:p>
             <w:pPr>
-              <w:spacing w:before="24" w:after="24"/>
+              <w:spacing w:before="24" w:after="24" w:line="240" w:lineRule="auto"/>
               <w:jc w:val="right"/>
               <w:rPr>
                 <w:rFonts w:ascii="Times New Roman" w:hAnsi="Times New Roman" w:cs="Times New Roman"/>
@@ -12981,7 +13005,7 @@
           </w:tcPr>
           <w:p>
             <w:pPr>
-              <w:spacing w:before="24" w:after="24"/>
+              <w:spacing w:before="24" w:after="24" w:line="240" w:lineRule="auto"/>
               <w:jc w:val="right"/>
               <w:rPr>
                 <w:rFonts w:ascii="Times New Roman" w:hAnsi="Times New Roman" w:cs="Times New Roman"/>
@@ -13009,7 +13033,7 @@
           </w:tcPr>
           <w:p>
             <w:pPr>
-              <w:spacing w:before="24" w:after="24"/>
+              <w:spacing w:before="24" w:after="24" w:line="240" w:lineRule="auto"/>
               <w:ind w:left="180"/>
               <w:rPr>
                 <w:rFonts w:ascii="Times New Roman" w:hAnsi="Times New Roman" w:cs="Times New Roman"/>
@@ -13032,7 +13056,7 @@
           </w:tcPr>
           <w:p>
             <w:pPr>
-              <w:spacing w:before="24" w:after="24"/>
+              <w:spacing w:before="24" w:after="24" w:line="240" w:lineRule="auto"/>
               <w:jc w:val="right"/>
               <w:rPr>
                 <w:rFonts w:ascii="Times New Roman" w:hAnsi="Times New Roman" w:cs="Times New Roman"/>
@@ -13055,7 +13079,7 @@
           </w:tcPr>
           <w:p>
             <w:pPr>
-              <w:spacing w:before="24" w:after="24"/>
+              <w:spacing w:before="24" w:after="24" w:line="240" w:lineRule="auto"/>
               <w:jc w:val="right"/>
               <w:rPr>
                 <w:rFonts w:ascii="Times New Roman" w:hAnsi="Times New Roman" w:cs="Times New Roman"/>
@@ -13083,7 +13107,7 @@
           </w:tcPr>
           <w:p>
             <w:pPr>
-              <w:spacing w:before="24" w:after="24"/>
+              <w:spacing w:before="24" w:after="24" w:line="240" w:lineRule="auto"/>
               <w:ind w:left="180"/>
               <w:rPr>
                 <w:rFonts w:ascii="Times New Roman" w:hAnsi="Times New Roman" w:cs="Times New Roman"/>
@@ -13106,7 +13130,7 @@
           </w:tcPr>
           <w:p>
             <w:pPr>
-              <w:spacing w:before="24" w:after="24"/>
+              <w:spacing w:before="24" w:after="24" w:line="240" w:lineRule="auto"/>
               <w:jc w:val="right"/>
               <w:rPr>
                 <w:rFonts w:ascii="Times New Roman" w:hAnsi="Times New Roman" w:cs="Times New Roman"/>
@@ -13129,7 +13153,7 @@
           </w:tcPr>
           <w:p>
             <w:pPr>
-              <w:spacing w:before="24" w:after="24"/>
+              <w:spacing w:before="24" w:after="24" w:line="240" w:lineRule="auto"/>
               <w:jc w:val="right"/>
               <w:rPr>
                 <w:rFonts w:ascii="Times New Roman" w:hAnsi="Times New Roman" w:cs="Times New Roman"/>
@@ -13157,7 +13181,7 @@
           </w:tcPr>
           <w:p>
             <w:pPr>
-              <w:spacing w:before="24" w:after="24"/>
+              <w:spacing w:before="24" w:after="24" w:line="240" w:lineRule="auto"/>
               <w:rPr>
                 <w:rFonts w:ascii="Times New Roman" w:hAnsi="Times New Roman" w:cs="Times New Roman"/>
               </w:rPr>
@@ -13180,7 +13204,7 @@
           </w:tcPr>
           <w:p>
             <w:pPr>
-              <w:spacing w:before="24" w:after="24"/>
+              <w:spacing w:before="24" w:after="24" w:line="240" w:lineRule="auto"/>
               <w:jc w:val="right"/>
               <w:rPr>
                 <w:rFonts w:ascii="Times New Roman" w:hAnsi="Times New Roman" w:cs="Times New Roman"/>
@@ -13195,7 +13219,7 @@
           </w:tcPr>
           <w:p>
             <w:pPr>
-              <w:spacing w:before="24" w:after="24"/>
+              <w:spacing w:before="24" w:after="24" w:line="240" w:lineRule="auto"/>
               <w:jc w:val="right"/>
               <w:rPr>
                 <w:rFonts w:ascii="Times New Roman" w:hAnsi="Times New Roman" w:cs="Times New Roman"/>
@@ -13215,7 +13239,7 @@
           </w:tcPr>
           <w:p>
             <w:pPr>
-              <w:spacing w:before="24" w:after="24"/>
+              <w:spacing w:before="24" w:after="24" w:line="240" w:lineRule="auto"/>
               <w:ind w:left="180"/>
               <w:rPr>
                 <w:rFonts w:ascii="Times New Roman" w:hAnsi="Times New Roman" w:cs="Times New Roman"/>
@@ -13238,7 +13262,7 @@
           </w:tcPr>
           <w:p>
             <w:pPr>
-              <w:spacing w:before="24" w:after="24"/>
+              <w:spacing w:before="24" w:after="24" w:line="240" w:lineRule="auto"/>
               <w:jc w:val="right"/>
               <w:rPr>
                 <w:rFonts w:ascii="Times New Roman" w:hAnsi="Times New Roman" w:cs="Times New Roman"/>
@@ -13261,7 +13285,7 @@
           </w:tcPr>
           <w:p>
             <w:pPr>
-              <w:spacing w:before="24" w:after="24"/>
+              <w:spacing w:before="24" w:after="24" w:line="240" w:lineRule="auto"/>
               <w:jc w:val="right"/>
               <w:rPr>
                 <w:rFonts w:ascii="Times New Roman" w:hAnsi="Times New Roman" w:cs="Times New Roman"/>
@@ -13289,7 +13313,7 @@
           </w:tcPr>
           <w:p>
             <w:pPr>
-              <w:spacing w:before="24" w:after="24"/>
+              <w:spacing w:before="24" w:after="24" w:line="240" w:lineRule="auto"/>
               <w:ind w:left="180"/>
               <w:rPr>
                 <w:rFonts w:ascii="Times New Roman" w:hAnsi="Times New Roman" w:cs="Times New Roman"/>
@@ -13312,7 +13336,7 @@
           </w:tcPr>
           <w:p>
             <w:pPr>
-              <w:spacing w:before="24" w:after="24"/>
+              <w:spacing w:before="24" w:after="24" w:line="240" w:lineRule="auto"/>
               <w:jc w:val="right"/>
               <w:rPr>
                 <w:rFonts w:ascii="Times New Roman" w:hAnsi="Times New Roman" w:cs="Times New Roman"/>
@@ -13335,7 +13359,7 @@
           </w:tcPr>
           <w:p>
             <w:pPr>
-              <w:spacing w:before="24" w:after="24"/>
+              <w:spacing w:before="24" w:after="24" w:line="240" w:lineRule="auto"/>
               <w:jc w:val="right"/>
               <w:rPr>
                 <w:rFonts w:ascii="Times New Roman" w:hAnsi="Times New Roman" w:cs="Times New Roman"/>
@@ -13363,7 +13387,7 @@
           </w:tcPr>
           <w:p>
             <w:pPr>
-              <w:spacing w:before="24" w:after="24"/>
+              <w:spacing w:before="24" w:after="24" w:line="240" w:lineRule="auto"/>
               <w:ind w:left="180"/>
               <w:rPr>
                 <w:rFonts w:ascii="Times New Roman" w:hAnsi="Times New Roman" w:cs="Times New Roman"/>
@@ -13386,7 +13410,7 @@
           </w:tcPr>
           <w:p>
             <w:pPr>
-              <w:spacing w:before="24" w:after="24"/>
+              <w:spacing w:before="24" w:after="24" w:line="240" w:lineRule="auto"/>
               <w:jc w:val="right"/>
               <w:rPr>
                 <w:rFonts w:ascii="Times New Roman" w:hAnsi="Times New Roman" w:cs="Times New Roman"/>
@@ -13409,7 +13433,7 @@
           </w:tcPr>
           <w:p>
             <w:pPr>
-              <w:spacing w:before="24" w:after="24"/>
+              <w:spacing w:before="24" w:after="24" w:line="240" w:lineRule="auto"/>
               <w:jc w:val="right"/>
               <w:rPr>
                 <w:rFonts w:ascii="Times New Roman" w:hAnsi="Times New Roman" w:cs="Times New Roman"/>
@@ -13437,7 +13461,7 @@
           </w:tcPr>
           <w:p>
             <w:pPr>
-              <w:spacing w:before="24" w:after="24"/>
+              <w:spacing w:before="24" w:after="24" w:line="240" w:lineRule="auto"/>
               <w:rPr>
                 <w:rFonts w:ascii="Times New Roman" w:hAnsi="Times New Roman" w:cs="Times New Roman"/>
               </w:rPr>
@@ -13460,7 +13484,7 @@
           </w:tcPr>
           <w:p>
             <w:pPr>
-              <w:spacing w:before="24" w:after="24"/>
+              <w:spacing w:before="24" w:after="24" w:line="240" w:lineRule="auto"/>
               <w:jc w:val="right"/>
               <w:rPr>
                 <w:rFonts w:ascii="Times New Roman" w:hAnsi="Times New Roman" w:cs="Times New Roman"/>
@@ -13475,7 +13499,7 @@
           </w:tcPr>
           <w:p>
             <w:pPr>
-              <w:spacing w:before="24" w:after="24"/>
+              <w:spacing w:before="24" w:after="24" w:line="240" w:lineRule="auto"/>
               <w:jc w:val="right"/>
               <w:rPr>
                 <w:rFonts w:ascii="Times New Roman" w:hAnsi="Times New Roman" w:cs="Times New Roman"/>
@@ -13495,7 +13519,7 @@
           </w:tcPr>
           <w:p>
             <w:pPr>
-              <w:spacing w:before="24" w:after="24"/>
+              <w:spacing w:before="24" w:after="24" w:line="240" w:lineRule="auto"/>
               <w:ind w:left="180"/>
               <w:rPr>
                 <w:rFonts w:ascii="Times New Roman" w:hAnsi="Times New Roman" w:cs="Times New Roman"/>
@@ -13518,7 +13542,7 @@
           </w:tcPr>
           <w:p>
             <w:pPr>
-              <w:spacing w:before="24" w:after="24"/>
+              <w:spacing w:before="24" w:after="24" w:line="240" w:lineRule="auto"/>
               <w:jc w:val="right"/>
               <w:rPr>
                 <w:rFonts w:ascii="Times New Roman" w:hAnsi="Times New Roman" w:cs="Times New Roman"/>
@@ -13541,7 +13565,7 @@
           </w:tcPr>
           <w:p>
             <w:pPr>
-              <w:spacing w:before="24" w:after="24"/>
+              <w:spacing w:before="24" w:after="24" w:line="240" w:lineRule="auto"/>
               <w:jc w:val="right"/>
               <w:rPr>
                 <w:rFonts w:ascii="Times New Roman" w:hAnsi="Times New Roman" w:cs="Times New Roman"/>
@@ -13569,7 +13593,7 @@
           </w:tcPr>
           <w:p>
             <w:pPr>
-              <w:spacing w:before="24" w:after="24"/>
+              <w:spacing w:before="24" w:after="24" w:line="240" w:lineRule="auto"/>
               <w:ind w:left="180"/>
               <w:rPr>
                 <w:rFonts w:ascii="Times New Roman" w:hAnsi="Times New Roman" w:cs="Times New Roman"/>
@@ -13592,7 +13616,7 @@
           </w:tcPr>
           <w:p>
             <w:pPr>
-              <w:spacing w:before="24" w:after="24"/>
+              <w:spacing w:before="24" w:after="24" w:line="240" w:lineRule="auto"/>
               <w:jc w:val="right"/>
               <w:rPr>
                 <w:rFonts w:ascii="Times New Roman" w:hAnsi="Times New Roman" w:cs="Times New Roman"/>
@@ -13615,7 +13639,7 @@
           </w:tcPr>
           <w:p>
             <w:pPr>
-              <w:spacing w:before="24" w:after="24"/>
+              <w:spacing w:before="24" w:after="24" w:line="240" w:lineRule="auto"/>
               <w:jc w:val="right"/>
               <w:rPr>
                 <w:rFonts w:ascii="Times New Roman" w:hAnsi="Times New Roman" w:cs="Times New Roman"/>
@@ -13643,7 +13667,7 @@
           </w:tcPr>
           <w:p>
             <w:pPr>
-              <w:spacing w:before="24" w:after="24"/>
+              <w:spacing w:before="24" w:after="24" w:line="240" w:lineRule="auto"/>
               <w:ind w:left="180"/>
               <w:rPr>
                 <w:rFonts w:ascii="Times New Roman" w:hAnsi="Times New Roman" w:cs="Times New Roman"/>
@@ -13666,7 +13690,7 @@
           </w:tcPr>
           <w:p>
             <w:pPr>
-              <w:spacing w:before="24" w:after="24"/>
+              <w:spacing w:before="24" w:after="24" w:line="240" w:lineRule="auto"/>
               <w:jc w:val="right"/>
               <w:rPr>
                 <w:rFonts w:ascii="Times New Roman" w:hAnsi="Times New Roman" w:cs="Times New Roman"/>
@@ -13689,7 +13713,7 @@
           </w:tcPr>
           <w:p>
             <w:pPr>
-              <w:spacing w:before="24" w:after="24"/>
+              <w:spacing w:before="24" w:after="24" w:line="240" w:lineRule="auto"/>
               <w:jc w:val="right"/>
               <w:rPr>
                 <w:rFonts w:ascii="Times New Roman" w:hAnsi="Times New Roman" w:cs="Times New Roman"/>
@@ -13717,7 +13741,7 @@
           </w:tcPr>
           <w:p>
             <w:pPr>
-              <w:spacing w:before="24" w:after="24"/>
+              <w:spacing w:before="24" w:after="24" w:line="240" w:lineRule="auto"/>
               <w:rPr>
                 <w:rFonts w:ascii="Times New Roman" w:hAnsi="Times New Roman" w:cs="Times New Roman"/>
               </w:rPr>
@@ -13740,7 +13764,7 @@
           </w:tcPr>
           <w:p>
             <w:pPr>
-              <w:spacing w:before="24" w:after="24"/>
+              <w:spacing w:before="24" w:after="24" w:line="240" w:lineRule="auto"/>
               <w:jc w:val="right"/>
               <w:rPr>
                 <w:rFonts w:ascii="Times New Roman" w:hAnsi="Times New Roman" w:cs="Times New Roman"/>
@@ -13755,7 +13779,7 @@
           </w:tcPr>
           <w:p>
             <w:pPr>
-              <w:spacing w:before="24" w:after="24"/>
+              <w:spacing w:before="24" w:after="24" w:line="240" w:lineRule="auto"/>
               <w:jc w:val="right"/>
               <w:rPr>
                 <w:rFonts w:ascii="Times New Roman" w:hAnsi="Times New Roman" w:cs="Times New Roman"/>
@@ -13775,7 +13799,7 @@
           </w:tcPr>
           <w:p>
             <w:pPr>
-              <w:spacing w:before="24" w:after="24"/>
+              <w:spacing w:before="24" w:after="24" w:line="240" w:lineRule="auto"/>
               <w:ind w:left="180"/>
               <w:rPr>
                 <w:rFonts w:ascii="Times New Roman" w:hAnsi="Times New Roman" w:cs="Times New Roman"/>
@@ -13798,7 +13822,7 @@
           </w:tcPr>
           <w:p>
             <w:pPr>
-              <w:spacing w:before="24" w:after="24"/>
+              <w:spacing w:before="24" w:after="24" w:line="240" w:lineRule="auto"/>
               <w:jc w:val="right"/>
               <w:rPr>
                 <w:rFonts w:ascii="Times New Roman" w:hAnsi="Times New Roman" w:cs="Times New Roman"/>
@@ -13821,7 +13845,7 @@
           </w:tcPr>
           <w:p>
             <w:pPr>
-              <w:spacing w:before="24" w:after="24"/>
+              <w:spacing w:before="24" w:after="24" w:line="240" w:lineRule="auto"/>
               <w:jc w:val="right"/>
               <w:rPr>
                 <w:rFonts w:ascii="Times New Roman" w:hAnsi="Times New Roman" w:cs="Times New Roman"/>
@@ -13849,7 +13873,7 @@
           </w:tcPr>
           <w:p>
             <w:pPr>
-              <w:spacing w:before="24" w:after="24"/>
+              <w:spacing w:before="24" w:after="24" w:line="240" w:lineRule="auto"/>
               <w:ind w:left="180"/>
               <w:rPr>
                 <w:rFonts w:ascii="Times New Roman" w:hAnsi="Times New Roman" w:cs="Times New Roman"/>
@@ -13872,7 +13896,7 @@
           </w:tcPr>
           <w:p>
             <w:pPr>
-              <w:spacing w:before="24" w:after="24"/>
+              <w:spacing w:before="24" w:after="24" w:line="240" w:lineRule="auto"/>
               <w:jc w:val="right"/>
               <w:rPr>
                 <w:rFonts w:ascii="Times New Roman" w:hAnsi="Times New Roman" w:cs="Times New Roman"/>
@@ -13895,7 +13919,7 @@
           </w:tcPr>
           <w:p>
             <w:pPr>
-              <w:spacing w:before="24" w:after="24"/>
+              <w:spacing w:before="24" w:after="24" w:line="240" w:lineRule="auto"/>
               <w:jc w:val="right"/>
               <w:rPr>
                 <w:rFonts w:ascii="Times New Roman" w:hAnsi="Times New Roman" w:cs="Times New Roman"/>
@@ -13923,7 +13947,7 @@
           </w:tcPr>
           <w:p>
             <w:pPr>
-              <w:spacing w:before="24" w:after="24"/>
+              <w:spacing w:before="24" w:after="24" w:line="240" w:lineRule="auto"/>
               <w:rPr>
                 <w:rFonts w:ascii="Times New Roman" w:hAnsi="Times New Roman" w:cs="Times New Roman"/>
               </w:rPr>
@@ -13946,7 +13970,7 @@
           </w:tcPr>
           <w:p>
             <w:pPr>
-              <w:spacing w:before="24" w:after="24"/>
+              <w:spacing w:before="24" w:after="24" w:line="240" w:lineRule="auto"/>
               <w:jc w:val="right"/>
               <w:rPr>
                 <w:rFonts w:ascii="Times New Roman" w:hAnsi="Times New Roman" w:cs="Times New Roman"/>
@@ -13961,7 +13985,7 @@
           </w:tcPr>
           <w:p>
             <w:pPr>
-              <w:spacing w:before="24" w:after="24"/>
+              <w:spacing w:before="24" w:after="24" w:line="240" w:lineRule="auto"/>
               <w:jc w:val="right"/>
               <w:rPr>
                 <w:rFonts w:ascii="Times New Roman" w:hAnsi="Times New Roman" w:cs="Times New Roman"/>
@@ -13981,7 +14005,7 @@
           </w:tcPr>
           <w:p>
             <w:pPr>
-              <w:spacing w:before="24" w:after="24"/>
+              <w:spacing w:before="24" w:after="24" w:line="240" w:lineRule="auto"/>
               <w:ind w:left="180"/>
               <w:rPr>
                 <w:rFonts w:ascii="Times New Roman" w:hAnsi="Times New Roman" w:cs="Times New Roman"/>
@@ -14004,7 +14028,7 @@
           </w:tcPr>
           <w:p>
             <w:pPr>
-              <w:spacing w:before="24" w:after="24"/>
+              <w:spacing w:before="24" w:after="24" w:line="240" w:lineRule="auto"/>
               <w:jc w:val="right"/>
               <w:rPr>
                 <w:rFonts w:ascii="Times New Roman" w:hAnsi="Times New Roman" w:cs="Times New Roman"/>
@@ -14027,7 +14051,7 @@
           </w:tcPr>
           <w:p>
             <w:pPr>
-              <w:spacing w:before="24" w:after="24"/>
+              <w:spacing w:before="24" w:after="24" w:line="240" w:lineRule="auto"/>
               <w:jc w:val="right"/>
               <w:rPr>
                 <w:rFonts w:ascii="Times New Roman" w:hAnsi="Times New Roman" w:cs="Times New Roman"/>
@@ -14055,7 +14079,7 @@
           </w:tcPr>
           <w:p>
             <w:pPr>
-              <w:spacing w:before="24" w:after="24"/>
+              <w:spacing w:before="24" w:after="24" w:line="240" w:lineRule="auto"/>
               <w:rPr>
                 <w:rFonts w:ascii="Times New Roman" w:hAnsi="Times New Roman" w:cs="Times New Roman"/>
               </w:rPr>
@@ -14078,7 +14102,7 @@
           </w:tcPr>
           <w:p>
             <w:pPr>
-              <w:spacing w:before="24" w:after="24"/>
+              <w:spacing w:before="24" w:after="24" w:line="240" w:lineRule="auto"/>
               <w:jc w:val="right"/>
               <w:rPr>
                 <w:rFonts w:ascii="Times New Roman" w:hAnsi="Times New Roman" w:cs="Times New Roman"/>
@@ -14093,7 +14117,7 @@
           </w:tcPr>
           <w:p>
             <w:pPr>
-              <w:spacing w:before="24" w:after="24"/>
+              <w:spacing w:before="24" w:after="24" w:line="240" w:lineRule="auto"/>
               <w:jc w:val="right"/>
               <w:rPr>
                 <w:rFonts w:ascii="Times New Roman" w:hAnsi="Times New Roman" w:cs="Times New Roman"/>
@@ -14116,7 +14140,7 @@
           </w:tcPr>
           <w:p>
             <w:pPr>
-              <w:spacing w:before="24" w:after="24"/>
+              <w:spacing w:before="24" w:after="24" w:line="240" w:lineRule="auto"/>
               <w:ind w:left="180"/>
               <w:rPr>
                 <w:rFonts w:ascii="Times New Roman" w:hAnsi="Times New Roman" w:cs="Times New Roman"/>
@@ -14142,7 +14166,7 @@
           </w:tcPr>
           <w:p>
             <w:pPr>
-              <w:spacing w:before="24" w:after="24"/>
+              <w:spacing w:before="24" w:after="24" w:line="240" w:lineRule="auto"/>
               <w:jc w:val="right"/>
               <w:rPr>
                 <w:rFonts w:ascii="Times New Roman" w:hAnsi="Times New Roman" w:cs="Times New Roman"/>
@@ -14168,7 +14192,7 @@
           </w:tcPr>
           <w:p>
             <w:pPr>
-              <w:spacing w:before="24" w:after="24"/>
+              <w:spacing w:before="24" w:after="24" w:line="240" w:lineRule="auto"/>
               <w:jc w:val="right"/>
               <w:rPr>
                 <w:rFonts w:ascii="Times New Roman" w:hAnsi="Times New Roman" w:cs="Times New Roman"/>
@@ -14188,6 +14212,7 @@
     </w:tbl>
     <w:p>
       <w:pPr>
+        <w:spacing w:line="480" w:lineRule="auto"/>
         <w:rPr>
           <w:rFonts w:ascii="Times New Roman" w:hAnsi="Times New Roman" w:cs="Times New Roman"/>
         </w:rPr>
@@ -14219,7 +14244,7 @@
     <w:p>
       <w:pPr>
         <w:pStyle w:val="Heading2"/>
-        <w:spacing w:line="360" w:lineRule="auto"/>
+        <w:spacing w:line="480" w:lineRule="auto"/>
         <w:rPr>
           <w:rFonts w:ascii="Times New Roman" w:hAnsi="Times New Roman" w:cs="Times New Roman"/>
         </w:rPr>
@@ -14247,7 +14272,7 @@
     </w:p>
     <w:p>
       <w:pPr>
-        <w:spacing w:after="120" w:line="360" w:lineRule="auto"/>
+        <w:spacing w:after="120" w:line="480" w:lineRule="auto"/>
         <w:rPr>
           <w:rFonts w:ascii="Times New Roman" w:hAnsi="Times New Roman" w:cs="Times New Roman"/>
         </w:rPr>
@@ -14256,7 +14281,7 @@
         <w:rPr>
           <w:rFonts w:ascii="Times New Roman" w:eastAsia="Arial" w:hAnsi="Times New Roman" w:cs="Times New Roman"/>
         </w:rPr>
-        <w:t>Under mutual adjustment (Table 3), Medicaid (1.33, 1.16-1.51), unemployment (1.23, 1.09-1.38), non-employment (1.26, 1.12-1.42), student status (1.52, 1.16-1.98), renting (1.13, 1.03-1.25), and the two lowest income strata (both 1.18) remained associated. Education below GED lost significance (1.13, 0.98-1.30), as did other or no insurance and income $25,000-34,999, indicating signal shared with income and employment rather than an independent pathway. The two upper-middle income strata instead strengthened and became significant ($100,000-149,999, 1.24, 1.06-1.46; $150,000-199,999, 1.26, 1.01-1.57), so the income pattern remains non-monotonic. Disability was inverse (0.86, 0.76-0.98) and housing tenure recorded as "other" moved from null to a borderline inverse estimate (0.86, 0.74-1.00); both should be read cautiously given 65.4% disability missingness.</w:t>
+        <w:t>Under mutual adjustment (Table 3), Medicaid (1.33, 1.16-1.51), unemployment (1.23, 1.09-1.38), non-employment (1.26, 1.12-1.42), student status (1.52, 1.16-1.98), renting (1.13, 1.03-1.25), and the two lowest income strata (both 1.18) remained associated. Education below GED lost significance (1.13, 0.98-1.30), as did other or no insurance and income $25,000-34,999, indicating overlap with income and employment rather than a separate contribution. The two upper-middle income strata instead strengthened and became significant ($100,000-149,999, 1.24, 1.06-1.46; $150,000-199,999, 1.26, 1.01-1.57), so the income pattern remains non-monotonic. Disability was inverse (0.86, 0.76-0.98) and housing tenure recorded as "other" moved from null to a borderline inverse estimate (0.86, 0.74-1.00); both should be read cautiously; 65.4% of participants have no disability response, and most of those were never asked rather than declining to answer.</w:t>
       </w:r>
       <w:r>
         <w:rPr>
@@ -14296,7 +14321,7 @@
     </w:p>
     <w:p>
       <w:pPr>
-        <w:spacing w:after="120" w:line="360" w:lineRule="auto"/>
+        <w:spacing w:after="120" w:line="480" w:lineRule="auto"/>
         <w:rPr>
           <w:rFonts w:ascii="Times New Roman" w:hAnsi="Times New Roman" w:cs="Times New Roman"/>
         </w:rPr>
@@ -14380,7 +14405,7 @@
     </w:p>
     <w:p>
       <w:pPr>
-        <w:spacing w:after="120" w:line="360" w:lineRule="auto"/>
+        <w:spacing w:after="120" w:line="480" w:lineRule="auto"/>
         <w:rPr>
           <w:rFonts w:ascii="Times New Roman" w:hAnsi="Times New Roman" w:cs="Times New Roman"/>
         </w:rPr>
@@ -14395,7 +14420,7 @@
     <w:p>
       <w:pPr>
         <w:pStyle w:val="Heading2"/>
-        <w:spacing w:line="360" w:lineRule="auto"/>
+        <w:spacing w:line="480" w:lineRule="auto"/>
         <w:rPr>
           <w:rFonts w:ascii="Times New Roman" w:hAnsi="Times New Roman" w:cs="Times New Roman"/>
         </w:rPr>
@@ -14409,7 +14434,7 @@
     </w:p>
     <w:p>
       <w:pPr>
-        <w:spacing w:after="120" w:line="360" w:lineRule="auto"/>
+        <w:spacing w:after="120" w:line="480" w:lineRule="auto"/>
         <w:rPr>
           <w:rFonts w:ascii="Times New Roman" w:hAnsi="Times New Roman" w:cs="Times New Roman"/>
         </w:rPr>
@@ -14511,7 +14536,7 @@
     </w:p>
     <w:p>
       <w:pPr>
-        <w:spacing w:after="120" w:line="360" w:lineRule="auto"/>
+        <w:spacing w:after="120" w:line="480" w:lineRule="auto"/>
         <w:rPr>
           <w:rFonts w:ascii="Times New Roman" w:eastAsia="Arial" w:hAnsi="Times New Roman" w:cs="Times New Roman" w:hint="eastAsia"/>
           <w:b/>
@@ -14571,7 +14596,7 @@
     </w:p>
     <w:p>
       <w:pPr>
-        <w:spacing w:after="120" w:line="360" w:lineRule="auto"/>
+        <w:spacing w:after="120" w:line="480" w:lineRule="auto"/>
         <w:rPr>
           <w:rFonts w:ascii="Times New Roman" w:hAnsi="Times New Roman" w:cs="Times New Roman"/>
         </w:rPr>
@@ -14579,7 +14604,7 @@
     </w:p>
     <w:p>
       <w:pPr>
-        <w:spacing w:after="120" w:line="360" w:lineRule="auto"/>
+        <w:spacing w:after="120" w:line="480" w:lineRule="auto"/>
         <w:rPr>
           <w:rFonts w:ascii="Times New Roman" w:hAnsi="Times New Roman" w:cs="Times New Roman"/>
         </w:rPr>
@@ -14716,7 +14741,7 @@
     <w:p>
       <w:pPr>
         <w:pStyle w:val="Heading2"/>
-        <w:spacing w:line="360" w:lineRule="auto"/>
+        <w:spacing w:line="480" w:lineRule="auto"/>
         <w:rPr>
           <w:rFonts w:ascii="Times New Roman" w:hAnsi="Times New Roman" w:cs="Times New Roman"/>
         </w:rPr>
@@ -14730,7 +14755,7 @@
     </w:p>
     <w:p>
       <w:pPr>
-        <w:spacing w:after="120" w:line="360" w:lineRule="auto"/>
+        <w:spacing w:after="120" w:line="480" w:lineRule="auto"/>
         <w:rPr>
           <w:rFonts w:ascii="Times New Roman" w:hAnsi="Times New Roman" w:cs="Times New Roman"/>
         </w:rPr>
@@ -14769,7 +14794,7 @@
     <w:p>
       <w:pPr>
         <w:pStyle w:val="Heading2"/>
-        <w:spacing w:line="360" w:lineRule="auto"/>
+        <w:spacing w:line="480" w:lineRule="auto"/>
         <w:rPr>
           <w:rFonts w:ascii="Times New Roman" w:hAnsi="Times New Roman" w:cs="Times New Roman"/>
         </w:rPr>
@@ -14783,7 +14808,7 @@
     </w:p>
     <w:p>
       <w:pPr>
-        <w:spacing w:after="120" w:line="360" w:lineRule="auto"/>
+        <w:spacing w:after="120" w:line="480" w:lineRule="auto"/>
         <w:rPr>
           <w:rFonts w:ascii="Times New Roman" w:hAnsi="Times New Roman" w:cs="Times New Roman"/>
         </w:rPr>
@@ -14848,7 +14873,7 @@
     </w:p>
     <w:p>
       <w:pPr>
-        <w:spacing w:line="360" w:lineRule="auto"/>
+        <w:spacing w:line="480" w:lineRule="auto"/>
         <w:rPr>
           <w:rFonts w:ascii="Times New Roman" w:hAnsi="Times New Roman" w:cs="Times New Roman"/>
         </w:rPr>
@@ -14857,7 +14882,7 @@
     <w:p>
       <w:pPr>
         <w:pStyle w:val="Heading1"/>
-        <w:spacing w:line="360" w:lineRule="auto"/>
+        <w:spacing w:line="480" w:lineRule="auto"/>
         <w:rPr>
           <w:rFonts w:ascii="Times New Roman" w:hAnsi="Times New Roman" w:cs="Times New Roman"/>
         </w:rPr>
@@ -14871,7 +14896,7 @@
     </w:p>
     <w:p>
       <w:pPr>
-        <w:spacing w:after="120" w:line="360" w:lineRule="auto"/>
+        <w:spacing w:after="120" w:line="480" w:lineRule="auto"/>
         <w:rPr>
           <w:rFonts w:ascii="Times New Roman" w:eastAsia="Arial" w:hAnsi="Times New Roman" w:cs="Times New Roman"/>
         </w:rPr>
@@ -15060,7 +15085,7 @@
     </w:p>
     <w:p>
       <w:pPr>
-        <w:spacing w:after="120" w:line="360" w:lineRule="auto"/>
+        <w:spacing w:after="120" w:line="480" w:lineRule="auto"/>
         <w:rPr>
           <w:rFonts w:ascii="Times New Roman" w:eastAsia="Arial" w:hAnsi="Times New Roman" w:cs="Times New Roman"/>
         </w:rPr>
@@ -15069,7 +15094,7 @@
         <w:rPr>
           <w:rFonts w:ascii="Times New Roman" w:eastAsia="Arial" w:hAnsi="Times New Roman" w:cs="Times New Roman"/>
         </w:rPr>
-        <w:t>Our joint model extends these findings in three ways. First, it separates domain-specific signals that composite indices and few-variable models cannot isolate: Choi et al.'s three-variable design did not include employment or housing,[11] and Gupta et al.'s composite All of Us deprivation index collapses insurance, income, employment, and housing into one score.[36] Second, encounter-density matching mitigates informative presence bias.[17] Third, wave-stratified analyses show the income association persisting while the racial association narrowed. Our contribution is identifying which domains remain independently associated after mutual adjustment, and which lose significance once overlapping domains are included (Figure 4). The two models answer complementary questions: the domain-specific estimate is the total association a domain carries, the quantity a single-item screen would capture, while the joint estimate is what remains after overlapping domains are removed. Neither supersedes the other.</w:t>
+        <w:t>Our joint model extends these findings in three ways. First, it distinguishes associations that composite indices and few-variable models cannot separate: Choi et al.'s three-variable design did not include employment or housing,[11] and Gupta et al.'s composite All of Us deprivation index collapses insurance, income, employment, and housing into one score.[36] Second, encounter-density matching mitigates informative presence bias.[17] Third, wave-stratified analyses show the income association persisting while the racial association narrowed. Our contribution is identifying which domains remain associated after mutual adjustment, and which lose significance once overlapping domains are included (Figure 4). The two models answer complementary questions: the one-domain estimate is the association a domain carries when it is the only social factor in the model, while the mutually adjusted estimate is what remains once the other measured social domains are included. Neither supersedes the other.</w:t>
       </w:r>
       <w:r>
         <w:rPr>
@@ -15270,7 +15295,7 @@
     <w:p>
       <w:pPr>
         <w:pStyle w:val="Heading2"/>
-        <w:spacing w:line="360" w:lineRule="auto"/>
+        <w:spacing w:line="480" w:lineRule="auto"/>
         <w:rPr>
           <w:rFonts w:ascii="Times New Roman" w:hAnsi="Times New Roman" w:cs="Times New Roman"/>
         </w:rPr>
@@ -15284,7 +15309,7 @@
     </w:p>
     <w:p>
       <w:pPr>
-        <w:spacing w:after="120" w:line="360" w:lineRule="auto"/>
+        <w:spacing w:after="120" w:line="480" w:lineRule="auto"/>
         <w:rPr>
           <w:rFonts w:ascii="Times New Roman" w:hAnsi="Times New Roman" w:cs="Times New Roman"/>
         </w:rPr>
@@ -15407,7 +15432,7 @@
     <w:p>
       <w:pPr>
         <w:pStyle w:val="Heading2"/>
-        <w:spacing w:line="360" w:lineRule="auto"/>
+        <w:spacing w:line="480" w:lineRule="auto"/>
         <w:rPr>
           <w:rFonts w:ascii="Times New Roman" w:hAnsi="Times New Roman" w:cs="Times New Roman"/>
         </w:rPr>
@@ -15435,7 +15460,7 @@
     </w:p>
     <w:p>
       <w:pPr>
-        <w:spacing w:after="120" w:line="360" w:lineRule="auto"/>
+        <w:spacing w:after="120" w:line="480" w:lineRule="auto"/>
         <w:rPr>
           <w:rFonts w:ascii="Times New Roman" w:hAnsi="Times New Roman" w:cs="Times New Roman"/>
         </w:rPr>
@@ -15692,7 +15717,7 @@
     </w:p>
     <w:p>
       <w:pPr>
-        <w:spacing w:after="120" w:line="360" w:lineRule="auto"/>
+        <w:spacing w:after="120" w:line="480" w:lineRule="auto"/>
         <w:rPr>
           <w:rFonts w:ascii="Times New Roman" w:hAnsi="Times New Roman" w:cs="Times New Roman"/>
         </w:rPr>
@@ -15813,7 +15838,7 @@
     <w:p>
       <w:pPr>
         <w:pStyle w:val="Heading2"/>
-        <w:spacing w:line="360" w:lineRule="auto"/>
+        <w:spacing w:line="480" w:lineRule="auto"/>
         <w:rPr>
           <w:rFonts w:ascii="Times New Roman" w:hAnsi="Times New Roman" w:cs="Times New Roman"/>
         </w:rPr>
@@ -15827,7 +15852,7 @@
     </w:p>
     <w:p>
       <w:pPr>
-        <w:spacing w:after="120" w:line="360" w:lineRule="auto"/>
+        <w:spacing w:after="120" w:line="480" w:lineRule="auto"/>
         <w:rPr>
           <w:rFonts w:ascii="Times New Roman" w:hAnsi="Times New Roman" w:cs="Times New Roman"/>
         </w:rPr>
@@ -15873,7 +15898,7 @@
     </w:p>
     <w:p>
       <w:pPr>
-        <w:spacing w:after="120" w:line="360" w:lineRule="auto"/>
+        <w:spacing w:after="120" w:line="480" w:lineRule="auto"/>
         <w:rPr>
           <w:rFonts w:ascii="Times New Roman" w:hAnsi="Times New Roman" w:cs="Times New Roman"/>
         </w:rPr>
@@ -15882,7 +15907,7 @@
         <w:rPr>
           <w:rFonts w:ascii="Times New Roman" w:eastAsia="Arial" w:hAnsi="Times New Roman" w:cs="Times New Roman"/>
         </w:rPr>
-        <w:t>These domains identify groups who could benefit from targeted outreach during surge periods. Insurance and income can be collected through screening or intake workflows, and the barriers they mark apply to any respiratory pathogen capable of generating surge-level hospitalizations.[3] Because the domains overlap, their combined association is smaller than the domain-specific estimates suggest: the combined profile carried 1.78-fold higher odds against 2.79 from the domain-specific estimates.</w:t>
+        <w:t>Insurance and income are recorded in many intake workflows, so they are among the social factors most readily available to a health system.[3] Whether recording them would improve a screening decision is a prediction question this design does not address. Because the domains overlap, their combined association is smaller than the domain-specific estimates suggest: the combined profile carried 1.78-fold higher odds against 2.79 from the domain-specific estimates.</w:t>
       </w:r>
       <w:r>
         <w:rPr>
@@ -15954,7 +15979,7 @@
     <w:p>
       <w:pPr>
         <w:pStyle w:val="Heading2"/>
-        <w:spacing w:line="360" w:lineRule="auto"/>
+        <w:spacing w:line="480" w:lineRule="auto"/>
         <w:rPr>
           <w:rFonts w:ascii="Times New Roman" w:hAnsi="Times New Roman" w:cs="Times New Roman"/>
         </w:rPr>
@@ -15969,7 +15994,7 @@
     </w:p>
     <w:p>
       <w:pPr>
-        <w:spacing w:after="120" w:line="360" w:lineRule="auto"/>
+        <w:spacing w:after="120" w:line="480" w:lineRule="auto"/>
         <w:rPr>
           <w:rFonts w:ascii="Times New Roman" w:hAnsi="Times New Roman" w:cs="Times New Roman"/>
         </w:rPr>
@@ -16280,7 +16305,7 @@
     <w:p>
       <w:pPr>
         <w:pStyle w:val="Heading2"/>
-        <w:spacing w:line="360" w:lineRule="auto"/>
+        <w:spacing w:line="480" w:lineRule="auto"/>
         <w:rPr>
           <w:rFonts w:ascii="Times New Roman" w:hAnsi="Times New Roman" w:cs="Times New Roman"/>
         </w:rPr>
@@ -16294,7 +16319,7 @@
     </w:p>
     <w:p>
       <w:pPr>
-        <w:spacing w:after="120" w:line="360" w:lineRule="auto"/>
+        <w:spacing w:after="120" w:line="480" w:lineRule="auto"/>
         <w:rPr>
           <w:rFonts w:ascii="Times New Roman" w:hAnsi="Times New Roman" w:cs="Times New Roman"/>
         </w:rPr>
@@ -16370,7 +16395,7 @@
     <w:p>
       <w:pPr>
         <w:pStyle w:val="Heading2"/>
-        <w:spacing w:line="360" w:lineRule="auto"/>
+        <w:spacing w:line="480" w:lineRule="auto"/>
         <w:rPr>
           <w:rFonts w:ascii="Times New Roman" w:hAnsi="Times New Roman" w:cs="Times New Roman"/>
         </w:rPr>
@@ -16384,7 +16409,7 @@
     </w:p>
     <w:p>
       <w:pPr>
-        <w:spacing w:after="120" w:line="360" w:lineRule="auto"/>
+        <w:spacing w:after="120" w:line="480" w:lineRule="auto"/>
         <w:rPr>
           <w:rFonts w:ascii="Times New Roman" w:hAnsi="Times New Roman" w:cs="Times New Roman"/>
         </w:rPr>
@@ -16530,7 +16555,7 @@
     <w:p>
       <w:pPr>
         <w:pStyle w:val="Heading2"/>
-        <w:spacing w:line="360" w:lineRule="auto"/>
+        <w:spacing w:line="480" w:lineRule="auto"/>
         <w:rPr>
           <w:rFonts w:ascii="Times New Roman" w:hAnsi="Times New Roman" w:cs="Times New Roman"/>
         </w:rPr>
@@ -16544,7 +16569,7 @@
     </w:p>
     <w:p>
       <w:pPr>
-        <w:spacing w:after="120" w:line="360" w:lineRule="auto"/>
+        <w:spacing w:after="120" w:line="480" w:lineRule="auto"/>
         <w:rPr>
           <w:rFonts w:ascii="Times New Roman" w:hAnsi="Times New Roman" w:cs="Times New Roman"/>
         </w:rPr>
@@ -16748,7 +16773,7 @@
     </w:p>
     <w:p>
       <w:pPr>
-        <w:spacing w:line="360" w:lineRule="auto"/>
+        <w:spacing w:line="480" w:lineRule="auto"/>
         <w:rPr>
           <w:rFonts w:ascii="Times New Roman" w:hAnsi="Times New Roman" w:cs="Times New Roman"/>
         </w:rPr>
@@ -16757,7 +16782,7 @@
     <w:p>
       <w:pPr>
         <w:pStyle w:val="Heading1"/>
-        <w:spacing w:line="360" w:lineRule="auto"/>
+        <w:spacing w:line="480" w:lineRule="auto"/>
         <w:rPr>
           <w:rFonts w:ascii="Times New Roman" w:hAnsi="Times New Roman" w:cs="Times New Roman"/>
         </w:rPr>
@@ -16771,7 +16796,7 @@
     </w:p>
     <w:p>
       <w:pPr>
-        <w:spacing w:after="120" w:line="360" w:lineRule="auto"/>
+        <w:spacing w:after="120" w:line="480" w:lineRule="auto"/>
         <w:rPr>
           <w:rFonts w:ascii="Times New Roman" w:hAnsi="Times New Roman" w:cs="Times New Roman"/>
         </w:rPr>
@@ -16780,7 +16805,7 @@
         <w:rPr>
           <w:rFonts w:ascii="Times New Roman" w:eastAsia="Arial" w:hAnsi="Times New Roman" w:cs="Times New Roman"/>
         </w:rPr>
-        <w:t>In this matched All of Us cohort, Medicaid coverage, unemployment, renting, and the two lowest income strata were independently associated with COVID-19 hospitalization after clinical adjustment; two upper-middle income strata were also elevated, so the income association was not monotonic. The Black-race association narrowed by the Omicron period while SDoH-associated coefficient attenuation rose between the pre-Delta and Delta waves, although the waves were not compared formally. Income associations persisted through Omicron despite available vaccines. These findings identify screenable social risk dimensions for respiratory-surge preparedness.</w:t>
+        <w:t>In this matched All of Us cohort, Medicaid coverage, unemployment, renting, and the two lowest income strata were independently associated with COVID-19 hospitalization after clinical adjustment; two upper-middle income strata were also elevated, so the income association was not monotonic. The Black-race association narrowed by the Omicron period while SDoH-associated coefficient attenuation rose between the pre-Delta and Delta waves, although the waves were not compared formally. Income associations persisted through Omicron despite available vaccines. Interpretation of these associations depends on survey timing and on overlap among the social domains.</w:t>
       </w:r>
       <w:r>
         <w:rPr>
@@ -16814,7 +16839,7 @@
     </w:p>
     <w:p>
       <w:pPr>
-        <w:spacing w:line="360" w:lineRule="auto"/>
+        <w:spacing w:line="480" w:lineRule="auto"/>
         <w:rPr>
           <w:rFonts w:ascii="Times New Roman" w:hAnsi="Times New Roman" w:cs="Times New Roman"/>
         </w:rPr>
@@ -16823,7 +16848,7 @@
     <w:p>
       <w:pPr>
         <w:pStyle w:val="Heading1"/>
-        <w:spacing w:line="360" w:lineRule="auto"/>
+        <w:spacing w:line="480" w:lineRule="auto"/>
         <w:rPr>
           <w:rFonts w:ascii="Times New Roman" w:hAnsi="Times New Roman" w:cs="Times New Roman"/>
         </w:rPr>
@@ -16837,7 +16862,7 @@
     </w:p>
     <w:p>
       <w:pPr>
-        <w:spacing w:after="120" w:line="360" w:lineRule="auto"/>
+        <w:spacing w:after="120" w:line="480" w:lineRule="auto"/>
         <w:rPr>
           <w:rFonts w:ascii="Times New Roman" w:hAnsi="Times New Roman" w:cs="Times New Roman"/>
         </w:rPr>
@@ -16845,14 +16870,13 @@
       <w:r>
         <w:rPr>
           <w:rFonts w:ascii="Times New Roman" w:eastAsia="Arial" w:hAnsi="Times New Roman" w:cs="Times New Roman"/>
-          <w:highlight w:val="yellow"/>
         </w:rPr>
         <w:t>The All of Us Research Program was supported by the National Institutes of Health, Office of the Director: Regional Medical Centers: 1 OT2 OD026549; 1 OT2 OD026554; 1 OT2 OD026557; 1 OT2 OD026556; 1 OT2 OD026550; 1 OT2 OD026552; 1 OT2 OD026553; 1 OT2 OD026548; 1 OT2 OD026551; 1 OT2 OD026555; IAA #: AOD 16037; Federally Qualified Health Centers: HHSN 263201600085U; Data and Research Center: 5 U2C OD023196; Biobank: 1 U24 OD023121; The Participant Center: U24 OD023176; Participant Technology Systems Center: 1 U24 OD023163; Communications and Engagement: 3 OT2 OD023205; 3 OT2 OD023206; and Community Partners: 1 OT2 OD025277; 3 OT2 OD025315; 1 OT2 OD025337; 1 OT2 OD025276. The All of Us Research Program would not be possible without the partnership of its participants.</w:t>
       </w:r>
     </w:p>
     <w:p>
       <w:pPr>
-        <w:spacing w:line="360" w:lineRule="auto"/>
+        <w:spacing w:line="480" w:lineRule="auto"/>
         <w:rPr>
           <w:rFonts w:ascii="Times New Roman" w:hAnsi="Times New Roman" w:cs="Times New Roman"/>
         </w:rPr>
@@ -16861,7 +16885,7 @@
     <w:p>
       <w:pPr>
         <w:pStyle w:val="Heading1"/>
-        <w:spacing w:line="360" w:lineRule="auto"/>
+        <w:spacing w:line="480" w:lineRule="auto"/>
         <w:rPr>
           <w:rFonts w:ascii="Times New Roman" w:hAnsi="Times New Roman" w:cs="Times New Roman"/>
         </w:rPr>
@@ -16875,7 +16899,7 @@
     </w:p>
     <w:p>
       <w:pPr>
-        <w:spacing w:after="120" w:line="360" w:lineRule="auto"/>
+        <w:spacing w:after="120" w:line="480" w:lineRule="auto"/>
         <w:rPr>
           <w:rFonts w:ascii="Times New Roman" w:hAnsi="Times New Roman" w:cs="Times New Roman"/>
         </w:rPr>
@@ -16883,7 +16907,6 @@
       <w:r>
         <w:rPr>
           <w:rFonts w:ascii="Times New Roman" w:eastAsia="Arial" w:hAnsi="Times New Roman" w:cs="Times New Roman"/>
-          <w:highlight w:val="yellow"/>
         </w:rPr>
         <w:t xml:space="preserve">Haining Wang: conceptualization, methodology, formal analysis, investigation, data curation, software, validation, visualization, writing – original draft, writing – review and editing. Yihan Zhang: data curation, writing – review and editing. Chenxi Xiong: data curation, writing – review and editing. Zhao Zhang: writing – review and editing. </w:t>
       </w:r>
@@ -16891,7 +16914,6 @@
       <w:r>
         <w:rPr>
           <w:rFonts w:ascii="Times New Roman" w:eastAsia="Arial" w:hAnsi="Times New Roman" w:cs="Times New Roman"/>
-          <w:highlight w:val="yellow"/>
         </w:rPr>
         <w:t>Jiangqiong</w:t>
       </w:r>
@@ -16899,7 +16921,6 @@
       <w:r>
         <w:rPr>
           <w:rFonts w:ascii="Times New Roman" w:eastAsia="Arial" w:hAnsi="Times New Roman" w:cs="Times New Roman"/>
-          <w:highlight w:val="yellow"/>
         </w:rPr>
         <w:t xml:space="preserve"> Li: writing – review and editing. Hengyi Fu: conceptualization, writing – review and editing. Xiaojun Yuan: conceptualization, writing – review and editing. </w:t>
       </w:r>
@@ -16907,7 +16928,6 @@
       <w:r>
         <w:rPr>
           <w:rFonts w:ascii="Times New Roman" w:eastAsia="Arial" w:hAnsi="Times New Roman" w:cs="Times New Roman"/>
-          <w:highlight w:val="yellow"/>
         </w:rPr>
         <w:t>Xiaochun</w:t>
       </w:r>
@@ -16915,14 +16935,13 @@
       <w:r>
         <w:rPr>
           <w:rFonts w:ascii="Times New Roman" w:eastAsia="Arial" w:hAnsi="Times New Roman" w:cs="Times New Roman"/>
-          <w:highlight w:val="yellow"/>
         </w:rPr>
         <w:t xml:space="preserve"> Li: methodology, writing – review and editing. Jing Su: conceptualization, methodology, supervision, funding acquisition, validation, writing – review and editing.</w:t>
       </w:r>
     </w:p>
     <w:p>
       <w:pPr>
-        <w:spacing w:line="360" w:lineRule="auto"/>
+        <w:spacing w:line="480" w:lineRule="auto"/>
         <w:rPr>
           <w:rFonts w:ascii="Times New Roman" w:hAnsi="Times New Roman" w:cs="Times New Roman"/>
         </w:rPr>
@@ -16931,7 +16950,7 @@
     <w:p>
       <w:pPr>
         <w:pStyle w:val="Heading1"/>
-        <w:spacing w:line="360" w:lineRule="auto"/>
+        <w:spacing w:line="480" w:lineRule="auto"/>
         <w:rPr>
           <w:rFonts w:ascii="Times New Roman" w:hAnsi="Times New Roman" w:cs="Times New Roman"/>
         </w:rPr>
@@ -16945,7 +16964,7 @@
     </w:p>
     <w:p>
       <w:pPr>
-        <w:spacing w:after="120" w:line="360" w:lineRule="auto"/>
+        <w:spacing w:after="120" w:line="480" w:lineRule="auto"/>
         <w:rPr>
           <w:rFonts w:ascii="Times New Roman" w:hAnsi="Times New Roman" w:cs="Times New Roman"/>
         </w:rPr>
@@ -16953,14 +16972,13 @@
       <w:r>
         <w:rPr>
           <w:rFonts w:ascii="Times New Roman" w:eastAsia="Arial" w:hAnsi="Times New Roman" w:cs="Times New Roman"/>
-          <w:highlight w:val="yellow"/>
         </w:rPr>
         <w:t>This work was supported partially by the National Library of Medicine of the National Institutes of Health (R01LM013771). It was also supported by the Indiana University Precision Health Initiative and the Indiana University Melvin and Bren Simon Comprehensive Cancer Center Support Grant from the National Cancer Institute (P30CA082709). The content is solely the responsibility of the authors and does not necessarily represent the official views of the sponsors.</w:t>
       </w:r>
     </w:p>
     <w:p>
       <w:pPr>
-        <w:spacing w:line="360" w:lineRule="auto"/>
+        <w:spacing w:line="480" w:lineRule="auto"/>
         <w:rPr>
           <w:rFonts w:ascii="Times New Roman" w:hAnsi="Times New Roman" w:cs="Times New Roman"/>
         </w:rPr>
@@ -16969,7 +16987,7 @@
     <w:p>
       <w:pPr>
         <w:pStyle w:val="Heading1"/>
-        <w:spacing w:line="360" w:lineRule="auto"/>
+        <w:spacing w:line="480" w:lineRule="auto"/>
         <w:rPr>
           <w:rFonts w:ascii="Times New Roman" w:hAnsi="Times New Roman" w:cs="Times New Roman"/>
         </w:rPr>
@@ -16983,7 +17001,7 @@
     </w:p>
     <w:p>
       <w:pPr>
-        <w:spacing w:after="120" w:line="360" w:lineRule="auto"/>
+        <w:spacing w:after="120" w:line="480" w:lineRule="auto"/>
         <w:rPr>
           <w:rFonts w:ascii="Times New Roman" w:hAnsi="Times New Roman" w:cs="Times New Roman"/>
         </w:rPr>
@@ -16997,7 +17015,7 @@
     </w:p>
     <w:p>
       <w:pPr>
-        <w:spacing w:line="360" w:lineRule="auto"/>
+        <w:spacing w:line="480" w:lineRule="auto"/>
         <w:rPr>
           <w:rFonts w:ascii="Times New Roman" w:hAnsi="Times New Roman" w:cs="Times New Roman"/>
         </w:rPr>
@@ -17006,7 +17024,7 @@
     <w:p>
       <w:pPr>
         <w:pStyle w:val="Heading1"/>
-        <w:spacing w:line="360" w:lineRule="auto"/>
+        <w:spacing w:line="480" w:lineRule="auto"/>
         <w:rPr>
           <w:rFonts w:ascii="Times New Roman" w:hAnsi="Times New Roman" w:cs="Times New Roman"/>
         </w:rPr>
@@ -17015,12 +17033,58 @@
         <w:rPr>
           <w:rFonts w:ascii="Times New Roman" w:hAnsi="Times New Roman" w:cs="Times New Roman"/>
         </w:rPr>
-        <w:t>DATA AVAILABILITY</w:t>
+        <w:t>ETHICS AND DATA USE</w:t>
       </w:r>
     </w:p>
     <w:p>
       <w:pPr>
-        <w:spacing w:after="120" w:line="360" w:lineRule="auto"/>
+        <w:spacing w:after="120" w:line="480" w:lineRule="auto"/>
+        <w:rPr>
+          <w:rFonts w:ascii="Times New Roman" w:eastAsia="Arial" w:hAnsi="Times New Roman" w:cs="Times New Roman"/>
+        </w:rPr>
+      </w:pPr>
+      <w:r>
+        <w:rPr>
+          <w:rFonts w:ascii="Times New Roman" w:eastAsia="Arial" w:hAnsi="Times New Roman" w:cs="Times New Roman"/>
+        </w:rPr>
+        <w:t>The All of Us Research Program holds Institutional Review Board approval for its protocol, and all participants gave written informed consent for the collection and sharing of their data. This analysis used de-identified Controlled Tier data (Curated Data Repository version 7) inside the All of Us Researcher Workbench. Every author who accessed the data holds current Controlled Tier authorization and completed the required training, and the work was done in a registered workspace under the All of Us Data Use and Registration Agreement and the Data User Code of Conduct. MarketScan data were analyzed in de-identified form under licence from Merative.</w:t>
+      </w:r>
+      <w:proofErr w:type="spellStart"/>
+      <w:r>
+        <w:rPr>
+          <w:rFonts w:ascii="Times New Roman" w:eastAsia="Arial" w:hAnsi="Times New Roman" w:cs="Times New Roman"/>
+        </w:rPr>
+      </w:r>
+      <w:proofErr w:type="spellEnd"/>
+      <w:r>
+        <w:rPr>
+          <w:rFonts w:ascii="Times New Roman" w:eastAsia="Arial" w:hAnsi="Times New Roman" w:cs="Times New Roman"/>
+        </w:rPr>
+      </w:r>
+      <w:r>
+        <w:rPr>
+          <w:rFonts w:ascii="Times New Roman" w:eastAsia="Arial" w:hAnsi="Times New Roman" w:cs="Times New Roman"/>
+        </w:rPr>
+      </w:r>
+    </w:p>
+    <w:p>
+      <w:pPr>
+        <w:pStyle w:val="Heading1"/>
+        <w:spacing w:line="480" w:lineRule="auto"/>
+        <w:rPr>
+          <w:rFonts w:ascii="Times New Roman" w:hAnsi="Times New Roman" w:cs="Times New Roman"/>
+        </w:rPr>
+      </w:pPr>
+      <w:r>
+        <w:rPr>
+          <w:rFonts w:ascii="Times New Roman" w:hAnsi="Times New Roman" w:cs="Times New Roman"/>
+        </w:rPr>
+        <w:t>DATA AVAILABILITY</w:t>
+      </w:r>
+    </w:p>
+    <w:p>
+      <w:pPr>
+        <w:spacing w:after="120" w:line="480" w:lineRule="auto"/>
         <w:rPr>
           <w:rFonts w:ascii="Times New Roman" w:eastAsia="Arial" w:hAnsi="Times New Roman" w:cs="Times New Roman"/>
         </w:rPr>
@@ -17063,7 +17127,7 @@
     </w:p>
     <w:p>
       <w:pPr>
-        <w:spacing w:after="120" w:line="360" w:lineRule="auto"/>
+        <w:spacing w:after="120" w:line="480" w:lineRule="auto"/>
         <w:rPr>
           <w:rFonts w:ascii="Times New Roman" w:hAnsi="Times New Roman" w:cs="Times New Roman"/>
         </w:rPr>
@@ -17071,7 +17135,7 @@
     </w:p>
     <w:p>
       <w:pPr>
-        <w:spacing w:line="360" w:lineRule="auto"/>
+        <w:spacing w:line="480" w:lineRule="auto"/>
         <w:rPr>
           <w:rFonts w:ascii="Times New Roman" w:hAnsi="Times New Roman" w:cs="Times New Roman"/>
         </w:rPr>
@@ -17086,7 +17150,7 @@
     <w:p>
       <w:pPr>
         <w:pStyle w:val="Heading1"/>
-        <w:spacing w:line="360" w:lineRule="auto"/>
+        <w:spacing w:line="480" w:lineRule="auto"/>
         <w:rPr>
           <w:rFonts w:ascii="Times New Roman" w:hAnsi="Times New Roman" w:cs="Times New Roman"/>
         </w:rPr>
@@ -17102,6 +17166,7 @@
     <w:p>
       <w:pPr>
         <w:pStyle w:val="EndNoteBibliography"/>
+        <w:spacing w:line="480" w:lineRule="auto"/>
         <w:ind w:left="720" w:hanging="720"/>
         <w:rPr>
           <w:rFonts w:ascii="Times New Roman" w:hAnsi="Times New Roman" w:cs="Times New Roman"/>
@@ -17134,6 +17199,7 @@
     <w:p>
       <w:pPr>
         <w:pStyle w:val="EndNoteBibliography"/>
+        <w:spacing w:line="480" w:lineRule="auto"/>
         <w:ind w:left="720" w:hanging="720"/>
         <w:rPr>
           <w:rFonts w:ascii="Times New Roman" w:hAnsi="Times New Roman" w:cs="Times New Roman"/>
@@ -17151,6 +17217,7 @@
     <w:p>
       <w:pPr>
         <w:pStyle w:val="EndNoteBibliography"/>
+        <w:spacing w:line="480" w:lineRule="auto"/>
         <w:ind w:left="720" w:hanging="720"/>
         <w:rPr>
           <w:rFonts w:ascii="Times New Roman" w:hAnsi="Times New Roman" w:cs="Times New Roman"/>
@@ -17183,6 +17250,7 @@
     <w:p>
       <w:pPr>
         <w:pStyle w:val="EndNoteBibliography"/>
+        <w:spacing w:line="480" w:lineRule="auto"/>
         <w:ind w:left="720" w:hanging="720"/>
         <w:rPr>
           <w:rFonts w:ascii="Times New Roman" w:hAnsi="Times New Roman" w:cs="Times New Roman"/>
@@ -17215,6 +17283,7 @@
     <w:p>
       <w:pPr>
         <w:pStyle w:val="EndNoteBibliography"/>
+        <w:spacing w:line="480" w:lineRule="auto"/>
         <w:ind w:left="720" w:hanging="720"/>
         <w:rPr>
           <w:rFonts w:ascii="Times New Roman" w:hAnsi="Times New Roman" w:cs="Times New Roman"/>
@@ -17247,6 +17316,7 @@
     <w:p>
       <w:pPr>
         <w:pStyle w:val="EndNoteBibliography"/>
+        <w:spacing w:line="480" w:lineRule="auto"/>
         <w:ind w:left="720" w:hanging="720"/>
         <w:rPr>
           <w:rFonts w:ascii="Times New Roman" w:hAnsi="Times New Roman" w:cs="Times New Roman"/>
@@ -17258,7 +17328,7 @@
           <w:rFonts w:ascii="Times New Roman" w:hAnsi="Times New Roman" w:cs="Times New Roman"/>
           <w:noProof/>
         </w:rPr>
-        <w:t>6. Mude W, Oguoma VM, Nyanhanda T, Mwanri L, Njue C. Racial disparities in COVID-19 pandemic cases, hospitalisations, and deaths: A systematic review and meta-analysis. J Glob Health 2021;</w:t>
+        <w:t>6. Mude W, Oguoma VM, Nyanhanda T, et al. Racial disparities in COVID-19 pandemic cases, hospitalisations, and deaths: A systematic review and meta-analysis. J Glob Health 2021;11:05015 doi: 10.7189/jogh.11.05015 [published Online First: 20210626].</w:t>
       </w:r>
       <w:r>
         <w:rPr>
@@ -17266,19 +17336,18 @@
           <w:b/>
           <w:noProof/>
         </w:rPr>
-        <w:t>11</w:t>
-      </w:r>
-      <w:r>
-        <w:rPr>
-          <w:rFonts w:ascii="Times New Roman" w:hAnsi="Times New Roman" w:cs="Times New Roman"/>
-          <w:noProof/>
-        </w:rPr>
-        <w:t>:05015 doi: 10.7189/jogh.11.05015 [published Online First: 20210626].</w:t>
+      </w:r>
+      <w:r>
+        <w:rPr>
+          <w:rFonts w:ascii="Times New Roman" w:hAnsi="Times New Roman" w:cs="Times New Roman"/>
+          <w:noProof/>
+        </w:rPr>
       </w:r>
     </w:p>
     <w:p>
       <w:pPr>
         <w:pStyle w:val="EndNoteBibliography"/>
+        <w:spacing w:line="480" w:lineRule="auto"/>
         <w:ind w:left="720" w:hanging="720"/>
         <w:rPr>
           <w:rFonts w:ascii="Times New Roman" w:hAnsi="Times New Roman" w:cs="Times New Roman"/>
@@ -17311,6 +17380,7 @@
     <w:p>
       <w:pPr>
         <w:pStyle w:val="EndNoteBibliography"/>
+        <w:spacing w:line="480" w:lineRule="auto"/>
         <w:ind w:left="720" w:hanging="720"/>
         <w:rPr>
           <w:rFonts w:ascii="Times New Roman" w:hAnsi="Times New Roman" w:cs="Times New Roman"/>
@@ -17343,6 +17413,7 @@
     <w:p>
       <w:pPr>
         <w:pStyle w:val="EndNoteBibliography"/>
+        <w:spacing w:line="480" w:lineRule="auto"/>
         <w:ind w:left="720" w:hanging="720"/>
         <w:rPr>
           <w:rFonts w:ascii="Times New Roman" w:hAnsi="Times New Roman" w:cs="Times New Roman"/>
@@ -17375,6 +17446,7 @@
     <w:p>
       <w:pPr>
         <w:pStyle w:val="EndNoteBibliography"/>
+        <w:spacing w:line="480" w:lineRule="auto"/>
         <w:ind w:left="720" w:hanging="720"/>
         <w:rPr>
           <w:rFonts w:ascii="Times New Roman" w:hAnsi="Times New Roman" w:cs="Times New Roman"/>
@@ -17386,7 +17458,7 @@
           <w:rFonts w:ascii="Times New Roman" w:hAnsi="Times New Roman" w:cs="Times New Roman"/>
           <w:noProof/>
         </w:rPr>
-        <w:t>10. Bensken WP, McGrath BM, Gold R, Cottrell EK. Area-level social determinants of health and individual-level social risks: Assessing predictive ability and biases in social risk screening. J Clin Transl Sci 2023;</w:t>
+        <w:t>10. Bensken WP, McGrath BM, Gold R, et al. Area-level social determinants of health and individual-level social risks: Assessing predictive ability and biases in social risk screening. J Clin Transl Sci 2023;7(1):e257 doi: 10.1017/cts.2023.680 [published Online First: 20231110].</w:t>
       </w:r>
       <w:r>
         <w:rPr>
@@ -17394,19 +17466,18 @@
           <w:b/>
           <w:noProof/>
         </w:rPr>
-        <w:t>7</w:t>
-      </w:r>
-      <w:r>
-        <w:rPr>
-          <w:rFonts w:ascii="Times New Roman" w:hAnsi="Times New Roman" w:cs="Times New Roman"/>
-          <w:noProof/>
-        </w:rPr>
-        <w:t>(1):e257 doi: 10.1017/cts.2023.680 [published Online First: 20231110].</w:t>
+      </w:r>
+      <w:r>
+        <w:rPr>
+          <w:rFonts w:ascii="Times New Roman" w:hAnsi="Times New Roman" w:cs="Times New Roman"/>
+          <w:noProof/>
+        </w:rPr>
       </w:r>
     </w:p>
     <w:p>
       <w:pPr>
         <w:pStyle w:val="EndNoteBibliography"/>
+        <w:spacing w:line="480" w:lineRule="auto"/>
         <w:ind w:left="720" w:hanging="720"/>
         <w:rPr>
           <w:rFonts w:ascii="Times New Roman" w:hAnsi="Times New Roman" w:cs="Times New Roman"/>
@@ -17418,7 +17489,7 @@
           <w:rFonts w:ascii="Times New Roman" w:hAnsi="Times New Roman" w:cs="Times New Roman"/>
           <w:noProof/>
         </w:rPr>
-        <w:t>11. Choi A, Craver A, Luo J, Yang Y, Aschebrook-Kilfoy B. Socioeconomic status and risk of COVID-19 hospitalization in the All of Us Research Program. Front Public Health 2025;</w:t>
+        <w:t>11. Choi A, Craver A, Luo J, et al. Socioeconomic status and risk of COVID-19 hospitalization in the All of Us Research Program. Front Public Health 2025;13:1690430 doi: 10.3389/fpubh.2025.1690430 [published Online First: 20251210].</w:t>
       </w:r>
       <w:r>
         <w:rPr>
@@ -17426,19 +17497,18 @@
           <w:b/>
           <w:noProof/>
         </w:rPr>
-        <w:t>13</w:t>
-      </w:r>
-      <w:r>
-        <w:rPr>
-          <w:rFonts w:ascii="Times New Roman" w:hAnsi="Times New Roman" w:cs="Times New Roman"/>
-          <w:noProof/>
-        </w:rPr>
-        <w:t>:1690430 doi: 10.3389/fpubh.2025.1690430 [published Online First: 20251210].</w:t>
+      </w:r>
+      <w:r>
+        <w:rPr>
+          <w:rFonts w:ascii="Times New Roman" w:hAnsi="Times New Roman" w:cs="Times New Roman"/>
+          <w:noProof/>
+        </w:rPr>
       </w:r>
     </w:p>
     <w:p>
       <w:pPr>
         <w:pStyle w:val="EndNoteBibliography"/>
+        <w:spacing w:line="480" w:lineRule="auto"/>
         <w:ind w:left="720" w:hanging="720"/>
         <w:rPr>
           <w:rFonts w:ascii="Times New Roman" w:hAnsi="Times New Roman" w:cs="Times New Roman"/>
@@ -17471,6 +17541,7 @@
     <w:p>
       <w:pPr>
         <w:pStyle w:val="EndNoteBibliography"/>
+        <w:spacing w:line="480" w:lineRule="auto"/>
         <w:ind w:left="720" w:hanging="720"/>
         <w:rPr>
           <w:rFonts w:ascii="Times New Roman" w:hAnsi="Times New Roman" w:cs="Times New Roman"/>
@@ -17511,6 +17582,7 @@
     <w:p>
       <w:pPr>
         <w:pStyle w:val="EndNoteBibliography"/>
+        <w:spacing w:line="480" w:lineRule="auto"/>
         <w:ind w:left="720" w:hanging="720"/>
         <w:rPr>
           <w:rFonts w:ascii="Times New Roman" w:hAnsi="Times New Roman" w:cs="Times New Roman"/>
@@ -17543,6 +17615,7 @@
     <w:p>
       <w:pPr>
         <w:pStyle w:val="EndNoteBibliography"/>
+        <w:spacing w:line="480" w:lineRule="auto"/>
         <w:ind w:left="720" w:hanging="720"/>
         <w:rPr>
           <w:rFonts w:ascii="Times New Roman" w:hAnsi="Times New Roman" w:cs="Times New Roman"/>
@@ -17554,7 +17627,7 @@
           <w:rFonts w:ascii="Times New Roman" w:hAnsi="Times New Roman" w:cs="Times New Roman"/>
           <w:noProof/>
         </w:rPr>
-        <w:t>15. Iott BE, Rivas S, Gottlieb LM, Adler-Milstein J, Pantell MS. Structured and unstructured social risk factor documentation in the electronic health record underestimates patients' self-reported risks. J Am Med Inform Assoc 2024;</w:t>
+        <w:t>15. Iott BE, Rivas S, Gottlieb LM, et al. Structured and unstructured social risk factor documentation in the electronic health record underestimates patients' self-reported risks. J Am Med Inform Assoc 2024;31(3):714–19 doi: 10.1093/jamia/ocad261.</w:t>
       </w:r>
       <w:r>
         <w:rPr>
@@ -17562,19 +17635,18 @@
           <w:b/>
           <w:noProof/>
         </w:rPr>
-        <w:t>31</w:t>
-      </w:r>
-      <w:r>
-        <w:rPr>
-          <w:rFonts w:ascii="Times New Roman" w:hAnsi="Times New Roman" w:cs="Times New Roman"/>
-          <w:noProof/>
-        </w:rPr>
-        <w:t>(3):714–19 doi: 10.1093/jamia/ocad261.</w:t>
+      </w:r>
+      <w:r>
+        <w:rPr>
+          <w:rFonts w:ascii="Times New Roman" w:hAnsi="Times New Roman" w:cs="Times New Roman"/>
+          <w:noProof/>
+        </w:rPr>
       </w:r>
     </w:p>
     <w:p>
       <w:pPr>
         <w:pStyle w:val="EndNoteBibliography"/>
+        <w:spacing w:line="480" w:lineRule="auto"/>
         <w:ind w:left="720" w:hanging="720"/>
         <w:rPr>
           <w:rFonts w:ascii="Times New Roman" w:hAnsi="Times New Roman" w:cs="Times New Roman"/>
@@ -17607,6 +17679,7 @@
     <w:p>
       <w:pPr>
         <w:pStyle w:val="EndNoteBibliography"/>
+        <w:spacing w:line="480" w:lineRule="auto"/>
         <w:ind w:left="720" w:hanging="720"/>
         <w:rPr>
           <w:rFonts w:ascii="Times New Roman" w:hAnsi="Times New Roman" w:cs="Times New Roman"/>
@@ -17618,7 +17691,7 @@
           <w:rFonts w:ascii="Times New Roman" w:hAnsi="Times New Roman" w:cs="Times New Roman"/>
           <w:noProof/>
         </w:rPr>
-        <w:t>17. McGee G, Haneuse S, Coull BA, Weisskopf MG, Rotem RS. On the Nature of Informative Presence Bias in Analyses of Electronic Health Records. Epidemiology 2022;</w:t>
+        <w:t>17. McGee G, Haneuse S, Coull BA, et al. On the Nature of Informative Presence Bias in Analyses of Electronic Health Records. Epidemiology 2022;33(1):105–13 doi: 10.1097/ede.0000000000001432.</w:t>
       </w:r>
       <w:r>
         <w:rPr>
@@ -17626,19 +17699,18 @@
           <w:b/>
           <w:noProof/>
         </w:rPr>
-        <w:t>33</w:t>
-      </w:r>
-      <w:r>
-        <w:rPr>
-          <w:rFonts w:ascii="Times New Roman" w:hAnsi="Times New Roman" w:cs="Times New Roman"/>
-          <w:noProof/>
-        </w:rPr>
-        <w:t>(1):105–13 doi: 10.1097/ede.0000000000001432.</w:t>
+      </w:r>
+      <w:r>
+        <w:rPr>
+          <w:rFonts w:ascii="Times New Roman" w:hAnsi="Times New Roman" w:cs="Times New Roman"/>
+          <w:noProof/>
+        </w:rPr>
       </w:r>
     </w:p>
     <w:p>
       <w:pPr>
         <w:pStyle w:val="EndNoteBibliography"/>
+        <w:spacing w:line="480" w:lineRule="auto"/>
         <w:ind w:left="720" w:hanging="720"/>
         <w:rPr>
           <w:rFonts w:ascii="Times New Roman" w:hAnsi="Times New Roman" w:cs="Times New Roman"/>
@@ -17671,6 +17743,7 @@
     <w:p>
       <w:pPr>
         <w:pStyle w:val="EndNoteBibliography"/>
+        <w:spacing w:line="480" w:lineRule="auto"/>
         <w:ind w:left="720" w:hanging="720"/>
         <w:rPr>
           <w:rFonts w:ascii="Times New Roman" w:hAnsi="Times New Roman" w:cs="Times New Roman"/>
@@ -17703,6 +17776,7 @@
     <w:p>
       <w:pPr>
         <w:pStyle w:val="EndNoteBibliography"/>
+        <w:spacing w:line="480" w:lineRule="auto"/>
         <w:ind w:left="720" w:hanging="720"/>
         <w:rPr>
           <w:rFonts w:ascii="Times New Roman" w:hAnsi="Times New Roman" w:cs="Times New Roman"/>
@@ -17735,6 +17809,7 @@
     <w:p>
       <w:pPr>
         <w:pStyle w:val="EndNoteBibliography"/>
+        <w:spacing w:line="480" w:lineRule="auto"/>
         <w:ind w:left="720" w:hanging="720"/>
         <w:rPr>
           <w:rFonts w:ascii="Times New Roman" w:hAnsi="Times New Roman" w:cs="Times New Roman"/>
@@ -17767,6 +17842,7 @@
     <w:p>
       <w:pPr>
         <w:pStyle w:val="EndNoteBibliography"/>
+        <w:spacing w:line="480" w:lineRule="auto"/>
         <w:ind w:left="720" w:hanging="720"/>
         <w:rPr>
           <w:rFonts w:ascii="Times New Roman" w:hAnsi="Times New Roman" w:cs="Times New Roman"/>
@@ -17778,7 +17854,7 @@
           <w:rFonts w:ascii="Times New Roman" w:hAnsi="Times New Roman" w:cs="Times New Roman"/>
           <w:noProof/>
         </w:rPr>
-        <w:t>22. Ho D, Imai K, King G, Stuart EA. MatchIt: Nonparametric Preprocessing for Parametric Causal Inference. Journal of Statistical Software 2011;</w:t>
+        <w:t>22. Ho D, Imai K, King G, et al. MatchIt: Nonparametric Preprocessing for Parametric Causal Inference. Journal of Statistical Software 2011;42(8):1 – 28 doi: 10.18637/jss.v042.i08.</w:t>
       </w:r>
       <w:r>
         <w:rPr>
@@ -17786,19 +17862,18 @@
           <w:b/>
           <w:noProof/>
         </w:rPr>
-        <w:t>42</w:t>
-      </w:r>
-      <w:r>
-        <w:rPr>
-          <w:rFonts w:ascii="Times New Roman" w:hAnsi="Times New Roman" w:cs="Times New Roman"/>
-          <w:noProof/>
-        </w:rPr>
-        <w:t>(8):1 – 28 doi: 10.18637/jss.v042.i08.</w:t>
+      </w:r>
+      <w:r>
+        <w:rPr>
+          <w:rFonts w:ascii="Times New Roman" w:hAnsi="Times New Roman" w:cs="Times New Roman"/>
+          <w:noProof/>
+        </w:rPr>
       </w:r>
     </w:p>
     <w:p>
       <w:pPr>
         <w:pStyle w:val="EndNoteBibliography"/>
+        <w:spacing w:line="480" w:lineRule="auto"/>
         <w:ind w:left="720" w:hanging="720"/>
         <w:rPr>
           <w:rFonts w:ascii="Times New Roman" w:hAnsi="Times New Roman" w:cs="Times New Roman"/>
@@ -17829,6 +17904,7 @@
     <w:p>
       <w:pPr>
         <w:pStyle w:val="EndNoteBibliography"/>
+        <w:spacing w:line="480" w:lineRule="auto"/>
         <w:ind w:left="720" w:hanging="720"/>
         <w:rPr>
           <w:rFonts w:ascii="Times New Roman" w:hAnsi="Times New Roman" w:cs="Times New Roman"/>
@@ -17840,7 +17916,7 @@
           <w:rFonts w:ascii="Times New Roman" w:hAnsi="Times New Roman" w:cs="Times New Roman"/>
           <w:noProof/>
         </w:rPr>
-        <w:t>24. Goldstein BA, Bhavsar NA, Phelan M, Pencina MJ. Controlling for Informed Presence Bias Due to the Number of Health Encounters in an Electronic Health Record. Am J Epidemiol 2016;</w:t>
+        <w:t>24. Goldstein BA, Bhavsar NA, Phelan M, et al. Controlling for Informed Presence Bias Due to the Number of Health Encounters in an Electronic Health Record. Am J Epidemiol 2016;184(11):847–55 doi: 10.1093/aje/kww112 [published Online First: 20161116].</w:t>
       </w:r>
       <w:r>
         <w:rPr>
@@ -17848,19 +17924,18 @@
           <w:b/>
           <w:noProof/>
         </w:rPr>
-        <w:t>184</w:t>
-      </w:r>
-      <w:r>
-        <w:rPr>
-          <w:rFonts w:ascii="Times New Roman" w:hAnsi="Times New Roman" w:cs="Times New Roman"/>
-          <w:noProof/>
-        </w:rPr>
-        <w:t>(11):847–55 doi: 10.1093/aje/kww112 [published Online First: 20161116].</w:t>
+      </w:r>
+      <w:r>
+        <w:rPr>
+          <w:rFonts w:ascii="Times New Roman" w:hAnsi="Times New Roman" w:cs="Times New Roman"/>
+          <w:noProof/>
+        </w:rPr>
       </w:r>
     </w:p>
     <w:p>
       <w:pPr>
         <w:pStyle w:val="EndNoteBibliography"/>
+        <w:spacing w:line="480" w:lineRule="auto"/>
         <w:ind w:left="720" w:hanging="720"/>
         <w:rPr>
           <w:rFonts w:ascii="Times New Roman" w:hAnsi="Times New Roman" w:cs="Times New Roman"/>
@@ -17893,6 +17968,7 @@
     <w:p>
       <w:pPr>
         <w:pStyle w:val="EndNoteBibliography"/>
+        <w:spacing w:line="480" w:lineRule="auto"/>
         <w:ind w:left="720" w:hanging="720"/>
         <w:rPr>
           <w:rFonts w:ascii="Times New Roman" w:hAnsi="Times New Roman" w:cs="Times New Roman"/>
@@ -17910,6 +17986,7 @@
     <w:p>
       <w:pPr>
         <w:pStyle w:val="EndNoteBibliography"/>
+        <w:spacing w:line="480" w:lineRule="auto"/>
         <w:ind w:left="720" w:hanging="720"/>
         <w:rPr>
           <w:rFonts w:ascii="Times New Roman" w:hAnsi="Times New Roman" w:cs="Times New Roman"/>
@@ -17921,7 +17998,7 @@
           <w:rFonts w:ascii="Times New Roman" w:hAnsi="Times New Roman" w:cs="Times New Roman"/>
           <w:noProof/>
         </w:rPr>
-        <w:t>27. Glasheen WP, Cordier T, Gumpina R, Haugh G, Davis J, Renda A. Charlson Comorbidity Index: ICD-9 Update and ICD-10 Translation. Am Health Drug Benefits 2019;</w:t>
+        <w:t>27. Glasheen WP, Cordier T, Gumpina R, et al. Charlson Comorbidity Index: ICD-9 Update and ICD-10 Translation. Am Health Drug Benefits 2019;12(4):188–97.</w:t>
       </w:r>
       <w:r>
         <w:rPr>
@@ -17929,19 +18006,18 @@
           <w:b/>
           <w:noProof/>
         </w:rPr>
-        <w:t>12</w:t>
-      </w:r>
-      <w:r>
-        <w:rPr>
-          <w:rFonts w:ascii="Times New Roman" w:hAnsi="Times New Roman" w:cs="Times New Roman"/>
-          <w:noProof/>
-        </w:rPr>
-        <w:t>(4):188–97.</w:t>
+      </w:r>
+      <w:r>
+        <w:rPr>
+          <w:rFonts w:ascii="Times New Roman" w:hAnsi="Times New Roman" w:cs="Times New Roman"/>
+          <w:noProof/>
+        </w:rPr>
       </w:r>
     </w:p>
     <w:p>
       <w:pPr>
         <w:pStyle w:val="EndNoteBibliography"/>
+        <w:spacing w:line="480" w:lineRule="auto"/>
         <w:ind w:left="720" w:hanging="720"/>
         <w:rPr>
           <w:rFonts w:ascii="Times New Roman" w:hAnsi="Times New Roman" w:cs="Times New Roman"/>
@@ -17974,6 +18050,7 @@
     <w:p>
       <w:pPr>
         <w:pStyle w:val="EndNoteBibliography"/>
+        <w:spacing w:line="480" w:lineRule="auto"/>
         <w:ind w:left="720" w:hanging="720"/>
         <w:rPr>
           <w:rFonts w:ascii="Times New Roman" w:hAnsi="Times New Roman" w:cs="Times New Roman"/>
@@ -18006,6 +18083,7 @@
     <w:p>
       <w:pPr>
         <w:pStyle w:val="EndNoteBibliography"/>
+        <w:spacing w:line="480" w:lineRule="auto"/>
         <w:ind w:left="720" w:hanging="720"/>
         <w:rPr>
           <w:rFonts w:ascii="Times New Roman" w:hAnsi="Times New Roman" w:cs="Times New Roman"/>
@@ -18038,6 +18116,7 @@
     <w:p>
       <w:pPr>
         <w:pStyle w:val="EndNoteBibliography"/>
+        <w:spacing w:line="480" w:lineRule="auto"/>
         <w:ind w:left="720" w:hanging="720"/>
         <w:rPr>
           <w:rFonts w:ascii="Times New Roman" w:hAnsi="Times New Roman" w:cs="Times New Roman"/>
@@ -18070,6 +18149,7 @@
     <w:p>
       <w:pPr>
         <w:pStyle w:val="EndNoteBibliography"/>
+        <w:spacing w:line="480" w:lineRule="auto"/>
         <w:ind w:left="720" w:hanging="720"/>
         <w:rPr>
           <w:rFonts w:ascii="Times New Roman" w:hAnsi="Times New Roman" w:cs="Times New Roman"/>
@@ -18102,6 +18182,7 @@
     <w:p>
       <w:pPr>
         <w:pStyle w:val="EndNoteBibliography"/>
+        <w:spacing w:line="480" w:lineRule="auto"/>
         <w:ind w:left="720" w:hanging="720"/>
         <w:rPr>
           <w:rFonts w:ascii="Times New Roman" w:hAnsi="Times New Roman" w:cs="Times New Roman"/>
@@ -18113,7 +18194,7 @@
           <w:rFonts w:ascii="Times New Roman" w:hAnsi="Times New Roman" w:cs="Times New Roman"/>
           <w:noProof/>
         </w:rPr>
-        <w:t>33. Patel AP, Paranjpe MD, Kathiresan NP, Rivas MA, Khera AV. Race, socioeconomic deprivation, and hospitalization for COVID-19 in English participants of a national biobank. Int J Equity Health 2020;</w:t>
+        <w:t>33. Patel AP, Paranjpe MD, Kathiresan NP, et al. Race, socioeconomic deprivation, and hospitalization for COVID-19 in English participants of a national biobank. Int J Equity Health 2020;19(1):114 doi: 10.1186/s12939-020-01227-y [published Online First: 20200706].</w:t>
       </w:r>
       <w:r>
         <w:rPr>
@@ -18121,19 +18202,18 @@
           <w:b/>
           <w:noProof/>
         </w:rPr>
-        <w:t>19</w:t>
-      </w:r>
-      <w:r>
-        <w:rPr>
-          <w:rFonts w:ascii="Times New Roman" w:hAnsi="Times New Roman" w:cs="Times New Roman"/>
-          <w:noProof/>
-        </w:rPr>
-        <w:t>(1):114 doi: 10.1186/s12939-020-01227-y [published Online First: 20200706].</w:t>
+      </w:r>
+      <w:r>
+        <w:rPr>
+          <w:rFonts w:ascii="Times New Roman" w:hAnsi="Times New Roman" w:cs="Times New Roman"/>
+          <w:noProof/>
+        </w:rPr>
       </w:r>
     </w:p>
     <w:p>
       <w:pPr>
         <w:pStyle w:val="EndNoteBibliography"/>
+        <w:spacing w:line="480" w:lineRule="auto"/>
         <w:ind w:left="720" w:hanging="720"/>
         <w:rPr>
           <w:rFonts w:ascii="Times New Roman" w:hAnsi="Times New Roman" w:cs="Times New Roman"/>
@@ -18166,6 +18246,7 @@
     <w:p>
       <w:pPr>
         <w:pStyle w:val="EndNoteBibliography"/>
+        <w:spacing w:line="480" w:lineRule="auto"/>
         <w:ind w:left="720" w:hanging="720"/>
         <w:rPr>
           <w:rFonts w:ascii="Times New Roman" w:hAnsi="Times New Roman" w:cs="Times New Roman"/>
@@ -18198,6 +18279,7 @@
     <w:p>
       <w:pPr>
         <w:pStyle w:val="EndNoteBibliography"/>
+        <w:spacing w:line="480" w:lineRule="auto"/>
         <w:ind w:left="720" w:hanging="720"/>
         <w:rPr>
           <w:rFonts w:ascii="Times New Roman" w:hAnsi="Times New Roman" w:cs="Times New Roman"/>
@@ -18209,12 +18291,13 @@
           <w:rFonts w:ascii="Times New Roman" w:hAnsi="Times New Roman" w:cs="Times New Roman"/>
           <w:noProof/>
         </w:rPr>
-        <w:t>36. Gupta S, Lam V, Jordan IK, Mariño-Ramírez L. A composite socioeconomic deprivation index from All of Us survey data: associations with health outcomes and disparities. medRxiv 2024 doi: 10.1101/2024.10.04.24314904.</w:t>
+        <w:t>36. Gupta S, Lam V, Jordan IK, et al. A composite socioeconomic deprivation index from All of Us survey data: associations with health outcomes and disparities. Preprint. medRxiv 2024 doi: 10.1101/2024.10.04.24314904.</w:t>
       </w:r>
     </w:p>
     <w:p>
       <w:pPr>
         <w:pStyle w:val="EndNoteBibliography"/>
+        <w:spacing w:line="480" w:lineRule="auto"/>
         <w:ind w:left="720" w:hanging="720"/>
         <w:rPr>
           <w:rFonts w:ascii="Times New Roman" w:hAnsi="Times New Roman" w:cs="Times New Roman"/>
@@ -18226,7 +18309,7 @@
           <w:rFonts w:ascii="Times New Roman" w:hAnsi="Times New Roman" w:cs="Times New Roman"/>
           <w:noProof/>
         </w:rPr>
-        <w:t>37. Ardekani A, Fereidooni R, Heydari ST, Ghahramani S, Shahabi S, Bagheri Lankarani K. The association of patient-reported social determinants of health and hospitalization rate: A scoping review. Health Sci Rep 2023;</w:t>
+        <w:t>37. Ardekani A, Fereidooni R, Heydari ST, et al. The association of patient-reported social determinants of health and hospitalization rate: A scoping review. Health Sci Rep 2023;6(2):e1124 doi: 10.1002/hsr2.1124 [published Online First: 20230222].</w:t>
       </w:r>
       <w:r>
         <w:rPr>
@@ -18234,19 +18317,18 @@
           <w:b/>
           <w:noProof/>
         </w:rPr>
-        <w:t>6</w:t>
-      </w:r>
-      <w:r>
-        <w:rPr>
-          <w:rFonts w:ascii="Times New Roman" w:hAnsi="Times New Roman" w:cs="Times New Roman"/>
-          <w:noProof/>
-        </w:rPr>
-        <w:t>(2):e1124 doi: 10.1002/hsr2.1124 [published Online First: 20230222].</w:t>
+      </w:r>
+      <w:r>
+        <w:rPr>
+          <w:rFonts w:ascii="Times New Roman" w:hAnsi="Times New Roman" w:cs="Times New Roman"/>
+          <w:noProof/>
+        </w:rPr>
       </w:r>
     </w:p>
     <w:p>
       <w:pPr>
         <w:pStyle w:val="EndNoteBibliography"/>
+        <w:spacing w:line="480" w:lineRule="auto"/>
         <w:ind w:left="720" w:hanging="720"/>
         <w:rPr>
           <w:rFonts w:ascii="Times New Roman" w:hAnsi="Times New Roman" w:cs="Times New Roman"/>
@@ -18258,7 +18340,7 @@
           <w:rFonts w:ascii="Times New Roman" w:hAnsi="Times New Roman" w:cs="Times New Roman"/>
           <w:noProof/>
         </w:rPr>
-        <w:t>38. McConnell KH, Hajat A, Sack C, Mooney SJ, Khosropour CM. Associations Between Insurance, Race and Ethnicity, and COVID-19 Hospitalization, Beyond Underlying Health Conditions: A Retrospective Cohort Study. AJPM Focus 2023;</w:t>
+        <w:t>38. McConnell KH, Hajat A, Sack C, et al. Associations Between Insurance, Race and Ethnicity, and COVID-19 Hospitalization, Beyond Underlying Health Conditions: A Retrospective Cohort Study. AJPM Focus 2023;2(3):100120 doi: 10.1016/j.focus.2023.100120 [published Online First: 20230612].</w:t>
       </w:r>
       <w:r>
         <w:rPr>
@@ -18266,19 +18348,18 @@
           <w:b/>
           <w:noProof/>
         </w:rPr>
-        <w:t>2</w:t>
-      </w:r>
-      <w:r>
-        <w:rPr>
-          <w:rFonts w:ascii="Times New Roman" w:hAnsi="Times New Roman" w:cs="Times New Roman"/>
-          <w:noProof/>
-        </w:rPr>
-        <w:t>(3):100120 doi: 10.1016/j.focus.2023.100120 [published Online First: 20230612].</w:t>
+      </w:r>
+      <w:r>
+        <w:rPr>
+          <w:rFonts w:ascii="Times New Roman" w:hAnsi="Times New Roman" w:cs="Times New Roman"/>
+          <w:noProof/>
+        </w:rPr>
       </w:r>
     </w:p>
     <w:p>
       <w:pPr>
         <w:pStyle w:val="EndNoteBibliography"/>
+        <w:spacing w:line="480" w:lineRule="auto"/>
         <w:ind w:left="720" w:hanging="720"/>
         <w:rPr>
           <w:rFonts w:ascii="Times New Roman" w:hAnsi="Times New Roman" w:cs="Times New Roman"/>
@@ -18290,7 +18371,7 @@
           <w:rFonts w:ascii="Times New Roman" w:hAnsi="Times New Roman" w:cs="Times New Roman"/>
           <w:noProof/>
         </w:rPr>
-        <w:t>39. Figueroa JF, Khorrami P, Bhanja A, Orav EJ, Epstein AM, Sommers BD. COVID-19-Related Insurance Coverage Changes and Disparities in Access to Care Among Low-Income US Adults in 4 Southern States. JAMA Health Forum 2021;</w:t>
+        <w:t>39. Figueroa JF, Khorrami P, Bhanja A, et al. COVID-19-Related Insurance Coverage Changes and Disparities in Access to Care Among Low-Income US Adults in 4 Southern States. JAMA Health Forum 2021;2(8):e212007 doi: 10.1001/jamahealthforum.2021.2007 [published Online First: 20210813].</w:t>
       </w:r>
       <w:r>
         <w:rPr>
@@ -18298,19 +18379,18 @@
           <w:b/>
           <w:noProof/>
         </w:rPr>
-        <w:t>2</w:t>
-      </w:r>
-      <w:r>
-        <w:rPr>
-          <w:rFonts w:ascii="Times New Roman" w:hAnsi="Times New Roman" w:cs="Times New Roman"/>
-          <w:noProof/>
-        </w:rPr>
-        <w:t>(8):e212007 doi: 10.1001/jamahealthforum.2021.2007 [published Online First: 20210813].</w:t>
+      </w:r>
+      <w:r>
+        <w:rPr>
+          <w:rFonts w:ascii="Times New Roman" w:hAnsi="Times New Roman" w:cs="Times New Roman"/>
+          <w:noProof/>
+        </w:rPr>
       </w:r>
     </w:p>
     <w:p>
       <w:pPr>
         <w:pStyle w:val="EndNoteBibliography"/>
+        <w:spacing w:line="480" w:lineRule="auto"/>
         <w:ind w:left="720" w:hanging="720"/>
         <w:rPr>
           <w:rFonts w:ascii="Times New Roman" w:hAnsi="Times New Roman" w:cs="Times New Roman"/>
@@ -18343,6 +18423,7 @@
     <w:p>
       <w:pPr>
         <w:pStyle w:val="EndNoteBibliography"/>
+        <w:spacing w:line="480" w:lineRule="auto"/>
         <w:ind w:left="720" w:hanging="720"/>
         <w:rPr>
           <w:rFonts w:ascii="Times New Roman" w:hAnsi="Times New Roman" w:cs="Times New Roman"/>
@@ -18375,6 +18456,7 @@
     <w:p>
       <w:pPr>
         <w:pStyle w:val="EndNoteBibliography"/>
+        <w:spacing w:line="480" w:lineRule="auto"/>
         <w:ind w:left="720" w:hanging="720"/>
         <w:rPr>
           <w:rFonts w:ascii="Times New Roman" w:hAnsi="Times New Roman" w:cs="Times New Roman"/>
@@ -18407,6 +18489,7 @@
     <w:p>
       <w:pPr>
         <w:pStyle w:val="EndNoteBibliography"/>
+        <w:spacing w:line="480" w:lineRule="auto"/>
         <w:ind w:left="720" w:hanging="720"/>
         <w:rPr>
           <w:rFonts w:ascii="Times New Roman" w:hAnsi="Times New Roman" w:cs="Times New Roman"/>
@@ -18437,6 +18520,7 @@
     <w:p>
       <w:pPr>
         <w:pStyle w:val="EndNoteBibliography"/>
+        <w:spacing w:line="480" w:lineRule="auto"/>
         <w:ind w:left="720" w:hanging="720"/>
         <w:rPr>
           <w:rFonts w:ascii="Times New Roman" w:hAnsi="Times New Roman" w:cs="Times New Roman"/>
@@ -18469,6 +18553,7 @@
     <w:p>
       <w:pPr>
         <w:pStyle w:val="EndNoteBibliography"/>
+        <w:spacing w:line="480" w:lineRule="auto"/>
         <w:ind w:left="720" w:hanging="720"/>
         <w:rPr>
           <w:rFonts w:ascii="Times New Roman" w:hAnsi="Times New Roman" w:cs="Times New Roman"/>
@@ -18480,7 +18565,7 @@
           <w:rFonts w:ascii="Times New Roman" w:hAnsi="Times New Roman" w:cs="Times New Roman"/>
           <w:noProof/>
         </w:rPr>
-        <w:t>45. Fraze TK, Brewster AL, Lewis VA, Beidler LB, Murray GF, Colla CH. Prevalence of Screening for Food Insecurity, Housing Instability, Utility Needs, Transportation Needs, and Interpersonal Violence by US Physician Practices and Hospitals. JAMA Netw Open 2019;</w:t>
+        <w:t>45. Fraze TK, Brewster AL, Lewis VA, et al. Prevalence of Screening for Food Insecurity, Housing Instability, Utility Needs, Transportation Needs, and Interpersonal Violence by US Physician Practices and Hospitals. JAMA Netw Open 2019;2(9):e1911514 doi: 10.1001/jamanetworkopen.2019.11514 [published Online First: 20190904].</w:t>
       </w:r>
       <w:r>
         <w:rPr>
@@ -18488,19 +18573,18 @@
           <w:b/>
           <w:noProof/>
         </w:rPr>
-        <w:t>2</w:t>
-      </w:r>
-      <w:r>
-        <w:rPr>
-          <w:rFonts w:ascii="Times New Roman" w:hAnsi="Times New Roman" w:cs="Times New Roman"/>
-          <w:noProof/>
-        </w:rPr>
-        <w:t>(9):e1911514 doi: 10.1001/jamanetworkopen.2019.11514 [published Online First: 20190904].</w:t>
+      </w:r>
+      <w:r>
+        <w:rPr>
+          <w:rFonts w:ascii="Times New Roman" w:hAnsi="Times New Roman" w:cs="Times New Roman"/>
+          <w:noProof/>
+        </w:rPr>
       </w:r>
     </w:p>
     <w:p>
       <w:pPr>
         <w:pStyle w:val="EndNoteBibliography"/>
+        <w:spacing w:line="480" w:lineRule="auto"/>
         <w:ind w:left="720" w:hanging="720"/>
         <w:rPr>
           <w:rFonts w:ascii="Times New Roman" w:hAnsi="Times New Roman" w:cs="Times New Roman"/>
@@ -18512,12 +18596,12 @@
           <w:rFonts w:ascii="Times New Roman" w:hAnsi="Times New Roman" w:cs="Times New Roman"/>
           <w:noProof/>
         </w:rPr>
-        <w:t>46. Kambara MS, Sharma S, Spouge JL, Graubard BI, Jordan IK, Mariño-Ramírez L. Increasing Representativeness in the All of Us Cohort Using Inverse Probability Weighting. medRxiv 2025 doi: 10.1101/2024.10.02.24314774 [published Online First: 20250418].</w:t>
+        <w:t>46. Kambara MS, Sharma S, Spouge JL, et al. Increasing Representativeness in the All of Us Cohort Using Inverse Probability Weighting. Preprint. medRxiv 2024 doi: 10.1101/2024.10.02.24314774 [revised 18 April 2025].</w:t>
       </w:r>
     </w:p>
     <w:p>
       <w:pPr>
-        <w:spacing w:after="120" w:line="360" w:lineRule="auto"/>
+        <w:spacing w:after="120" w:line="480" w:lineRule="auto"/>
         <w:rPr>
           <w:rFonts w:ascii="Times New Roman" w:eastAsia="Arial" w:hAnsi="Times New Roman" w:cs="Times New Roman"/>
         </w:rPr>
@@ -18531,7 +18615,7 @@
     </w:p>
     <w:p>
       <w:pPr>
-        <w:spacing w:line="360" w:lineRule="auto"/>
+        <w:spacing w:line="480" w:lineRule="auto"/>
         <w:rPr>
           <w:rFonts w:ascii="Times New Roman" w:eastAsia="Arial" w:hAnsi="Times New Roman" w:cs="Times New Roman"/>
         </w:rPr>
@@ -18546,7 +18630,7 @@
     <w:p>
       <w:pPr>
         <w:pStyle w:val="Heading1"/>
-        <w:spacing w:line="360" w:lineRule="auto"/>
+        <w:spacing w:line="480" w:lineRule="auto"/>
         <w:rPr>
           <w:rFonts w:ascii="Times New Roman" w:hAnsi="Times New Roman" w:cs="Times New Roman"/>
         </w:rPr>
@@ -18560,7 +18644,7 @@
     </w:p>
     <w:p>
       <w:pPr>
-        <w:spacing w:after="120" w:line="360" w:lineRule="auto"/>
+        <w:spacing w:after="120" w:line="480" w:lineRule="auto"/>
         <w:rPr>
           <w:rFonts w:ascii="Times New Roman" w:hAnsi="Times New Roman" w:cs="Times New Roman"/>
         </w:rPr>
@@ -18577,7 +18661,7 @@
         <w:rPr>
           <w:rFonts w:ascii="Times New Roman" w:eastAsia="Arial" w:hAnsi="Times New Roman" w:cs="Times New Roman"/>
         </w:rPr>
-        <w:t xml:space="preserve"> Study participant flowchart. (a) All of Us: 413,457 participants narrowing to 25,160 COVID-positive, then to 4,064 hospitalized cases and 21,096 outpatient controls, matched up to 1:4 (19,920 observations in 4,064 strata; 15,856 control observations from 9,691 unique individuals, after 388 control observations were removed for incomplete follow-up near the data cutoff). (b) MarketScan: 4,423,200 COVID-positive narrowing to 139,472 hospitalized, matched 1:4 (693,682 observations in 139,468 strata; 554,214 control observations from 465,670 unique individuals).</w:t>
+        <w:t xml:space="preserve"> Study participant flowchart. (a) All of Us: 413,457 participants narrowing to 25,160 COVID-positive, then to 4,064 hospitalized cases and 21,096 outpatient controls, matched up to four controls per case (19,920 observations in 4,064 strata; 15,856 control observations from 9,691 unique individuals, after 388 control observations were removed for incomplete follow-up near the data cutoff). (b) MarketScan: 4,423,200 COVID-positive narrowing to 139,472 hospitalized, matched 1:4 (693,682 observations in 139,468 strata; 554,214 control observations from 465,670 unique individuals).</w:t>
       </w:r>
       <w:r>
         <w:rPr>
@@ -18588,7 +18672,7 @@
     </w:p>
     <w:p>
       <w:pPr>
-        <w:spacing w:after="120" w:line="360" w:lineRule="auto"/>
+        <w:spacing w:after="120" w:line="480" w:lineRule="auto"/>
         <w:rPr>
           <w:rFonts w:ascii="Times New Roman" w:hAnsi="Times New Roman" w:cs="Times New Roman"/>
         </w:rPr>
@@ -18599,7 +18683,7 @@
           <w:b/>
           <w:bCs/>
         </w:rPr>
-        <w:t>Alt text: Two-panel CONSORT-style flowchart. Panel (a) shows All of Us: 413,457 participants narrowing to 25,160 COVID-positive, then splitting into 4,064 hospitalized cases and 21,096 outpatient controls, converging into propensity score matching producing 19,920 matched observations in 4,064 strata with 15,856 control observations from 9,691 unique individuals. Panel (b) shows MarketScan: 4,423,200 COVID-positive narrowing to 139,472 hospitalized cases and 4,283,728 outpatient controls, matched to 693,682 observations in 139,468 strata after four strata lost all their controls to the follow-up trim.</w:t>
+        <w:t>Alt text: Two-panel CONSORT-style flowchart. Each panel reads top to bottom: the full cohort, then the COVID-positive subset, then a split into hospitalized cases and outpatient controls, then a propensity score matching box, then the matched analytic set. Panel (a) is All of Us; panel (b) is MarketScan. Every count is given in the legend above.</w:t>
       </w:r>
       <w:r>
         <w:rPr>
@@ -18609,7 +18693,7 @@
     </w:p>
     <w:p>
       <w:pPr>
-        <w:spacing w:after="120" w:line="360" w:lineRule="auto"/>
+        <w:spacing w:after="120" w:line="480" w:lineRule="auto"/>
         <w:rPr>
           <w:rFonts w:ascii="Times New Roman" w:hAnsi="Times New Roman" w:cs="Times New Roman"/>
         </w:rPr>
@@ -18651,7 +18735,7 @@
     </w:p>
     <w:p>
       <w:pPr>
-        <w:spacing w:after="120" w:line="360" w:lineRule="auto"/>
+        <w:spacing w:after="120" w:line="480" w:lineRule="auto"/>
         <w:rPr>
           <w:rFonts w:ascii="Times New Roman" w:hAnsi="Times New Roman" w:cs="Times New Roman"/>
         </w:rPr>
@@ -18662,7 +18746,7 @@
           <w:b/>
           <w:bCs/>
         </w:rPr>
-        <w:t>Alt text: Decision tree diagram for the hospitalization phenotype. Branches show visit types (inpatient, ED-to-inpatient, ED with stay duration) and classification rules for strict 14-day and broad 30-day outcomes. Same-day ED visits are excluded from the strict phenotype.</w:t>
+        <w:t>Alt text: Decision tree for the hospitalization phenotype. Branches separate inpatient visits, emergency-to-inpatient visits, and emergency visits by recorded stay duration, and each branch ends in a strict 14-day or broad 30-day classification. Same-day emergency visits are excluded from the strict phenotype.</w:t>
       </w:r>
       <w:r>
         <w:rPr>
@@ -18672,7 +18756,7 @@
     </w:p>
     <w:p>
       <w:pPr>
-        <w:spacing w:after="120" w:line="360" w:lineRule="auto"/>
+        <w:spacing w:after="120" w:line="480" w:lineRule="auto"/>
         <w:rPr>
           <w:rFonts w:ascii="Times New Roman" w:hAnsi="Times New Roman" w:cs="Times New Roman"/>
         </w:rPr>
@@ -18699,7 +18783,7 @@
     </w:p>
     <w:p>
       <w:pPr>
-        <w:spacing w:after="120" w:line="360" w:lineRule="auto"/>
+        <w:spacing w:after="120" w:line="480" w:lineRule="auto"/>
         <w:rPr>
           <w:rFonts w:ascii="Times New Roman" w:hAnsi="Times New Roman" w:cs="Times New Roman"/>
         </w:rPr>
@@ -18710,7 +18794,7 @@
           <w:b/>
           <w:bCs/>
         </w:rPr>
-        <w:t>Alt text: Horizontal forest plot comparing base-model adjusted odds ratios between two cohorts, on a log scale with a reference line at AOR equals 1.0. Each row shows a navy circle for All of Us and a teal square for MarketScan; filled markers are statistically significant, open markers are not. Rows cover demographics, vaccination, pandemic wave, and 17 of the 19 Charlson comorbidities. In All of Us, Black race is highest (2.30), followed by age 65 plus (1.61), moderate/severe liver disease (1.37), severe renal disease (1.29), metastatic tumor (1.22), cerebrovascular disease (1.20), and congestive heart failure (1.19); female sex (0.74), recorded vaccination (0.45), chronic pulmonary disease (0.85), and mild liver disease (0.76) are below 1.0. MarketScan values track All of Us in direction for most rows but diverge for the Omicron wave (0.47 against 1.04), cerebrovascular disease, diabetes with complications, malignancy, and AIDS. Black race is marked not available in claims.</w:t>
+        <w:t>Alt text: Horizontal forest plot on a log scale with a reference line at an odds ratio of 1.0. Rows run down the left margin: demographics, vaccination, pandemic wave, and 17 Charlson comorbidities. Each row carries a navy circle for All of Us and a teal square for MarketScan, with horizontal error bars for the 95% confidence interval. Filled markers are statistically significant; open markers are not. The Black race row is marked not available for MarketScan.</w:t>
       </w:r>
       <w:r>
         <w:rPr>
@@ -18732,7 +18816,7 @@
     </w:p>
     <w:p>
       <w:pPr>
-        <w:spacing w:after="120" w:line="360" w:lineRule="auto"/>
+        <w:spacing w:after="120" w:line="480" w:lineRule="auto"/>
         <w:rPr>
           <w:rFonts w:ascii="Times New Roman" w:eastAsia="Arial" w:hAnsi="Times New Roman" w:cs="Times New Roman"/>
         </w:rPr>
@@ -18782,7 +18866,7 @@
         <w:rPr>
           <w:rFonts w:ascii="Times New Roman" w:eastAsia="Arial" w:hAnsi="Times New Roman" w:cs="Times New Roman"/>
         </w:rPr>
-        <w:t xml:space="preserve">. Filled markers are statistically significant (P &lt; 0.05); open markers are not. All models adjust for demographics, vaccination, pandemic wave, and 19 Charlson comorbidities. Domain-specific and joint models are complementary rather than ranked: the domain-specific estimate reflects the total association each domain carries and is the quantity relevant to single-item screening, whereas the joint estimate reflects the association that remains independent after overlapping domains are removed. Estimates and 95% CIs are listed at right and in Table 3; missing-indicator categories are modeled but omitted for clarity, and the “never attended school” education stratum (fewer than 20 participants; domain-specific 3.35, joint 2.85) falls outside the plotted range. Abbreviations: AOR, adjusted odds ratio; CI, confidence interval; </w:t>
+        <w:t xml:space="preserve">. Filled markers are statistically significant (P &lt; 0.05); open markers are not. All models adjust for demographics, vaccination, pandemic wave, and 19 Charlson comorbidities. Domain-specific and joint models are complementary rather than ranked: the one-domain estimate is the association a domain carries when modelled alone, whereas the mutually adjusted estimate is what remains once the other measured social domains are included. Estimates and 95% CIs are listed at right and in Table 3; missing-indicator categories are modeled but omitted for clarity, and the “never attended school” education stratum (fewer than 20 participants; domain-specific 3.35, joint 2.85) falls outside the plotted range. Abbreviations: AOR, adjusted odds ratio; CI, confidence interval; </w:t>
       </w:r>
       <w:proofErr w:type="spellStart"/>
       <w:r>
@@ -18801,7 +18885,7 @@
     </w:p>
     <w:p>
       <w:pPr>
-        <w:spacing w:after="120" w:line="360" w:lineRule="auto"/>
+        <w:spacing w:after="120" w:line="480" w:lineRule="auto"/>
         <w:rPr>
           <w:rFonts w:ascii="Times New Roman" w:hAnsi="Times New Roman" w:cs="Times New Roman"/>
         </w:rPr>
@@ -18812,7 +18896,7 @@
           <w:b/>
           <w:bCs/>
         </w:rPr>
-        <w:t>Alt text: Paired dumbbell forest plot comparing domain-specific and joint adjusted odds ratios for six survey-derived SDoH domains, grouped by domain on a log scale with a reference line at AOR equals 1.0. Each level shows two markers connected by a grey bar: a coral circle for the domain-specific model (base plus one domain) and a navy square for the joint model (base plus all six domains). Filled markers are statistically significant, open markers are not. Medicaid, income below $25,000, unemployment, student status, retired status, and renting remain elevated and significant in both models. Below-GED education, Other/None insurance, and income $25,000 to $34,999 are significant in the domain-specific model but lose significance in the joint model, indicating signal shared with other domains. The $100,000 to $149,999 and $150,000 to $199,999 brackets shift higher under joint adjustment and become statistically significant, so the income pattern is not monotonic. The "never attended school" education stratum (fewer than 20 participants) is off the plotted scale; its values appear at right and in Table 3.</w:t>
+        <w:t>Alt text: Paired dumbbell forest plot on a log scale with a reference line at an odds ratio of 1.0, grouped into six social domains. Each level carries two markers joined by a grey bar: a coral circle for the domain-specific model and a navy square for the joint model. The length of the bar shows how far the estimate moves under mutual adjustment. Filled markers are statistically significant; open markers are not. Values are printed at the right of each row and in Table 3.</w:t>
       </w:r>
       <w:r>
         <w:rPr>
@@ -18851,7 +18935,7 @@
     </w:p>
     <w:p>
       <w:pPr>
-        <w:spacing w:after="120" w:line="360" w:lineRule="auto"/>
+        <w:spacing w:after="120" w:line="480" w:lineRule="auto"/>
         <w:rPr>
           <w:rFonts w:ascii="Times New Roman" w:eastAsia="Arial" w:hAnsi="Times New Roman" w:cs="Times New Roman"/>
         </w:rPr>
@@ -18938,7 +19022,7 @@
     </w:p>
     <w:p>
       <w:pPr>
-        <w:spacing w:after="120" w:line="360" w:lineRule="auto"/>
+        <w:spacing w:after="120" w:line="480" w:lineRule="auto"/>
         <w:rPr>
           <w:rFonts w:ascii="Times New Roman" w:eastAsia="Arial" w:hAnsi="Times New Roman" w:cs="Times New Roman"/>
         </w:rPr>
@@ -18949,7 +19033,7 @@
           <w:b/>
           <w:bCs/>
         </w:rPr>
-        <w:t>Alt text: Two-panel figure showing temporal shifts in social determinant contributions. Panel (a) is a grouped forest plot organized by income stratum; within each of the three strata (less than $10,000; $10,000 to $24,999; $25,000 to $34,999) the three pandemic waves are plotted in sequence. The lower-income association persists through Omicron, with less than $10,000 showing AOR 1.64 (significant). The $10,000 to $24,999 stratum is not significant during Delta. Delta estimates have wide confidence intervals due to smaller sample size. Only the three lowest strata are plotted.Panel (b) is a slope plot with three x-axis positions (Pre-Delta, Delta, Omicron). For each wave, two points connected by a grey bar show the Black-race AOR before SDoH adjustment (coral, higher) and after SDoH adjustment (navy, lower). The coral points are level from pre-Delta (3.00) to Delta (2.98) and then fall to 1.65 at Omicron. The navy points sit below them and descend less steeply. Annotations show attenuation of 11.5%, 29.1%, and 30.1%.</w:t>
+        <w:t>Alt text: Two-panel figure. Panel (a) is a grouped forest plot on a log scale: three income strata, and within each stratum the three pandemic waves in time order, coded light to dark blue, with horizontal error bars. Panel (b) is a slope plot with one x-axis position per wave; at each position a coral circle for the unadjusted Black-race estimate sits above a navy square for the SDoH-adjusted estimate, joined by a grey bar whose length is the attenuation. Filled markers are statistically significant; open markers are not.</w:t>
       </w:r>
       <w:r>
         <w:rPr>

--- a/submission/02_manuscript.docx
+++ b/submission/02_manuscript.docx
@@ -328,7 +328,7 @@
         <w:rPr>
           <w:rFonts w:ascii="Times New Roman" w:hAnsi="Times New Roman"/>
         </w:rPr>
-        <w:t>Word count: 3,590 (excluding title page, abstract, references, tables, and figure legends). Abstract: 245 words. Tables: 3. Figures: 5.</w:t>
+        <w:t>Word count: 3,590 (excluding title page, abstract, references, tables, and figure legends). Abstract: 247 words. Tables: 3. Figures: 5.</w:t>
       </w:r>
     </w:p>
     <w:p>
@@ -425,13 +425,12 @@
           <w:b/>
           <w:bCs/>
         </w:rPr>
-        <w:t>Materials and Methods:</w:t>
-      </w:r>
-      <w:r>
-        <w:rPr>
-          <w:rFonts w:ascii="Times New Roman" w:eastAsia="Arial" w:hAnsi="Times New Roman" w:cs="Times New Roman"/>
-        </w:rPr>
-        <w:t xml:space="preserve"> Propensity score-matched case-control study in NIH All of Us (n = 25,160 COVID-positive). The 4,064 cases hospitalized within 14 days of diagnosis were matched to controls on encounter-density proxies. Conditional logistic models estimated adjusted odds ratios (AORs) for 19 Charlson comorbidities and six SDoH domains, separately and jointly. Clinical and demographic associations were compared with MarketScan (n = 4.4M).</w:t>
+        <w:t>Materials and Methods: Propensity score-matched case-control study in All of Us (n = 25,160 COVID-positive). The 4,064 cases hospitalized within 14 days of diagnosis were matched to controls on encounter-density proxies. Conditional logistic models estimated adjusted odds ratios (AORs) for 19 Charlson comorbidities and six SDoH domains, separately and jointly. Clinical and demographic associations were compared with MarketScan (n = 4.4M).</w:t>
+      </w:r>
+      <w:r>
+        <w:rPr>
+          <w:rFonts w:ascii="Times New Roman" w:eastAsia="Arial" w:hAnsi="Times New Roman" w:cs="Times New Roman"/>
+        </w:rPr>
       </w:r>
       <w:r>
         <w:rPr>
@@ -479,13 +478,12 @@
           <w:b/>
           <w:bCs/>
         </w:rPr>
-        <w:t>Results:</w:t>
-      </w:r>
-      <w:r>
-        <w:rPr>
-          <w:rFonts w:ascii="Times New Roman" w:eastAsia="Arial" w:hAnsi="Times New Roman" w:cs="Times New Roman"/>
-        </w:rPr>
-        <w:t xml:space="preserve"> Medicaid (AOR 1.59; 1.33 jointly), income &lt;$10,000 (1.46; 1.18), unemployment (1.41; 1.23), and renting (1.28; 1.13) persisted in both models. Two upper-middle income strata were also elevated jointly ($100,000-149,999, 1.24; $150,000-199,999, 1.26), so the income pattern was not monotonic. Six-domain adjustment moved the Black-race AOR from 2.30 to 2.00 (1.81-2.20); across waves it was 3.00, 2.98, and 1.65, with SDoH attenuation of 11.5%, 29.1%, and 30.1%, not compared formally. The income association persisted through Omicron (1.64). Twenty of 25 comparable estimates were directionally similar in MarketScan.</w:t>
+        <w:t>Results: Medicaid (AOR 1.59; 1.33 jointly), income &lt;$10,000 (1.46; 1.18), unemployment (1.41; 1.23), and renting (1.28; 1.13) persisted in both models. Two upper-middle income strata were also elevated jointly ($100,000-149,999, 1.24; $150,000-199,999, 1.26), so the income pattern was not monotonic. Six-domain adjustment moved the Black-race AOR from 2.30 to 2.00 (1.81-2.20); across waves it was 3.00, 2.98, and 1.65, with SDoH attenuation of 11.5%, 29.1%, and 30.1%, not compared formally. The income association persisted through Omicron (1.64). Twenty of 25 comparable estimates agreed in direction with MarketScan, a weak criterion.</w:t>
+      </w:r>
+      <w:r>
+        <w:rPr>
+          <w:rFonts w:ascii="Times New Roman" w:eastAsia="Arial" w:hAnsi="Times New Roman" w:cs="Times New Roman"/>
+        </w:rPr>
       </w:r>
       <w:r>
         <w:rPr>
@@ -523,13 +521,12 @@
           <w:b/>
           <w:bCs/>
         </w:rPr>
-        <w:t>Discussion:</w:t>
-      </w:r>
-      <w:r>
-        <w:rPr>
-          <w:rFonts w:ascii="Times New Roman" w:eastAsia="Arial" w:hAnsi="Times New Roman" w:cs="Times New Roman"/>
-        </w:rPr>
-        <w:t xml:space="preserve"> Four social domains remained associated after demographic and clinical adjustment, identifying social risk dimensions health systems could screen for during respiratory surges. Survey linkage enabled measurement unavailable from structured EHR fields (0-2% capture) or area-level indices.</w:t>
+        <w:t>Discussion: Four social domains remained associated after demographic and clinical adjustment. The survey supplied social detail absent from structured EHR fields, which document 0-2% of encounters. Whether recording them would improve a screening decision is a question this design does not address.</w:t>
+      </w:r>
+      <w:r>
+        <w:rPr>
+          <w:rFonts w:ascii="Times New Roman" w:eastAsia="Arial" w:hAnsi="Times New Roman" w:cs="Times New Roman"/>
+        </w:rPr>
       </w:r>
     </w:p>
     <w:p>
@@ -545,13 +542,12 @@
           <w:b/>
           <w:bCs/>
         </w:rPr>
-        <w:t>Conclusion:</w:t>
-      </w:r>
-      <w:r>
-        <w:rPr>
-          <w:rFonts w:ascii="Times New Roman" w:eastAsia="Arial" w:hAnsi="Times New Roman" w:cs="Times New Roman"/>
-        </w:rPr>
-        <w:t xml:space="preserve"> Insurance, income, employment, and housing were independently associated with COVID-19 hospitalization after clinical adjustment, although the income association was not monotonic across strata. Survey-linked EHR cohorts provide the measurement needed to identify social risk factors for respiratory-surge preparedness.</w:t>
+        <w:t>Conclusion: Insurance, income, employment, and housing were independently associated with COVID-19 hospitalization after clinical adjustment, although the income association was not monotonic. Interpretation depends on survey timing and on overlap among the social domains.</w:t>
+      </w:r>
+      <w:r>
+        <w:rPr>
+          <w:rFonts w:ascii="Times New Roman" w:eastAsia="Arial" w:hAnsi="Times New Roman" w:cs="Times New Roman"/>
+        </w:rPr>
       </w:r>
     </w:p>
     <w:p>
@@ -1948,7 +1944,7 @@
         <w:rPr>
           <w:rFonts w:ascii="Times New Roman" w:eastAsia="Arial" w:hAnsi="Times New Roman" w:cs="Times New Roman"/>
         </w:rPr>
-        <w:t>Matching sought four controls per case on All of Us enrollment date, number of diagnoses, and length of medical history as encounter-density proxies, implemented in MatchIt with nearest-neighbor matching with replacement on the logit propensity score and a caliper of 0.2 standard deviations of that score.[22, 23] We matched on encounter density rather than clinical characteristics because patients with more health-system contact accumulate more recorded diagnoses, creating informative presence bias, and adjusting for visit count alone does not correct it.[17, 24, 25] SDoH were excluded from the propensity score because they are the exposures of interest; residual imbalance was addressed through conditional regression. MarketScan matching used the same procedure with first enrollment date, number of distinct diagnoses, and coverage span.</w:t>
+        <w:t>Matching sought four controls per case on first Basics Survey date, number of diagnoses, and length of medical history as encounter-density proxies, implemented in MatchIt with nearest-neighbor matching with replacement on the logit propensity score and a caliper of 0.2 standard deviations of that score.[22, 23] We matched on encounter density rather than clinical characteristics because patients with more health-system contact accumulate more recorded diagnoses, creating informative presence bias, and adjusting for visit count alone does not correct it.[17, 24, 25] SDoH were excluded from the propensity score because they are the exposures of interest; residual imbalance was addressed through conditional regression. MarketScan matching used the same procedure with first enrollment date, number of distinct diagnoses, and coverage span.</w:t>
       </w:r>
       <w:proofErr w:type="spellStart"/>
       <w:r>
